--- a/TAREA UT1 Planificación de una interfaz web.docx
+++ b/TAREA UT1 Planificación de una interfaz web.docx
@@ -306,8 +306,10 @@
       <w:r>
         <w:rPr>
           <w:rFonts w:ascii="Arial Narrow" w:hAnsi="Arial Narrow"/>
-          <w:sz w:val="24"/>
-          <w:szCs w:val="24"/>
+          <w:noProof/>
+          <w:sz w:val="24"/>
+          <w:szCs w:val="24"/>
+          <w:lang w:eastAsia="es-ES"/>
         </w:rPr>
         <w:drawing>
           <wp:inline distT="0" distB="0" distL="0" distR="0" wp14:anchorId="64CC44AC" wp14:editId="61CB87D8">
@@ -796,8 +798,10 @@
       <w:r>
         <w:rPr>
           <w:rFonts w:ascii="Arial Narrow" w:hAnsi="Arial Narrow"/>
-          <w:sz w:val="24"/>
-          <w:szCs w:val="24"/>
+          <w:noProof/>
+          <w:sz w:val="24"/>
+          <w:szCs w:val="24"/>
+          <w:lang w:eastAsia="es-ES"/>
         </w:rPr>
         <w:lastRenderedPageBreak/>
         <w:drawing>
@@ -872,8 +876,6 @@
         </w:rPr>
         <w:t>, HAZTE SOCIO</w:t>
       </w:r>
-      <w:bookmarkStart w:id="0" w:name="_GoBack"/>
-      <w:bookmarkEnd w:id="0"/>
     </w:p>
     <w:p>
       <w:pPr>
@@ -887,8 +889,10 @@
       <w:r>
         <w:rPr>
           <w:rFonts w:ascii="Arial Narrow" w:hAnsi="Arial Narrow"/>
-          <w:sz w:val="24"/>
-          <w:szCs w:val="24"/>
+          <w:noProof/>
+          <w:sz w:val="24"/>
+          <w:szCs w:val="24"/>
+          <w:lang w:eastAsia="es-ES"/>
         </w:rPr>
         <w:drawing>
           <wp:inline distT="0" distB="0" distL="0" distR="0" wp14:anchorId="51E7C4E2" wp14:editId="6AD6A513">
@@ -998,165 +1002,36 @@
           <w:szCs w:val="24"/>
         </w:rPr>
       </w:pPr>
+      <w:r>
+        <w:rPr>
+          <w:rFonts w:ascii="Arial Narrow" w:hAnsi="Arial Narrow"/>
+          <w:sz w:val="24"/>
+          <w:szCs w:val="24"/>
+        </w:rPr>
+        <w:t>INICIO</w:t>
+      </w:r>
     </w:p>
     <w:p>
       <w:pPr>
         <w:pStyle w:val="Prrafodelista"/>
-        <w:numPr>
-          <w:ilvl w:val="0"/>
-          <w:numId w:val="1"/>
-        </w:numPr>
-        <w:ind w:left="284"/>
-        <w:rPr>
-          <w:rFonts w:ascii="Arial Narrow" w:hAnsi="Arial Narrow"/>
-          <w:sz w:val="24"/>
-          <w:szCs w:val="24"/>
-        </w:rPr>
-      </w:pPr>
-      <w:r>
-        <w:rPr>
-          <w:rFonts w:ascii="Arial Narrow" w:hAnsi="Arial Narrow"/>
-          <w:sz w:val="24"/>
-          <w:szCs w:val="24"/>
-        </w:rPr>
-        <w:t>Mapa de navegación</w:t>
-      </w:r>
-      <w:r>
-        <w:rPr>
-          <w:rFonts w:ascii="Arial Narrow" w:hAnsi="Arial Narrow"/>
-          <w:sz w:val="24"/>
-          <w:szCs w:val="24"/>
-        </w:rPr>
-        <w:t>.</w:t>
-      </w:r>
-    </w:p>
-    <w:p>
-      <w:pPr>
-        <w:pStyle w:val="Prrafodelista"/>
-        <w:ind w:left="284"/>
-        <w:rPr>
-          <w:rFonts w:ascii="Arial Narrow" w:hAnsi="Arial Narrow"/>
-          <w:sz w:val="24"/>
-          <w:szCs w:val="24"/>
-        </w:rPr>
-      </w:pPr>
-    </w:p>
-    <w:p>
-      <w:pPr>
-        <w:pStyle w:val="Prrafodelista"/>
-        <w:numPr>
-          <w:ilvl w:val="0"/>
-          <w:numId w:val="1"/>
-        </w:numPr>
-        <w:ind w:left="284"/>
-        <w:rPr>
-          <w:rFonts w:ascii="Arial Narrow" w:hAnsi="Arial Narrow"/>
-          <w:sz w:val="24"/>
-          <w:szCs w:val="24"/>
-        </w:rPr>
-      </w:pPr>
-      <w:r>
-        <w:rPr>
-          <w:rFonts w:ascii="Arial Narrow" w:hAnsi="Arial Narrow"/>
-          <w:sz w:val="24"/>
-          <w:szCs w:val="24"/>
-        </w:rPr>
-        <w:t>Guía de estilo.</w:t>
-      </w:r>
-    </w:p>
-    <w:p>
-      <w:pPr>
-        <w:pStyle w:val="Prrafodelista"/>
-        <w:rPr>
-          <w:rFonts w:ascii="Arial Narrow" w:hAnsi="Arial Narrow"/>
-          <w:sz w:val="24"/>
-          <w:szCs w:val="24"/>
-        </w:rPr>
-      </w:pPr>
-    </w:p>
-    <w:p>
-      <w:pPr>
-        <w:rPr>
-          <w:rFonts w:ascii="Arial Narrow" w:hAnsi="Arial Narrow"/>
-          <w:sz w:val="24"/>
-          <w:szCs w:val="24"/>
-        </w:rPr>
-      </w:pPr>
-      <w:r>
-        <w:rPr>
-          <w:rFonts w:ascii="Arial Narrow" w:hAnsi="Arial Narrow"/>
-          <w:sz w:val="24"/>
-          <w:szCs w:val="24"/>
-        </w:rPr>
-        <w:t>Debes de entregar éste documento con los diferentes apartados desarrollados</w:t>
-      </w:r>
-      <w:r>
-        <w:rPr>
-          <w:rFonts w:ascii="Arial Narrow" w:hAnsi="Arial Narrow"/>
-          <w:sz w:val="24"/>
-          <w:szCs w:val="24"/>
-        </w:rPr>
-        <w:t xml:space="preserve"> y</w:t>
-      </w:r>
-      <w:r>
-        <w:rPr>
-          <w:rFonts w:ascii="Arial Narrow" w:hAnsi="Arial Narrow"/>
-          <w:sz w:val="24"/>
-          <w:szCs w:val="24"/>
-        </w:rPr>
-        <w:t xml:space="preserve"> la página web</w:t>
-      </w:r>
-      <w:r>
-        <w:rPr>
-          <w:rFonts w:ascii="Arial Narrow" w:hAnsi="Arial Narrow"/>
-          <w:sz w:val="24"/>
-          <w:szCs w:val="24"/>
-        </w:rPr>
-        <w:t>.</w:t>
-      </w:r>
-    </w:p>
-    <w:p>
-      <w:pPr>
-        <w:rPr>
-          <w:rFonts w:ascii="Arial Narrow" w:hAnsi="Arial Narrow"/>
-          <w:sz w:val="24"/>
-          <w:szCs w:val="24"/>
-        </w:rPr>
-      </w:pPr>
-      <w:r>
-        <w:rPr>
-          <w:rFonts w:ascii="Arial Narrow" w:hAnsi="Arial Narrow"/>
-          <w:sz w:val="24"/>
-          <w:szCs w:val="24"/>
-        </w:rPr>
-        <w:t>ESTRUCTURA DE ALMACENAMIENTO PARA LA PAGINA WEB.</w:t>
-      </w:r>
-    </w:p>
-    <w:p>
-      <w:pPr>
-        <w:rPr>
-          <w:noProof/>
-          <w:lang w:eastAsia="es-ES"/>
-        </w:rPr>
-      </w:pPr>
-      <w:r>
-        <w:rPr>
-          <w:noProof/>
-          <w:lang w:eastAsia="es-ES"/>
+        <w:rPr>
+          <w:rFonts w:ascii="Arial Narrow" w:hAnsi="Arial Narrow"/>
+          <w:sz w:val="24"/>
+          <w:szCs w:val="24"/>
+        </w:rPr>
+      </w:pPr>
+      <w:r>
+        <w:rPr>
+          <w:rFonts w:ascii="Arial Narrow" w:hAnsi="Arial Narrow"/>
+          <w:sz w:val="24"/>
+          <w:szCs w:val="24"/>
         </w:rPr>
         <w:lastRenderedPageBreak/>
-        <w:t xml:space="preserve">                   </w:t>
-      </w:r>
-      <w:r>
-        <w:rPr>
-          <w:noProof/>
-          <w:lang w:eastAsia="es-ES"/>
-        </w:rPr>
         <w:drawing>
-          <wp:inline distT="0" distB="0" distL="0" distR="0" wp14:anchorId="08383F9E" wp14:editId="70ED3510">
-            <wp:extent cx="3171825" cy="1752600"/>
-            <wp:effectExtent l="0" t="0" r="9525" b="0"/>
-            <wp:docPr id="2" name="Imagen 2"/>
+          <wp:inline distT="0" distB="0" distL="0" distR="0" wp14:anchorId="065EC760" wp14:editId="0A6CF521">
+            <wp:extent cx="6390640" cy="3594735"/>
+            <wp:effectExtent l="0" t="0" r="0" b="5715"/>
+            <wp:docPr id="4" name="Imagen 4"/>
             <wp:cNvGraphicFramePr>
               <a:graphicFrameLocks xmlns:a="http://schemas.openxmlformats.org/drawingml/2006/main" noChangeAspect="1"/>
             </wp:cNvGraphicFramePr>
@@ -1176,7 +1051,7 @@
                   <pic:spPr>
                     <a:xfrm>
                       <a:off x="0" y="0"/>
-                      <a:ext cx="3171825" cy="1752600"/>
+                      <a:ext cx="6390640" cy="3594735"/>
                     </a:xfrm>
                     <a:prstGeom prst="rect">
                       <a:avLst/>
@@ -1191,53 +1066,42 @@
     </w:p>
     <w:p>
       <w:pPr>
-        <w:rPr>
-          <w:noProof/>
-          <w:lang w:eastAsia="es-ES"/>
-        </w:rPr>
-      </w:pPr>
+        <w:pStyle w:val="Prrafodelista"/>
+        <w:rPr>
+          <w:rFonts w:ascii="Arial Narrow" w:hAnsi="Arial Narrow"/>
+          <w:sz w:val="24"/>
+          <w:szCs w:val="24"/>
+        </w:rPr>
+      </w:pPr>
+      <w:r>
+        <w:rPr>
+          <w:rFonts w:ascii="Arial Narrow" w:hAnsi="Arial Narrow"/>
+          <w:sz w:val="24"/>
+          <w:szCs w:val="24"/>
+        </w:rPr>
+        <w:t>CONOCENOS</w:t>
+      </w:r>
     </w:p>
     <w:p>
       <w:pPr>
-        <w:rPr>
-          <w:noProof/>
-          <w:lang w:eastAsia="es-ES"/>
-        </w:rPr>
-      </w:pPr>
-      <w:r>
-        <w:rPr>
-          <w:noProof/>
-          <w:lang w:eastAsia="es-ES"/>
-        </w:rPr>
-        <w:t>Junto con la página web debes de entregar un informe con al menos los siguientes apartados.</w:t>
-      </w:r>
-    </w:p>
-    <w:p>
-      <w:pPr>
-        <w:rPr>
-          <w:noProof/>
-          <w:lang w:eastAsia="es-ES"/>
-        </w:rPr>
-      </w:pPr>
-    </w:p>
-    <w:p>
-      <w:pPr>
-        <w:rPr>
-          <w:rFonts w:ascii="Arial Narrow" w:hAnsi="Arial Narrow"/>
-          <w:sz w:val="24"/>
-          <w:szCs w:val="24"/>
-        </w:rPr>
-      </w:pPr>
-      <w:r>
-        <w:rPr>
-          <w:noProof/>
-          <w:lang w:eastAsia="es-ES"/>
+        <w:pStyle w:val="Prrafodelista"/>
+        <w:rPr>
+          <w:rFonts w:ascii="Arial Narrow" w:hAnsi="Arial Narrow"/>
+          <w:sz w:val="24"/>
+          <w:szCs w:val="24"/>
+        </w:rPr>
+      </w:pPr>
+      <w:r>
+        <w:rPr>
+          <w:rFonts w:ascii="Arial Narrow" w:hAnsi="Arial Narrow"/>
+          <w:sz w:val="24"/>
+          <w:szCs w:val="24"/>
         </w:rPr>
         <w:drawing>
-          <wp:inline distT="0" distB="0" distL="0" distR="0" wp14:anchorId="7C6DBFE3" wp14:editId="78CA5DD7">
-            <wp:extent cx="6219825" cy="2628900"/>
-            <wp:effectExtent l="0" t="0" r="9525" b="0"/>
-            <wp:docPr id="1" name="Imagen 1"/>
+          <wp:inline distT="0" distB="0" distL="0" distR="0" wp14:anchorId="439357F8" wp14:editId="09961B40">
+            <wp:extent cx="6390640" cy="3461385"/>
+            <wp:effectExtent l="0" t="0" r="0" b="5715"/>
+            <wp:docPr id="7" name="Imagen 7"/>
             <wp:cNvGraphicFramePr>
               <a:graphicFrameLocks xmlns:a="http://schemas.openxmlformats.org/drawingml/2006/main" noChangeAspect="1"/>
             </wp:cNvGraphicFramePr>
@@ -1257,6 +1121,394 @@
                   <pic:spPr>
                     <a:xfrm>
                       <a:off x="0" y="0"/>
+                      <a:ext cx="6390640" cy="3461385"/>
+                    </a:xfrm>
+                    <a:prstGeom prst="rect">
+                      <a:avLst/>
+                    </a:prstGeom>
+                  </pic:spPr>
+                </pic:pic>
+              </a:graphicData>
+            </a:graphic>
+          </wp:inline>
+        </w:drawing>
+      </w:r>
+    </w:p>
+    <w:p>
+      <w:pPr>
+        <w:pStyle w:val="Prrafodelista"/>
+        <w:rPr>
+          <w:rFonts w:ascii="Arial Narrow" w:hAnsi="Arial Narrow"/>
+          <w:sz w:val="24"/>
+          <w:szCs w:val="24"/>
+        </w:rPr>
+      </w:pPr>
+      <w:r>
+        <w:rPr>
+          <w:rFonts w:ascii="Arial Narrow" w:hAnsi="Arial Narrow"/>
+          <w:sz w:val="24"/>
+          <w:szCs w:val="24"/>
+        </w:rPr>
+        <w:t>HAZTE SOCIO</w:t>
+      </w:r>
+    </w:p>
+    <w:p>
+      <w:pPr>
+        <w:pStyle w:val="Prrafodelista"/>
+        <w:rPr>
+          <w:rFonts w:ascii="Arial Narrow" w:hAnsi="Arial Narrow"/>
+          <w:sz w:val="24"/>
+          <w:szCs w:val="24"/>
+        </w:rPr>
+      </w:pPr>
+      <w:r>
+        <w:rPr>
+          <w:rFonts w:ascii="Arial Narrow" w:hAnsi="Arial Narrow"/>
+          <w:sz w:val="24"/>
+          <w:szCs w:val="24"/>
+        </w:rPr>
+        <w:lastRenderedPageBreak/>
+        <w:drawing>
+          <wp:inline distT="0" distB="0" distL="0" distR="0" wp14:anchorId="16BE3318" wp14:editId="506AED33">
+            <wp:extent cx="6390640" cy="3461385"/>
+            <wp:effectExtent l="0" t="0" r="0" b="5715"/>
+            <wp:docPr id="8" name="Imagen 8"/>
+            <wp:cNvGraphicFramePr>
+              <a:graphicFrameLocks xmlns:a="http://schemas.openxmlformats.org/drawingml/2006/main" noChangeAspect="1"/>
+            </wp:cNvGraphicFramePr>
+            <a:graphic xmlns:a="http://schemas.openxmlformats.org/drawingml/2006/main">
+              <a:graphicData uri="http://schemas.openxmlformats.org/drawingml/2006/picture">
+                <pic:pic xmlns:pic="http://schemas.openxmlformats.org/drawingml/2006/picture">
+                  <pic:nvPicPr>
+                    <pic:cNvPr id="1" name=""/>
+                    <pic:cNvPicPr/>
+                  </pic:nvPicPr>
+                  <pic:blipFill>
+                    <a:blip r:embed="rId13"/>
+                    <a:stretch>
+                      <a:fillRect/>
+                    </a:stretch>
+                  </pic:blipFill>
+                  <pic:spPr>
+                    <a:xfrm>
+                      <a:off x="0" y="0"/>
+                      <a:ext cx="6390640" cy="3461385"/>
+                    </a:xfrm>
+                    <a:prstGeom prst="rect">
+                      <a:avLst/>
+                    </a:prstGeom>
+                  </pic:spPr>
+                </pic:pic>
+              </a:graphicData>
+            </a:graphic>
+          </wp:inline>
+        </w:drawing>
+      </w:r>
+    </w:p>
+    <w:p>
+      <w:pPr>
+        <w:pStyle w:val="Prrafodelista"/>
+        <w:numPr>
+          <w:ilvl w:val="0"/>
+          <w:numId w:val="1"/>
+        </w:numPr>
+        <w:ind w:left="284"/>
+        <w:rPr>
+          <w:rFonts w:ascii="Arial Narrow" w:hAnsi="Arial Narrow"/>
+          <w:sz w:val="24"/>
+          <w:szCs w:val="24"/>
+        </w:rPr>
+      </w:pPr>
+      <w:r>
+        <w:rPr>
+          <w:rFonts w:ascii="Arial Narrow" w:hAnsi="Arial Narrow"/>
+          <w:sz w:val="24"/>
+          <w:szCs w:val="24"/>
+        </w:rPr>
+        <w:t>Mapa de navegación</w:t>
+      </w:r>
+      <w:r>
+        <w:rPr>
+          <w:rFonts w:ascii="Arial Narrow" w:hAnsi="Arial Narrow"/>
+          <w:sz w:val="24"/>
+          <w:szCs w:val="24"/>
+        </w:rPr>
+        <w:t>.</w:t>
+      </w:r>
+    </w:p>
+    <w:p>
+      <w:pPr>
+        <w:pStyle w:val="Prrafodelista"/>
+        <w:ind w:left="284"/>
+        <w:rPr>
+          <w:rFonts w:ascii="Arial Narrow" w:hAnsi="Arial Narrow"/>
+          <w:sz w:val="24"/>
+          <w:szCs w:val="24"/>
+        </w:rPr>
+      </w:pPr>
+      <w:bookmarkStart w:id="0" w:name="_GoBack"/>
+      <w:r>
+        <w:rPr>
+          <w:rFonts w:ascii="Arial Narrow" w:hAnsi="Arial Narrow"/>
+          <w:noProof/>
+          <w:sz w:val="24"/>
+          <w:szCs w:val="24"/>
+          <w:lang w:eastAsia="es-ES"/>
+        </w:rPr>
+        <w:drawing>
+          <wp:inline distT="0" distB="0" distL="0" distR="0">
+            <wp:extent cx="5486400" cy="3200400"/>
+            <wp:effectExtent l="38100" t="0" r="19050" b="0"/>
+            <wp:docPr id="9" name="Diagrama 9"/>
+            <wp:cNvGraphicFramePr/>
+            <a:graphic xmlns:a="http://schemas.openxmlformats.org/drawingml/2006/main">
+              <a:graphicData uri="http://schemas.openxmlformats.org/drawingml/2006/diagram">
+                <dgm:relIds xmlns:dgm="http://schemas.openxmlformats.org/drawingml/2006/diagram" xmlns:r="http://schemas.openxmlformats.org/officeDocument/2006/relationships" r:dm="rId14" r:lo="rId15" r:qs="rId16" r:cs="rId17"/>
+              </a:graphicData>
+            </a:graphic>
+          </wp:inline>
+        </w:drawing>
+      </w:r>
+      <w:bookmarkEnd w:id="0"/>
+    </w:p>
+    <w:p>
+      <w:pPr>
+        <w:pStyle w:val="Prrafodelista"/>
+        <w:numPr>
+          <w:ilvl w:val="0"/>
+          <w:numId w:val="1"/>
+        </w:numPr>
+        <w:ind w:left="284"/>
+        <w:rPr>
+          <w:rFonts w:ascii="Arial Narrow" w:hAnsi="Arial Narrow"/>
+          <w:sz w:val="24"/>
+          <w:szCs w:val="24"/>
+        </w:rPr>
+      </w:pPr>
+      <w:r>
+        <w:rPr>
+          <w:rFonts w:ascii="Arial Narrow" w:hAnsi="Arial Narrow"/>
+          <w:sz w:val="24"/>
+          <w:szCs w:val="24"/>
+        </w:rPr>
+        <w:t>Guía de estilo.</w:t>
+      </w:r>
+    </w:p>
+    <w:p>
+      <w:pPr>
+        <w:pStyle w:val="Prrafodelista"/>
+        <w:ind w:left="284"/>
+        <w:rPr>
+          <w:rFonts w:ascii="Arial Narrow" w:hAnsi="Arial Narrow"/>
+          <w:sz w:val="24"/>
+          <w:szCs w:val="24"/>
+        </w:rPr>
+      </w:pPr>
+    </w:p>
+    <w:p>
+      <w:pPr>
+        <w:pStyle w:val="Prrafodelista"/>
+        <w:ind w:left="284"/>
+        <w:rPr>
+          <w:rFonts w:ascii="Arial Narrow" w:hAnsi="Arial Narrow"/>
+          <w:sz w:val="24"/>
+          <w:szCs w:val="24"/>
+        </w:rPr>
+      </w:pPr>
+    </w:p>
+    <w:p>
+      <w:pPr>
+        <w:pStyle w:val="Prrafodelista"/>
+        <w:rPr>
+          <w:rFonts w:ascii="Arial Narrow" w:hAnsi="Arial Narrow"/>
+          <w:sz w:val="24"/>
+          <w:szCs w:val="24"/>
+        </w:rPr>
+      </w:pPr>
+    </w:p>
+    <w:p>
+      <w:pPr>
+        <w:rPr>
+          <w:rFonts w:ascii="Arial Narrow" w:hAnsi="Arial Narrow"/>
+          <w:sz w:val="24"/>
+          <w:szCs w:val="24"/>
+        </w:rPr>
+      </w:pPr>
+      <w:r>
+        <w:rPr>
+          <w:rFonts w:ascii="Arial Narrow" w:hAnsi="Arial Narrow"/>
+          <w:sz w:val="24"/>
+          <w:szCs w:val="24"/>
+        </w:rPr>
+        <w:t>Debes de entregar éste documento con los diferentes apartados desarrollados</w:t>
+      </w:r>
+      <w:r>
+        <w:rPr>
+          <w:rFonts w:ascii="Arial Narrow" w:hAnsi="Arial Narrow"/>
+          <w:sz w:val="24"/>
+          <w:szCs w:val="24"/>
+        </w:rPr>
+        <w:t xml:space="preserve"> y</w:t>
+      </w:r>
+      <w:r>
+        <w:rPr>
+          <w:rFonts w:ascii="Arial Narrow" w:hAnsi="Arial Narrow"/>
+          <w:sz w:val="24"/>
+          <w:szCs w:val="24"/>
+        </w:rPr>
+        <w:t xml:space="preserve"> la página web</w:t>
+      </w:r>
+      <w:r>
+        <w:rPr>
+          <w:rFonts w:ascii="Arial Narrow" w:hAnsi="Arial Narrow"/>
+          <w:sz w:val="24"/>
+          <w:szCs w:val="24"/>
+        </w:rPr>
+        <w:t>.</w:t>
+      </w:r>
+    </w:p>
+    <w:p>
+      <w:pPr>
+        <w:rPr>
+          <w:rFonts w:ascii="Arial Narrow" w:hAnsi="Arial Narrow"/>
+          <w:sz w:val="24"/>
+          <w:szCs w:val="24"/>
+        </w:rPr>
+      </w:pPr>
+      <w:r>
+        <w:rPr>
+          <w:rFonts w:ascii="Arial Narrow" w:hAnsi="Arial Narrow"/>
+          <w:sz w:val="24"/>
+          <w:szCs w:val="24"/>
+        </w:rPr>
+        <w:t>ESTRUCTURA DE ALMACENAMIENTO PARA LA PAGINA WEB.</w:t>
+      </w:r>
+    </w:p>
+    <w:p>
+      <w:pPr>
+        <w:rPr>
+          <w:noProof/>
+          <w:lang w:eastAsia="es-ES"/>
+        </w:rPr>
+      </w:pPr>
+      <w:r>
+        <w:rPr>
+          <w:noProof/>
+          <w:lang w:eastAsia="es-ES"/>
+        </w:rPr>
+        <w:lastRenderedPageBreak/>
+        <w:t xml:space="preserve">                   </w:t>
+      </w:r>
+      <w:r>
+        <w:rPr>
+          <w:noProof/>
+          <w:lang w:eastAsia="es-ES"/>
+        </w:rPr>
+        <w:drawing>
+          <wp:inline distT="0" distB="0" distL="0" distR="0" wp14:anchorId="08383F9E" wp14:editId="70ED3510">
+            <wp:extent cx="3171825" cy="1752600"/>
+            <wp:effectExtent l="0" t="0" r="9525" b="0"/>
+            <wp:docPr id="2" name="Imagen 2"/>
+            <wp:cNvGraphicFramePr>
+              <a:graphicFrameLocks xmlns:a="http://schemas.openxmlformats.org/drawingml/2006/main" noChangeAspect="1"/>
+            </wp:cNvGraphicFramePr>
+            <a:graphic xmlns:a="http://schemas.openxmlformats.org/drawingml/2006/main">
+              <a:graphicData uri="http://schemas.openxmlformats.org/drawingml/2006/picture">
+                <pic:pic xmlns:pic="http://schemas.openxmlformats.org/drawingml/2006/picture">
+                  <pic:nvPicPr>
+                    <pic:cNvPr id="1" name=""/>
+                    <pic:cNvPicPr/>
+                  </pic:nvPicPr>
+                  <pic:blipFill>
+                    <a:blip r:embed="rId19"/>
+                    <a:stretch>
+                      <a:fillRect/>
+                    </a:stretch>
+                  </pic:blipFill>
+                  <pic:spPr>
+                    <a:xfrm>
+                      <a:off x="0" y="0"/>
+                      <a:ext cx="3171825" cy="1752600"/>
+                    </a:xfrm>
+                    <a:prstGeom prst="rect">
+                      <a:avLst/>
+                    </a:prstGeom>
+                  </pic:spPr>
+                </pic:pic>
+              </a:graphicData>
+            </a:graphic>
+          </wp:inline>
+        </w:drawing>
+      </w:r>
+    </w:p>
+    <w:p>
+      <w:pPr>
+        <w:rPr>
+          <w:noProof/>
+          <w:lang w:eastAsia="es-ES"/>
+        </w:rPr>
+      </w:pPr>
+    </w:p>
+    <w:p>
+      <w:pPr>
+        <w:rPr>
+          <w:noProof/>
+          <w:lang w:eastAsia="es-ES"/>
+        </w:rPr>
+      </w:pPr>
+      <w:r>
+        <w:rPr>
+          <w:noProof/>
+          <w:lang w:eastAsia="es-ES"/>
+        </w:rPr>
+        <w:t>Junto con la página web debes de entregar un informe con al menos los siguientes apartados.</w:t>
+      </w:r>
+    </w:p>
+    <w:p>
+      <w:pPr>
+        <w:rPr>
+          <w:noProof/>
+          <w:lang w:eastAsia="es-ES"/>
+        </w:rPr>
+      </w:pPr>
+    </w:p>
+    <w:p>
+      <w:pPr>
+        <w:rPr>
+          <w:rFonts w:ascii="Arial Narrow" w:hAnsi="Arial Narrow"/>
+          <w:sz w:val="24"/>
+          <w:szCs w:val="24"/>
+        </w:rPr>
+      </w:pPr>
+      <w:r>
+        <w:rPr>
+          <w:noProof/>
+          <w:lang w:eastAsia="es-ES"/>
+        </w:rPr>
+        <w:drawing>
+          <wp:inline distT="0" distB="0" distL="0" distR="0" wp14:anchorId="7C6DBFE3" wp14:editId="78CA5DD7">
+            <wp:extent cx="6219825" cy="2628900"/>
+            <wp:effectExtent l="0" t="0" r="9525" b="0"/>
+            <wp:docPr id="1" name="Imagen 1"/>
+            <wp:cNvGraphicFramePr>
+              <a:graphicFrameLocks xmlns:a="http://schemas.openxmlformats.org/drawingml/2006/main" noChangeAspect="1"/>
+            </wp:cNvGraphicFramePr>
+            <a:graphic xmlns:a="http://schemas.openxmlformats.org/drawingml/2006/main">
+              <a:graphicData uri="http://schemas.openxmlformats.org/drawingml/2006/picture">
+                <pic:pic xmlns:pic="http://schemas.openxmlformats.org/drawingml/2006/picture">
+                  <pic:nvPicPr>
+                    <pic:cNvPr id="1" name=""/>
+                    <pic:cNvPicPr/>
+                  </pic:nvPicPr>
+                  <pic:blipFill>
+                    <a:blip r:embed="rId20"/>
+                    <a:stretch>
+                      <a:fillRect/>
+                    </a:stretch>
+                  </pic:blipFill>
+                  <pic:spPr>
+                    <a:xfrm>
+                      <a:off x="0" y="0"/>
                       <a:ext cx="6219825" cy="2628900"/>
                     </a:xfrm>
                     <a:prstGeom prst="rect">
@@ -1271,7 +1523,7 @@
       </w:r>
     </w:p>
     <w:sectPr>
-      <w:headerReference w:type="default" r:id="rId13"/>
+      <w:headerReference w:type="default" r:id="rId21"/>
       <w:pgSz w:w="11906" w:h="16838"/>
       <w:pgMar w:top="1417" w:right="991" w:bottom="709" w:left="851" w:header="708" w:footer="708" w:gutter="0"/>
       <w:cols w:space="708"/>
@@ -2205,6 +2457,3584 @@
 </w:styles>
 </file>
 
+<file path=word/diagrams/colors1.xml><?xml version="1.0" encoding="utf-8"?>
+<dgm:colorsDef xmlns:dgm="http://schemas.openxmlformats.org/drawingml/2006/diagram" xmlns:a="http://schemas.openxmlformats.org/drawingml/2006/main" uniqueId="urn:microsoft.com/office/officeart/2005/8/colors/accent1_2">
+  <dgm:title val=""/>
+  <dgm:desc val=""/>
+  <dgm:catLst>
+    <dgm:cat type="accent1" pri="11200"/>
+  </dgm:catLst>
+  <dgm:styleLbl name="node0">
+    <dgm:fillClrLst meth="repeat">
+      <a:schemeClr val="accent1"/>
+    </dgm:fillClrLst>
+    <dgm:linClrLst meth="repeat">
+      <a:schemeClr val="lt1"/>
+    </dgm:linClrLst>
+    <dgm:effectClrLst/>
+    <dgm:txLinClrLst/>
+    <dgm:txFillClrLst/>
+    <dgm:txEffectClrLst/>
+  </dgm:styleLbl>
+  <dgm:styleLbl name="alignNode1">
+    <dgm:fillClrLst meth="repeat">
+      <a:schemeClr val="accent1"/>
+    </dgm:fillClrLst>
+    <dgm:linClrLst meth="repeat">
+      <a:schemeClr val="accent1"/>
+    </dgm:linClrLst>
+    <dgm:effectClrLst/>
+    <dgm:txLinClrLst/>
+    <dgm:txFillClrLst/>
+    <dgm:txEffectClrLst/>
+  </dgm:styleLbl>
+  <dgm:styleLbl name="node1">
+    <dgm:fillClrLst meth="repeat">
+      <a:schemeClr val="accent1"/>
+    </dgm:fillClrLst>
+    <dgm:linClrLst meth="repeat">
+      <a:schemeClr val="lt1"/>
+    </dgm:linClrLst>
+    <dgm:effectClrLst/>
+    <dgm:txLinClrLst/>
+    <dgm:txFillClrLst/>
+    <dgm:txEffectClrLst/>
+  </dgm:styleLbl>
+  <dgm:styleLbl name="lnNode1">
+    <dgm:fillClrLst meth="repeat">
+      <a:schemeClr val="accent1"/>
+    </dgm:fillClrLst>
+    <dgm:linClrLst meth="repeat">
+      <a:schemeClr val="lt1"/>
+    </dgm:linClrLst>
+    <dgm:effectClrLst/>
+    <dgm:txLinClrLst/>
+    <dgm:txFillClrLst/>
+    <dgm:txEffectClrLst/>
+  </dgm:styleLbl>
+  <dgm:styleLbl name="vennNode1">
+    <dgm:fillClrLst meth="repeat">
+      <a:schemeClr val="accent1">
+        <a:alpha val="50000"/>
+      </a:schemeClr>
+    </dgm:fillClrLst>
+    <dgm:linClrLst meth="repeat">
+      <a:schemeClr val="lt1"/>
+    </dgm:linClrLst>
+    <dgm:effectClrLst/>
+    <dgm:txLinClrLst/>
+    <dgm:txFillClrLst/>
+    <dgm:txEffectClrLst/>
+  </dgm:styleLbl>
+  <dgm:styleLbl name="node2">
+    <dgm:fillClrLst meth="repeat">
+      <a:schemeClr val="accent1"/>
+    </dgm:fillClrLst>
+    <dgm:linClrLst meth="repeat">
+      <a:schemeClr val="lt1"/>
+    </dgm:linClrLst>
+    <dgm:effectClrLst/>
+    <dgm:txLinClrLst/>
+    <dgm:txFillClrLst/>
+    <dgm:txEffectClrLst/>
+  </dgm:styleLbl>
+  <dgm:styleLbl name="node3">
+    <dgm:fillClrLst meth="repeat">
+      <a:schemeClr val="accent1"/>
+    </dgm:fillClrLst>
+    <dgm:linClrLst meth="repeat">
+      <a:schemeClr val="lt1"/>
+    </dgm:linClrLst>
+    <dgm:effectClrLst/>
+    <dgm:txLinClrLst/>
+    <dgm:txFillClrLst/>
+    <dgm:txEffectClrLst/>
+  </dgm:styleLbl>
+  <dgm:styleLbl name="node4">
+    <dgm:fillClrLst meth="repeat">
+      <a:schemeClr val="accent1"/>
+    </dgm:fillClrLst>
+    <dgm:linClrLst meth="repeat">
+      <a:schemeClr val="lt1"/>
+    </dgm:linClrLst>
+    <dgm:effectClrLst/>
+    <dgm:txLinClrLst/>
+    <dgm:txFillClrLst/>
+    <dgm:txEffectClrLst/>
+  </dgm:styleLbl>
+  <dgm:styleLbl name="fgImgPlace1">
+    <dgm:fillClrLst meth="repeat">
+      <a:schemeClr val="accent1">
+        <a:tint val="50000"/>
+      </a:schemeClr>
+    </dgm:fillClrLst>
+    <dgm:linClrLst meth="repeat">
+      <a:schemeClr val="lt1"/>
+    </dgm:linClrLst>
+    <dgm:effectClrLst/>
+    <dgm:txLinClrLst/>
+    <dgm:txFillClrLst meth="repeat">
+      <a:schemeClr val="lt1"/>
+    </dgm:txFillClrLst>
+    <dgm:txEffectClrLst/>
+  </dgm:styleLbl>
+  <dgm:styleLbl name="alignImgPlace1">
+    <dgm:fillClrLst meth="repeat">
+      <a:schemeClr val="accent1">
+        <a:tint val="50000"/>
+      </a:schemeClr>
+    </dgm:fillClrLst>
+    <dgm:linClrLst meth="repeat">
+      <a:schemeClr val="lt1"/>
+    </dgm:linClrLst>
+    <dgm:effectClrLst/>
+    <dgm:txLinClrLst/>
+    <dgm:txFillClrLst meth="repeat">
+      <a:schemeClr val="lt1"/>
+    </dgm:txFillClrLst>
+    <dgm:txEffectClrLst/>
+  </dgm:styleLbl>
+  <dgm:styleLbl name="bgImgPlace1">
+    <dgm:fillClrLst meth="repeat">
+      <a:schemeClr val="accent1">
+        <a:tint val="50000"/>
+      </a:schemeClr>
+    </dgm:fillClrLst>
+    <dgm:linClrLst meth="repeat">
+      <a:schemeClr val="lt1"/>
+    </dgm:linClrLst>
+    <dgm:effectClrLst/>
+    <dgm:txLinClrLst/>
+    <dgm:txFillClrLst meth="repeat">
+      <a:schemeClr val="lt1"/>
+    </dgm:txFillClrLst>
+    <dgm:txEffectClrLst/>
+  </dgm:styleLbl>
+  <dgm:styleLbl name="sibTrans2D1">
+    <dgm:fillClrLst meth="repeat">
+      <a:schemeClr val="accent1">
+        <a:tint val="60000"/>
+      </a:schemeClr>
+    </dgm:fillClrLst>
+    <dgm:linClrLst meth="repeat">
+      <a:schemeClr val="accent1">
+        <a:tint val="60000"/>
+      </a:schemeClr>
+    </dgm:linClrLst>
+    <dgm:effectClrLst/>
+    <dgm:txLinClrLst/>
+    <dgm:txFillClrLst/>
+    <dgm:txEffectClrLst/>
+  </dgm:styleLbl>
+  <dgm:styleLbl name="fgSibTrans2D1">
+    <dgm:fillClrLst meth="repeat">
+      <a:schemeClr val="accent1">
+        <a:tint val="60000"/>
+      </a:schemeClr>
+    </dgm:fillClrLst>
+    <dgm:linClrLst meth="repeat">
+      <a:schemeClr val="accent1">
+        <a:tint val="60000"/>
+      </a:schemeClr>
+    </dgm:linClrLst>
+    <dgm:effectClrLst/>
+    <dgm:txLinClrLst/>
+    <dgm:txFillClrLst/>
+    <dgm:txEffectClrLst/>
+  </dgm:styleLbl>
+  <dgm:styleLbl name="bgSibTrans2D1">
+    <dgm:fillClrLst meth="repeat">
+      <a:schemeClr val="accent1">
+        <a:tint val="60000"/>
+      </a:schemeClr>
+    </dgm:fillClrLst>
+    <dgm:linClrLst meth="repeat">
+      <a:schemeClr val="accent1">
+        <a:tint val="60000"/>
+      </a:schemeClr>
+    </dgm:linClrLst>
+    <dgm:effectClrLst/>
+    <dgm:txLinClrLst/>
+    <dgm:txFillClrLst/>
+    <dgm:txEffectClrLst/>
+  </dgm:styleLbl>
+  <dgm:styleLbl name="sibTrans1D1">
+    <dgm:fillClrLst meth="repeat">
+      <a:schemeClr val="accent1"/>
+    </dgm:fillClrLst>
+    <dgm:linClrLst meth="repeat">
+      <a:schemeClr val="accent1"/>
+    </dgm:linClrLst>
+    <dgm:effectClrLst/>
+    <dgm:txLinClrLst/>
+    <dgm:txFillClrLst meth="repeat">
+      <a:schemeClr val="tx1"/>
+    </dgm:txFillClrLst>
+    <dgm:txEffectClrLst/>
+  </dgm:styleLbl>
+  <dgm:styleLbl name="callout">
+    <dgm:fillClrLst meth="repeat">
+      <a:schemeClr val="accent1"/>
+    </dgm:fillClrLst>
+    <dgm:linClrLst meth="repeat">
+      <a:schemeClr val="accent1">
+        <a:tint val="50000"/>
+      </a:schemeClr>
+    </dgm:linClrLst>
+    <dgm:effectClrLst/>
+    <dgm:txLinClrLst/>
+    <dgm:txFillClrLst meth="repeat">
+      <a:schemeClr val="tx1"/>
+    </dgm:txFillClrLst>
+    <dgm:txEffectClrLst/>
+  </dgm:styleLbl>
+  <dgm:styleLbl name="asst0">
+    <dgm:fillClrLst meth="repeat">
+      <a:schemeClr val="accent1"/>
+    </dgm:fillClrLst>
+    <dgm:linClrLst meth="repeat">
+      <a:schemeClr val="lt1"/>
+    </dgm:linClrLst>
+    <dgm:effectClrLst/>
+    <dgm:txLinClrLst/>
+    <dgm:txFillClrLst/>
+    <dgm:txEffectClrLst/>
+  </dgm:styleLbl>
+  <dgm:styleLbl name="asst1">
+    <dgm:fillClrLst meth="repeat">
+      <a:schemeClr val="accent1"/>
+    </dgm:fillClrLst>
+    <dgm:linClrLst meth="repeat">
+      <a:schemeClr val="lt1"/>
+    </dgm:linClrLst>
+    <dgm:effectClrLst/>
+    <dgm:txLinClrLst/>
+    <dgm:txFillClrLst/>
+    <dgm:txEffectClrLst/>
+  </dgm:styleLbl>
+  <dgm:styleLbl name="asst2">
+    <dgm:fillClrLst meth="repeat">
+      <a:schemeClr val="accent1"/>
+    </dgm:fillClrLst>
+    <dgm:linClrLst meth="repeat">
+      <a:schemeClr val="lt1"/>
+    </dgm:linClrLst>
+    <dgm:effectClrLst/>
+    <dgm:txLinClrLst/>
+    <dgm:txFillClrLst/>
+    <dgm:txEffectClrLst/>
+  </dgm:styleLbl>
+  <dgm:styleLbl name="asst3">
+    <dgm:fillClrLst meth="repeat">
+      <a:schemeClr val="accent1"/>
+    </dgm:fillClrLst>
+    <dgm:linClrLst meth="repeat">
+      <a:schemeClr val="lt1"/>
+    </dgm:linClrLst>
+    <dgm:effectClrLst/>
+    <dgm:txLinClrLst/>
+    <dgm:txFillClrLst/>
+    <dgm:txEffectClrLst/>
+  </dgm:styleLbl>
+  <dgm:styleLbl name="asst4">
+    <dgm:fillClrLst meth="repeat">
+      <a:schemeClr val="accent1"/>
+    </dgm:fillClrLst>
+    <dgm:linClrLst meth="repeat">
+      <a:schemeClr val="lt1"/>
+    </dgm:linClrLst>
+    <dgm:effectClrLst/>
+    <dgm:txLinClrLst/>
+    <dgm:txFillClrLst/>
+    <dgm:txEffectClrLst/>
+  </dgm:styleLbl>
+  <dgm:styleLbl name="parChTrans2D1">
+    <dgm:fillClrLst meth="repeat">
+      <a:schemeClr val="accent1">
+        <a:tint val="60000"/>
+      </a:schemeClr>
+    </dgm:fillClrLst>
+    <dgm:linClrLst meth="repeat">
+      <a:schemeClr val="accent1">
+        <a:tint val="60000"/>
+      </a:schemeClr>
+    </dgm:linClrLst>
+    <dgm:effectClrLst/>
+    <dgm:txLinClrLst/>
+    <dgm:txFillClrLst meth="repeat">
+      <a:schemeClr val="lt1"/>
+    </dgm:txFillClrLst>
+    <dgm:txEffectClrLst/>
+  </dgm:styleLbl>
+  <dgm:styleLbl name="parChTrans2D2">
+    <dgm:fillClrLst meth="repeat">
+      <a:schemeClr val="accent1"/>
+    </dgm:fillClrLst>
+    <dgm:linClrLst meth="repeat">
+      <a:schemeClr val="accent1"/>
+    </dgm:linClrLst>
+    <dgm:effectClrLst/>
+    <dgm:txLinClrLst/>
+    <dgm:txFillClrLst meth="repeat">
+      <a:schemeClr val="lt1"/>
+    </dgm:txFillClrLst>
+    <dgm:txEffectClrLst/>
+  </dgm:styleLbl>
+  <dgm:styleLbl name="parChTrans2D3">
+    <dgm:fillClrLst meth="repeat">
+      <a:schemeClr val="accent1"/>
+    </dgm:fillClrLst>
+    <dgm:linClrLst meth="repeat">
+      <a:schemeClr val="accent1"/>
+    </dgm:linClrLst>
+    <dgm:effectClrLst/>
+    <dgm:txLinClrLst/>
+    <dgm:txFillClrLst meth="repeat">
+      <a:schemeClr val="lt1"/>
+    </dgm:txFillClrLst>
+    <dgm:txEffectClrLst/>
+  </dgm:styleLbl>
+  <dgm:styleLbl name="parChTrans2D4">
+    <dgm:fillClrLst meth="repeat">
+      <a:schemeClr val="accent1"/>
+    </dgm:fillClrLst>
+    <dgm:linClrLst meth="repeat">
+      <a:schemeClr val="accent1"/>
+    </dgm:linClrLst>
+    <dgm:effectClrLst/>
+    <dgm:txLinClrLst/>
+    <dgm:txFillClrLst meth="repeat">
+      <a:schemeClr val="lt1"/>
+    </dgm:txFillClrLst>
+    <dgm:txEffectClrLst/>
+  </dgm:styleLbl>
+  <dgm:styleLbl name="parChTrans1D1">
+    <dgm:fillClrLst meth="repeat">
+      <a:schemeClr val="accent1"/>
+    </dgm:fillClrLst>
+    <dgm:linClrLst meth="repeat">
+      <a:schemeClr val="accent1">
+        <a:shade val="60000"/>
+      </a:schemeClr>
+    </dgm:linClrLst>
+    <dgm:effectClrLst/>
+    <dgm:txLinClrLst/>
+    <dgm:txFillClrLst meth="repeat">
+      <a:schemeClr val="tx1"/>
+    </dgm:txFillClrLst>
+    <dgm:txEffectClrLst/>
+  </dgm:styleLbl>
+  <dgm:styleLbl name="parChTrans1D2">
+    <dgm:fillClrLst meth="repeat">
+      <a:schemeClr val="accent1"/>
+    </dgm:fillClrLst>
+    <dgm:linClrLst meth="repeat">
+      <a:schemeClr val="accent1">
+        <a:shade val="60000"/>
+      </a:schemeClr>
+    </dgm:linClrLst>
+    <dgm:effectClrLst/>
+    <dgm:txLinClrLst/>
+    <dgm:txFillClrLst meth="repeat">
+      <a:schemeClr val="tx1"/>
+    </dgm:txFillClrLst>
+    <dgm:txEffectClrLst/>
+  </dgm:styleLbl>
+  <dgm:styleLbl name="parChTrans1D3">
+    <dgm:fillClrLst meth="repeat">
+      <a:schemeClr val="accent1"/>
+    </dgm:fillClrLst>
+    <dgm:linClrLst meth="repeat">
+      <a:schemeClr val="accent1">
+        <a:shade val="80000"/>
+      </a:schemeClr>
+    </dgm:linClrLst>
+    <dgm:effectClrLst/>
+    <dgm:txLinClrLst/>
+    <dgm:txFillClrLst meth="repeat">
+      <a:schemeClr val="tx1"/>
+    </dgm:txFillClrLst>
+    <dgm:txEffectClrLst/>
+  </dgm:styleLbl>
+  <dgm:styleLbl name="parChTrans1D4">
+    <dgm:fillClrLst meth="repeat">
+      <a:schemeClr val="accent1"/>
+    </dgm:fillClrLst>
+    <dgm:linClrLst meth="repeat">
+      <a:schemeClr val="accent1">
+        <a:shade val="80000"/>
+      </a:schemeClr>
+    </dgm:linClrLst>
+    <dgm:effectClrLst/>
+    <dgm:txLinClrLst/>
+    <dgm:txFillClrLst meth="repeat">
+      <a:schemeClr val="tx1"/>
+    </dgm:txFillClrLst>
+    <dgm:txEffectClrLst/>
+  </dgm:styleLbl>
+  <dgm:styleLbl name="fgAcc1">
+    <dgm:fillClrLst meth="repeat">
+      <a:schemeClr val="lt1">
+        <a:alpha val="90000"/>
+      </a:schemeClr>
+    </dgm:fillClrLst>
+    <dgm:linClrLst meth="repeat">
+      <a:schemeClr val="accent1"/>
+    </dgm:linClrLst>
+    <dgm:effectClrLst/>
+    <dgm:txLinClrLst/>
+    <dgm:txFillClrLst meth="repeat">
+      <a:schemeClr val="dk1"/>
+    </dgm:txFillClrLst>
+    <dgm:txEffectClrLst/>
+  </dgm:styleLbl>
+  <dgm:styleLbl name="conFgAcc1">
+    <dgm:fillClrLst meth="repeat">
+      <a:schemeClr val="lt1">
+        <a:alpha val="90000"/>
+      </a:schemeClr>
+    </dgm:fillClrLst>
+    <dgm:linClrLst meth="repeat">
+      <a:schemeClr val="accent1"/>
+    </dgm:linClrLst>
+    <dgm:effectClrLst/>
+    <dgm:txLinClrLst/>
+    <dgm:txFillClrLst meth="repeat">
+      <a:schemeClr val="dk1"/>
+    </dgm:txFillClrLst>
+    <dgm:txEffectClrLst/>
+  </dgm:styleLbl>
+  <dgm:styleLbl name="alignAcc1">
+    <dgm:fillClrLst meth="repeat">
+      <a:schemeClr val="lt1">
+        <a:alpha val="90000"/>
+      </a:schemeClr>
+    </dgm:fillClrLst>
+    <dgm:linClrLst meth="repeat">
+      <a:schemeClr val="accent1"/>
+    </dgm:linClrLst>
+    <dgm:effectClrLst/>
+    <dgm:txLinClrLst/>
+    <dgm:txFillClrLst meth="repeat">
+      <a:schemeClr val="dk1"/>
+    </dgm:txFillClrLst>
+    <dgm:txEffectClrLst/>
+  </dgm:styleLbl>
+  <dgm:styleLbl name="trAlignAcc1">
+    <dgm:fillClrLst meth="repeat">
+      <a:schemeClr val="lt1">
+        <a:alpha val="40000"/>
+      </a:schemeClr>
+    </dgm:fillClrLst>
+    <dgm:linClrLst meth="repeat">
+      <a:schemeClr val="accent1"/>
+    </dgm:linClrLst>
+    <dgm:effectClrLst/>
+    <dgm:txLinClrLst/>
+    <dgm:txFillClrLst meth="repeat">
+      <a:schemeClr val="dk1"/>
+    </dgm:txFillClrLst>
+    <dgm:txEffectClrLst/>
+  </dgm:styleLbl>
+  <dgm:styleLbl name="bgAcc1">
+    <dgm:fillClrLst meth="repeat">
+      <a:schemeClr val="lt1">
+        <a:alpha val="90000"/>
+      </a:schemeClr>
+    </dgm:fillClrLst>
+    <dgm:linClrLst meth="repeat">
+      <a:schemeClr val="accent1"/>
+    </dgm:linClrLst>
+    <dgm:effectClrLst/>
+    <dgm:txLinClrLst/>
+    <dgm:txFillClrLst meth="repeat">
+      <a:schemeClr val="dk1"/>
+    </dgm:txFillClrLst>
+    <dgm:txEffectClrLst/>
+  </dgm:styleLbl>
+  <dgm:styleLbl name="solidFgAcc1">
+    <dgm:fillClrLst meth="repeat">
+      <a:schemeClr val="lt1"/>
+    </dgm:fillClrLst>
+    <dgm:linClrLst meth="repeat">
+      <a:schemeClr val="accent1"/>
+    </dgm:linClrLst>
+    <dgm:effectClrLst/>
+    <dgm:txLinClrLst/>
+    <dgm:txFillClrLst meth="repeat">
+      <a:schemeClr val="dk1"/>
+    </dgm:txFillClrLst>
+    <dgm:txEffectClrLst/>
+  </dgm:styleLbl>
+  <dgm:styleLbl name="solidAlignAcc1">
+    <dgm:fillClrLst meth="repeat">
+      <a:schemeClr val="lt1"/>
+    </dgm:fillClrLst>
+    <dgm:linClrLst meth="repeat">
+      <a:schemeClr val="accent1"/>
+    </dgm:linClrLst>
+    <dgm:effectClrLst/>
+    <dgm:txLinClrLst/>
+    <dgm:txFillClrLst meth="repeat">
+      <a:schemeClr val="dk1"/>
+    </dgm:txFillClrLst>
+    <dgm:txEffectClrLst/>
+  </dgm:styleLbl>
+  <dgm:styleLbl name="solidBgAcc1">
+    <dgm:fillClrLst meth="repeat">
+      <a:schemeClr val="lt1"/>
+    </dgm:fillClrLst>
+    <dgm:linClrLst meth="repeat">
+      <a:schemeClr val="accent1"/>
+    </dgm:linClrLst>
+    <dgm:effectClrLst/>
+    <dgm:txLinClrLst/>
+    <dgm:txFillClrLst meth="repeat">
+      <a:schemeClr val="dk1"/>
+    </dgm:txFillClrLst>
+    <dgm:txEffectClrLst/>
+  </dgm:styleLbl>
+  <dgm:styleLbl name="fgAccFollowNode1">
+    <dgm:fillClrLst meth="repeat">
+      <a:schemeClr val="accent1">
+        <a:alpha val="90000"/>
+        <a:tint val="40000"/>
+      </a:schemeClr>
+    </dgm:fillClrLst>
+    <dgm:linClrLst meth="repeat">
+      <a:schemeClr val="accent1">
+        <a:alpha val="90000"/>
+        <a:tint val="40000"/>
+      </a:schemeClr>
+    </dgm:linClrLst>
+    <dgm:effectClrLst/>
+    <dgm:txLinClrLst/>
+    <dgm:txFillClrLst meth="repeat">
+      <a:schemeClr val="dk1"/>
+    </dgm:txFillClrLst>
+    <dgm:txEffectClrLst/>
+  </dgm:styleLbl>
+  <dgm:styleLbl name="alignAccFollowNode1">
+    <dgm:fillClrLst meth="repeat">
+      <a:schemeClr val="accent1">
+        <a:alpha val="90000"/>
+        <a:tint val="40000"/>
+      </a:schemeClr>
+    </dgm:fillClrLst>
+    <dgm:linClrLst meth="repeat">
+      <a:schemeClr val="accent1">
+        <a:alpha val="90000"/>
+        <a:tint val="40000"/>
+      </a:schemeClr>
+    </dgm:linClrLst>
+    <dgm:effectClrLst/>
+    <dgm:txLinClrLst/>
+    <dgm:txFillClrLst meth="repeat">
+      <a:schemeClr val="dk1"/>
+    </dgm:txFillClrLst>
+    <dgm:txEffectClrLst/>
+  </dgm:styleLbl>
+  <dgm:styleLbl name="bgAccFollowNode1">
+    <dgm:fillClrLst meth="repeat">
+      <a:schemeClr val="accent1">
+        <a:alpha val="90000"/>
+        <a:tint val="40000"/>
+      </a:schemeClr>
+    </dgm:fillClrLst>
+    <dgm:linClrLst meth="repeat">
+      <a:schemeClr val="accent1">
+        <a:alpha val="90000"/>
+        <a:tint val="40000"/>
+      </a:schemeClr>
+    </dgm:linClrLst>
+    <dgm:effectClrLst/>
+    <dgm:txLinClrLst/>
+    <dgm:txFillClrLst meth="repeat">
+      <a:schemeClr val="dk1"/>
+    </dgm:txFillClrLst>
+    <dgm:txEffectClrLst/>
+  </dgm:styleLbl>
+  <dgm:styleLbl name="fgAcc0">
+    <dgm:fillClrLst meth="repeat">
+      <a:schemeClr val="lt1">
+        <a:alpha val="90000"/>
+      </a:schemeClr>
+    </dgm:fillClrLst>
+    <dgm:linClrLst meth="repeat">
+      <a:schemeClr val="accent1"/>
+    </dgm:linClrLst>
+    <dgm:effectClrLst/>
+    <dgm:txLinClrLst/>
+    <dgm:txFillClrLst meth="repeat">
+      <a:schemeClr val="dk1"/>
+    </dgm:txFillClrLst>
+    <dgm:txEffectClrLst/>
+  </dgm:styleLbl>
+  <dgm:styleLbl name="fgAcc2">
+    <dgm:fillClrLst meth="repeat">
+      <a:schemeClr val="lt1">
+        <a:alpha val="90000"/>
+      </a:schemeClr>
+    </dgm:fillClrLst>
+    <dgm:linClrLst meth="repeat">
+      <a:schemeClr val="accent1"/>
+    </dgm:linClrLst>
+    <dgm:effectClrLst/>
+    <dgm:txLinClrLst/>
+    <dgm:txFillClrLst meth="repeat">
+      <a:schemeClr val="dk1"/>
+    </dgm:txFillClrLst>
+    <dgm:txEffectClrLst/>
+  </dgm:styleLbl>
+  <dgm:styleLbl name="fgAcc3">
+    <dgm:fillClrLst meth="repeat">
+      <a:schemeClr val="lt1">
+        <a:alpha val="90000"/>
+      </a:schemeClr>
+    </dgm:fillClrLst>
+    <dgm:linClrLst meth="repeat">
+      <a:schemeClr val="accent1"/>
+    </dgm:linClrLst>
+    <dgm:effectClrLst/>
+    <dgm:txLinClrLst/>
+    <dgm:txFillClrLst meth="repeat">
+      <a:schemeClr val="dk1"/>
+    </dgm:txFillClrLst>
+    <dgm:txEffectClrLst/>
+  </dgm:styleLbl>
+  <dgm:styleLbl name="fgAcc4">
+    <dgm:fillClrLst meth="repeat">
+      <a:schemeClr val="lt1">
+        <a:alpha val="90000"/>
+      </a:schemeClr>
+    </dgm:fillClrLst>
+    <dgm:linClrLst meth="repeat">
+      <a:schemeClr val="accent1"/>
+    </dgm:linClrLst>
+    <dgm:effectClrLst/>
+    <dgm:txLinClrLst/>
+    <dgm:txFillClrLst meth="repeat">
+      <a:schemeClr val="dk1"/>
+    </dgm:txFillClrLst>
+    <dgm:txEffectClrLst/>
+  </dgm:styleLbl>
+  <dgm:styleLbl name="bgShp">
+    <dgm:fillClrLst meth="repeat">
+      <a:schemeClr val="accent1">
+        <a:tint val="40000"/>
+      </a:schemeClr>
+    </dgm:fillClrLst>
+    <dgm:linClrLst meth="repeat">
+      <a:schemeClr val="accent1"/>
+    </dgm:linClrLst>
+    <dgm:effectClrLst/>
+    <dgm:txLinClrLst/>
+    <dgm:txFillClrLst meth="repeat">
+      <a:schemeClr val="dk1"/>
+    </dgm:txFillClrLst>
+    <dgm:txEffectClrLst/>
+  </dgm:styleLbl>
+  <dgm:styleLbl name="dkBgShp">
+    <dgm:fillClrLst meth="repeat">
+      <a:schemeClr val="accent1">
+        <a:shade val="80000"/>
+      </a:schemeClr>
+    </dgm:fillClrLst>
+    <dgm:linClrLst meth="repeat">
+      <a:schemeClr val="accent1"/>
+    </dgm:linClrLst>
+    <dgm:effectClrLst/>
+    <dgm:txLinClrLst/>
+    <dgm:txFillClrLst meth="repeat">
+      <a:schemeClr val="lt1"/>
+    </dgm:txFillClrLst>
+    <dgm:txEffectClrLst/>
+  </dgm:styleLbl>
+  <dgm:styleLbl name="trBgShp">
+    <dgm:fillClrLst meth="repeat">
+      <a:schemeClr val="accent1">
+        <a:tint val="50000"/>
+        <a:alpha val="40000"/>
+      </a:schemeClr>
+    </dgm:fillClrLst>
+    <dgm:linClrLst meth="repeat">
+      <a:schemeClr val="accent1"/>
+    </dgm:linClrLst>
+    <dgm:effectClrLst/>
+    <dgm:txLinClrLst/>
+    <dgm:txFillClrLst meth="repeat">
+      <a:schemeClr val="lt1"/>
+    </dgm:txFillClrLst>
+    <dgm:txEffectClrLst/>
+  </dgm:styleLbl>
+  <dgm:styleLbl name="fgShp">
+    <dgm:fillClrLst meth="repeat">
+      <a:schemeClr val="accent1">
+        <a:tint val="60000"/>
+      </a:schemeClr>
+    </dgm:fillClrLst>
+    <dgm:linClrLst meth="repeat">
+      <a:schemeClr val="lt1"/>
+    </dgm:linClrLst>
+    <dgm:effectClrLst/>
+    <dgm:txLinClrLst/>
+    <dgm:txFillClrLst meth="repeat">
+      <a:schemeClr val="dk1"/>
+    </dgm:txFillClrLst>
+    <dgm:txEffectClrLst/>
+  </dgm:styleLbl>
+  <dgm:styleLbl name="revTx">
+    <dgm:fillClrLst meth="repeat">
+      <a:schemeClr val="lt1">
+        <a:alpha val="0"/>
+      </a:schemeClr>
+    </dgm:fillClrLst>
+    <dgm:linClrLst meth="repeat">
+      <a:schemeClr val="dk1">
+        <a:alpha val="0"/>
+      </a:schemeClr>
+    </dgm:linClrLst>
+    <dgm:effectClrLst/>
+    <dgm:txLinClrLst/>
+    <dgm:txFillClrLst meth="repeat">
+      <a:schemeClr val="tx1"/>
+    </dgm:txFillClrLst>
+    <dgm:txEffectClrLst/>
+  </dgm:styleLbl>
+</dgm:colorsDef>
+</file>
+
+<file path=word/diagrams/data1.xml><?xml version="1.0" encoding="utf-8"?>
+<dgm:dataModel xmlns:dgm="http://schemas.openxmlformats.org/drawingml/2006/diagram" xmlns:a="http://schemas.openxmlformats.org/drawingml/2006/main">
+  <dgm:ptLst>
+    <dgm:pt modelId="{0B776704-7D74-479D-B41D-8888A471EE5F}" type="doc">
+      <dgm:prSet loTypeId="urn:microsoft.com/office/officeart/2005/8/layout/orgChart1" loCatId="hierarchy" qsTypeId="urn:microsoft.com/office/officeart/2005/8/quickstyle/simple1" qsCatId="simple" csTypeId="urn:microsoft.com/office/officeart/2005/8/colors/accent1_2" csCatId="accent1" phldr="1"/>
+      <dgm:spPr/>
+      <dgm:t>
+        <a:bodyPr/>
+        <a:lstStyle/>
+        <a:p>
+          <a:endParaRPr lang="es-ES"/>
+        </a:p>
+      </dgm:t>
+    </dgm:pt>
+    <dgm:pt modelId="{24919110-1C9E-48DC-B136-966EFC72965A}">
+      <dgm:prSet phldrT="[Texto]"/>
+      <dgm:spPr/>
+      <dgm:t>
+        <a:bodyPr/>
+        <a:lstStyle/>
+        <a:p>
+          <a:r>
+            <a:rPr lang="es-ES"/>
+            <a:t>Principal</a:t>
+          </a:r>
+        </a:p>
+      </dgm:t>
+    </dgm:pt>
+    <dgm:pt modelId="{442CBE4A-E723-47BE-86AD-DF84AC2F2D3C}" type="parTrans" cxnId="{6AAFB071-BE19-4C64-ACC5-905FB10ACDC6}">
+      <dgm:prSet/>
+      <dgm:spPr/>
+      <dgm:t>
+        <a:bodyPr/>
+        <a:lstStyle/>
+        <a:p>
+          <a:endParaRPr lang="es-ES"/>
+        </a:p>
+      </dgm:t>
+    </dgm:pt>
+    <dgm:pt modelId="{DD491987-8AF5-40BB-83C9-B04A1D7ED291}" type="sibTrans" cxnId="{6AAFB071-BE19-4C64-ACC5-905FB10ACDC6}">
+      <dgm:prSet/>
+      <dgm:spPr/>
+      <dgm:t>
+        <a:bodyPr/>
+        <a:lstStyle/>
+        <a:p>
+          <a:endParaRPr lang="es-ES"/>
+        </a:p>
+      </dgm:t>
+    </dgm:pt>
+    <dgm:pt modelId="{DB23E729-E33A-4890-B68F-087B05ECDD70}">
+      <dgm:prSet phldrT="[Texto]"/>
+      <dgm:spPr/>
+      <dgm:t>
+        <a:bodyPr/>
+        <a:lstStyle/>
+        <a:p>
+          <a:r>
+            <a:rPr lang="es-ES"/>
+            <a:t>Conocenos</a:t>
+          </a:r>
+        </a:p>
+      </dgm:t>
+    </dgm:pt>
+    <dgm:pt modelId="{0E443BC7-0554-45DE-9CAA-96126CF6CBFD}" type="parTrans" cxnId="{7E81E6C2-21F4-451E-AD06-7277BD8173B2}">
+      <dgm:prSet/>
+      <dgm:spPr/>
+      <dgm:t>
+        <a:bodyPr/>
+        <a:lstStyle/>
+        <a:p>
+          <a:endParaRPr lang="es-ES"/>
+        </a:p>
+      </dgm:t>
+    </dgm:pt>
+    <dgm:pt modelId="{38DA517E-FAF3-44EC-90FA-B8434895D851}" type="sibTrans" cxnId="{7E81E6C2-21F4-451E-AD06-7277BD8173B2}">
+      <dgm:prSet/>
+      <dgm:spPr/>
+      <dgm:t>
+        <a:bodyPr/>
+        <a:lstStyle/>
+        <a:p>
+          <a:endParaRPr lang="es-ES"/>
+        </a:p>
+      </dgm:t>
+    </dgm:pt>
+    <dgm:pt modelId="{7C94BC77-3994-4522-949D-630F4742BB01}">
+      <dgm:prSet phldrT="[Texto]"/>
+      <dgm:spPr/>
+      <dgm:t>
+        <a:bodyPr/>
+        <a:lstStyle/>
+        <a:p>
+          <a:r>
+            <a:rPr lang="es-ES"/>
+            <a:t>Hazte Socio</a:t>
+          </a:r>
+        </a:p>
+      </dgm:t>
+    </dgm:pt>
+    <dgm:pt modelId="{37C818AE-15A3-4393-8A6D-38A92BDF7EBD}" type="parTrans" cxnId="{F7A467A4-50C1-4070-B04C-3554A82DA2C6}">
+      <dgm:prSet/>
+      <dgm:spPr/>
+      <dgm:t>
+        <a:bodyPr/>
+        <a:lstStyle/>
+        <a:p>
+          <a:endParaRPr lang="es-ES"/>
+        </a:p>
+      </dgm:t>
+    </dgm:pt>
+    <dgm:pt modelId="{875BD688-FF03-4EA6-B98B-CE083ACBD81B}" type="sibTrans" cxnId="{F7A467A4-50C1-4070-B04C-3554A82DA2C6}">
+      <dgm:prSet/>
+      <dgm:spPr/>
+      <dgm:t>
+        <a:bodyPr/>
+        <a:lstStyle/>
+        <a:p>
+          <a:endParaRPr lang="es-ES"/>
+        </a:p>
+      </dgm:t>
+    </dgm:pt>
+    <dgm:pt modelId="{8FDDF037-170B-4A1A-A996-5DA78508A7BD}" type="pres">
+      <dgm:prSet presAssocID="{0B776704-7D74-479D-B41D-8888A471EE5F}" presName="hierChild1" presStyleCnt="0">
+        <dgm:presLayoutVars>
+          <dgm:orgChart val="1"/>
+          <dgm:chPref val="1"/>
+          <dgm:dir/>
+          <dgm:animOne val="branch"/>
+          <dgm:animLvl val="lvl"/>
+          <dgm:resizeHandles/>
+        </dgm:presLayoutVars>
+      </dgm:prSet>
+      <dgm:spPr/>
+    </dgm:pt>
+    <dgm:pt modelId="{10FF46B6-B2CC-4B56-9EF6-D4F18690BD64}" type="pres">
+      <dgm:prSet presAssocID="{24919110-1C9E-48DC-B136-966EFC72965A}" presName="hierRoot1" presStyleCnt="0">
+        <dgm:presLayoutVars>
+          <dgm:hierBranch val="init"/>
+        </dgm:presLayoutVars>
+      </dgm:prSet>
+      <dgm:spPr/>
+    </dgm:pt>
+    <dgm:pt modelId="{E7F42694-2087-4651-A8CE-CD41D9C24A9B}" type="pres">
+      <dgm:prSet presAssocID="{24919110-1C9E-48DC-B136-966EFC72965A}" presName="rootComposite1" presStyleCnt="0"/>
+      <dgm:spPr/>
+    </dgm:pt>
+    <dgm:pt modelId="{F62CBF31-035B-4CA3-B6D3-53C35B1C5F89}" type="pres">
+      <dgm:prSet presAssocID="{24919110-1C9E-48DC-B136-966EFC72965A}" presName="rootText1" presStyleLbl="node0" presStyleIdx="0" presStyleCnt="1">
+        <dgm:presLayoutVars>
+          <dgm:chPref val="3"/>
+        </dgm:presLayoutVars>
+      </dgm:prSet>
+      <dgm:spPr/>
+    </dgm:pt>
+    <dgm:pt modelId="{DF6FD422-A9DA-4B44-A8A5-9EC4C4D28CAB}" type="pres">
+      <dgm:prSet presAssocID="{24919110-1C9E-48DC-B136-966EFC72965A}" presName="rootConnector1" presStyleLbl="node1" presStyleIdx="0" presStyleCnt="0"/>
+      <dgm:spPr/>
+    </dgm:pt>
+    <dgm:pt modelId="{2F081912-94B4-4BE9-B454-1B7B44C59FE4}" type="pres">
+      <dgm:prSet presAssocID="{24919110-1C9E-48DC-B136-966EFC72965A}" presName="hierChild2" presStyleCnt="0"/>
+      <dgm:spPr/>
+    </dgm:pt>
+    <dgm:pt modelId="{A8012CFD-8676-42C7-9595-D476B714482D}" type="pres">
+      <dgm:prSet presAssocID="{0E443BC7-0554-45DE-9CAA-96126CF6CBFD}" presName="Name37" presStyleLbl="parChTrans1D2" presStyleIdx="0" presStyleCnt="2"/>
+      <dgm:spPr/>
+    </dgm:pt>
+    <dgm:pt modelId="{8A9FFF1A-6987-436F-9D5F-83EE0AE0F752}" type="pres">
+      <dgm:prSet presAssocID="{DB23E729-E33A-4890-B68F-087B05ECDD70}" presName="hierRoot2" presStyleCnt="0">
+        <dgm:presLayoutVars>
+          <dgm:hierBranch val="init"/>
+        </dgm:presLayoutVars>
+      </dgm:prSet>
+      <dgm:spPr/>
+    </dgm:pt>
+    <dgm:pt modelId="{139E0642-590B-44F2-B845-8BEC61889789}" type="pres">
+      <dgm:prSet presAssocID="{DB23E729-E33A-4890-B68F-087B05ECDD70}" presName="rootComposite" presStyleCnt="0"/>
+      <dgm:spPr/>
+    </dgm:pt>
+    <dgm:pt modelId="{512184E7-DB52-4D85-AB7F-F7684B0961A7}" type="pres">
+      <dgm:prSet presAssocID="{DB23E729-E33A-4890-B68F-087B05ECDD70}" presName="rootText" presStyleLbl="node2" presStyleIdx="0" presStyleCnt="2">
+        <dgm:presLayoutVars>
+          <dgm:chPref val="3"/>
+        </dgm:presLayoutVars>
+      </dgm:prSet>
+      <dgm:spPr/>
+    </dgm:pt>
+    <dgm:pt modelId="{4721961D-3C56-4BE4-A137-BECC77405DE9}" type="pres">
+      <dgm:prSet presAssocID="{DB23E729-E33A-4890-B68F-087B05ECDD70}" presName="rootConnector" presStyleLbl="node2" presStyleIdx="0" presStyleCnt="2"/>
+      <dgm:spPr/>
+    </dgm:pt>
+    <dgm:pt modelId="{D8267EF9-AC2F-4BC1-95A0-D3556A80BFB9}" type="pres">
+      <dgm:prSet presAssocID="{DB23E729-E33A-4890-B68F-087B05ECDD70}" presName="hierChild4" presStyleCnt="0"/>
+      <dgm:spPr/>
+    </dgm:pt>
+    <dgm:pt modelId="{AD67F13B-D223-4CD8-AAD6-B585FE85D35A}" type="pres">
+      <dgm:prSet presAssocID="{DB23E729-E33A-4890-B68F-087B05ECDD70}" presName="hierChild5" presStyleCnt="0"/>
+      <dgm:spPr/>
+    </dgm:pt>
+    <dgm:pt modelId="{6B6D0A3D-DE3C-4CD3-B2C8-66BAF3620159}" type="pres">
+      <dgm:prSet presAssocID="{37C818AE-15A3-4393-8A6D-38A92BDF7EBD}" presName="Name37" presStyleLbl="parChTrans1D2" presStyleIdx="1" presStyleCnt="2"/>
+      <dgm:spPr/>
+    </dgm:pt>
+    <dgm:pt modelId="{D318F316-E088-42B9-908B-54710D16C69F}" type="pres">
+      <dgm:prSet presAssocID="{7C94BC77-3994-4522-949D-630F4742BB01}" presName="hierRoot2" presStyleCnt="0">
+        <dgm:presLayoutVars>
+          <dgm:hierBranch val="init"/>
+        </dgm:presLayoutVars>
+      </dgm:prSet>
+      <dgm:spPr/>
+    </dgm:pt>
+    <dgm:pt modelId="{D4173597-3DA7-4C06-8FAD-5F205A79BC52}" type="pres">
+      <dgm:prSet presAssocID="{7C94BC77-3994-4522-949D-630F4742BB01}" presName="rootComposite" presStyleCnt="0"/>
+      <dgm:spPr/>
+    </dgm:pt>
+    <dgm:pt modelId="{1EAA8766-EAB9-47AF-9757-B5BE02023AB5}" type="pres">
+      <dgm:prSet presAssocID="{7C94BC77-3994-4522-949D-630F4742BB01}" presName="rootText" presStyleLbl="node2" presStyleIdx="1" presStyleCnt="2">
+        <dgm:presLayoutVars>
+          <dgm:chPref val="3"/>
+        </dgm:presLayoutVars>
+      </dgm:prSet>
+      <dgm:spPr/>
+    </dgm:pt>
+    <dgm:pt modelId="{2A18CB02-F5C7-4A7D-932C-0183B7167F11}" type="pres">
+      <dgm:prSet presAssocID="{7C94BC77-3994-4522-949D-630F4742BB01}" presName="rootConnector" presStyleLbl="node2" presStyleIdx="1" presStyleCnt="2"/>
+      <dgm:spPr/>
+    </dgm:pt>
+    <dgm:pt modelId="{1F9D0FFB-E577-4EFA-81E0-3E0D0C119BBF}" type="pres">
+      <dgm:prSet presAssocID="{7C94BC77-3994-4522-949D-630F4742BB01}" presName="hierChild4" presStyleCnt="0"/>
+      <dgm:spPr/>
+    </dgm:pt>
+    <dgm:pt modelId="{E64A7EB5-2D7F-4C1C-AAFE-05FA3BD06458}" type="pres">
+      <dgm:prSet presAssocID="{7C94BC77-3994-4522-949D-630F4742BB01}" presName="hierChild5" presStyleCnt="0"/>
+      <dgm:spPr/>
+    </dgm:pt>
+    <dgm:pt modelId="{7D12FF54-5E4E-4F94-B410-FAB922F29F41}" type="pres">
+      <dgm:prSet presAssocID="{24919110-1C9E-48DC-B136-966EFC72965A}" presName="hierChild3" presStyleCnt="0"/>
+      <dgm:spPr/>
+    </dgm:pt>
+  </dgm:ptLst>
+  <dgm:cxnLst>
+    <dgm:cxn modelId="{6AAFB071-BE19-4C64-ACC5-905FB10ACDC6}" srcId="{0B776704-7D74-479D-B41D-8888A471EE5F}" destId="{24919110-1C9E-48DC-B136-966EFC72965A}" srcOrd="0" destOrd="0" parTransId="{442CBE4A-E723-47BE-86AD-DF84AC2F2D3C}" sibTransId="{DD491987-8AF5-40BB-83C9-B04A1D7ED291}"/>
+    <dgm:cxn modelId="{95281E15-CE24-4BF7-AF1D-CBCB91C90010}" type="presOf" srcId="{0E443BC7-0554-45DE-9CAA-96126CF6CBFD}" destId="{A8012CFD-8676-42C7-9595-D476B714482D}" srcOrd="0" destOrd="0" presId="urn:microsoft.com/office/officeart/2005/8/layout/orgChart1"/>
+    <dgm:cxn modelId="{8C9C3891-AAFE-488F-A3E2-6A4051374017}" type="presOf" srcId="{DB23E729-E33A-4890-B68F-087B05ECDD70}" destId="{512184E7-DB52-4D85-AB7F-F7684B0961A7}" srcOrd="0" destOrd="0" presId="urn:microsoft.com/office/officeart/2005/8/layout/orgChart1"/>
+    <dgm:cxn modelId="{8D3230DC-5CC4-401D-9D6F-7E83AA68D2AF}" type="presOf" srcId="{7C94BC77-3994-4522-949D-630F4742BB01}" destId="{1EAA8766-EAB9-47AF-9757-B5BE02023AB5}" srcOrd="0" destOrd="0" presId="urn:microsoft.com/office/officeart/2005/8/layout/orgChart1"/>
+    <dgm:cxn modelId="{F7A467A4-50C1-4070-B04C-3554A82DA2C6}" srcId="{24919110-1C9E-48DC-B136-966EFC72965A}" destId="{7C94BC77-3994-4522-949D-630F4742BB01}" srcOrd="1" destOrd="0" parTransId="{37C818AE-15A3-4393-8A6D-38A92BDF7EBD}" sibTransId="{875BD688-FF03-4EA6-B98B-CE083ACBD81B}"/>
+    <dgm:cxn modelId="{7E81E6C2-21F4-451E-AD06-7277BD8173B2}" srcId="{24919110-1C9E-48DC-B136-966EFC72965A}" destId="{DB23E729-E33A-4890-B68F-087B05ECDD70}" srcOrd="0" destOrd="0" parTransId="{0E443BC7-0554-45DE-9CAA-96126CF6CBFD}" sibTransId="{38DA517E-FAF3-44EC-90FA-B8434895D851}"/>
+    <dgm:cxn modelId="{58C8084C-038F-459E-B70A-14F043B160B3}" type="presOf" srcId="{24919110-1C9E-48DC-B136-966EFC72965A}" destId="{F62CBF31-035B-4CA3-B6D3-53C35B1C5F89}" srcOrd="0" destOrd="0" presId="urn:microsoft.com/office/officeart/2005/8/layout/orgChart1"/>
+    <dgm:cxn modelId="{84EAC36C-F96E-4524-9AF8-511F8A8989A7}" type="presOf" srcId="{DB23E729-E33A-4890-B68F-087B05ECDD70}" destId="{4721961D-3C56-4BE4-A137-BECC77405DE9}" srcOrd="1" destOrd="0" presId="urn:microsoft.com/office/officeart/2005/8/layout/orgChart1"/>
+    <dgm:cxn modelId="{3EB9DF65-EF8B-4214-9AEB-72B6EBDD808A}" type="presOf" srcId="{7C94BC77-3994-4522-949D-630F4742BB01}" destId="{2A18CB02-F5C7-4A7D-932C-0183B7167F11}" srcOrd="1" destOrd="0" presId="urn:microsoft.com/office/officeart/2005/8/layout/orgChart1"/>
+    <dgm:cxn modelId="{98FF3E06-AC89-4F5E-B5AD-3506763BD683}" type="presOf" srcId="{24919110-1C9E-48DC-B136-966EFC72965A}" destId="{DF6FD422-A9DA-4B44-A8A5-9EC4C4D28CAB}" srcOrd="1" destOrd="0" presId="urn:microsoft.com/office/officeart/2005/8/layout/orgChart1"/>
+    <dgm:cxn modelId="{F5DFA99B-FAF4-4AD6-B877-4B43E67271BD}" type="presOf" srcId="{37C818AE-15A3-4393-8A6D-38A92BDF7EBD}" destId="{6B6D0A3D-DE3C-4CD3-B2C8-66BAF3620159}" srcOrd="0" destOrd="0" presId="urn:microsoft.com/office/officeart/2005/8/layout/orgChart1"/>
+    <dgm:cxn modelId="{A06F6C66-747A-4755-8B63-0F72397E8D59}" type="presOf" srcId="{0B776704-7D74-479D-B41D-8888A471EE5F}" destId="{8FDDF037-170B-4A1A-A996-5DA78508A7BD}" srcOrd="0" destOrd="0" presId="urn:microsoft.com/office/officeart/2005/8/layout/orgChart1"/>
+    <dgm:cxn modelId="{333D1F91-6D18-468D-96A1-0BD0D1505E64}" type="presParOf" srcId="{8FDDF037-170B-4A1A-A996-5DA78508A7BD}" destId="{10FF46B6-B2CC-4B56-9EF6-D4F18690BD64}" srcOrd="0" destOrd="0" presId="urn:microsoft.com/office/officeart/2005/8/layout/orgChart1"/>
+    <dgm:cxn modelId="{80926356-1238-43F9-872C-148695620ACB}" type="presParOf" srcId="{10FF46B6-B2CC-4B56-9EF6-D4F18690BD64}" destId="{E7F42694-2087-4651-A8CE-CD41D9C24A9B}" srcOrd="0" destOrd="0" presId="urn:microsoft.com/office/officeart/2005/8/layout/orgChart1"/>
+    <dgm:cxn modelId="{592AE1E9-5A4C-4E64-923E-370D63A92A1D}" type="presParOf" srcId="{E7F42694-2087-4651-A8CE-CD41D9C24A9B}" destId="{F62CBF31-035B-4CA3-B6D3-53C35B1C5F89}" srcOrd="0" destOrd="0" presId="urn:microsoft.com/office/officeart/2005/8/layout/orgChart1"/>
+    <dgm:cxn modelId="{09ED05F6-0E16-4DC2-9A4E-9A9AA3C7CE95}" type="presParOf" srcId="{E7F42694-2087-4651-A8CE-CD41D9C24A9B}" destId="{DF6FD422-A9DA-4B44-A8A5-9EC4C4D28CAB}" srcOrd="1" destOrd="0" presId="urn:microsoft.com/office/officeart/2005/8/layout/orgChart1"/>
+    <dgm:cxn modelId="{FB6EE515-D0FB-4FDE-BA57-AF7135999E35}" type="presParOf" srcId="{10FF46B6-B2CC-4B56-9EF6-D4F18690BD64}" destId="{2F081912-94B4-4BE9-B454-1B7B44C59FE4}" srcOrd="1" destOrd="0" presId="urn:microsoft.com/office/officeart/2005/8/layout/orgChart1"/>
+    <dgm:cxn modelId="{848D17E5-0115-42B0-9863-6005C4D1A7E7}" type="presParOf" srcId="{2F081912-94B4-4BE9-B454-1B7B44C59FE4}" destId="{A8012CFD-8676-42C7-9595-D476B714482D}" srcOrd="0" destOrd="0" presId="urn:microsoft.com/office/officeart/2005/8/layout/orgChart1"/>
+    <dgm:cxn modelId="{01095147-BC0B-473D-9598-2F96C31BB687}" type="presParOf" srcId="{2F081912-94B4-4BE9-B454-1B7B44C59FE4}" destId="{8A9FFF1A-6987-436F-9D5F-83EE0AE0F752}" srcOrd="1" destOrd="0" presId="urn:microsoft.com/office/officeart/2005/8/layout/orgChart1"/>
+    <dgm:cxn modelId="{66712B56-E270-4BE7-8599-5726939E0F77}" type="presParOf" srcId="{8A9FFF1A-6987-436F-9D5F-83EE0AE0F752}" destId="{139E0642-590B-44F2-B845-8BEC61889789}" srcOrd="0" destOrd="0" presId="urn:microsoft.com/office/officeart/2005/8/layout/orgChart1"/>
+    <dgm:cxn modelId="{B26DC1EC-0C3B-407D-BF7E-1136478A0634}" type="presParOf" srcId="{139E0642-590B-44F2-B845-8BEC61889789}" destId="{512184E7-DB52-4D85-AB7F-F7684B0961A7}" srcOrd="0" destOrd="0" presId="urn:microsoft.com/office/officeart/2005/8/layout/orgChart1"/>
+    <dgm:cxn modelId="{35F9741D-E272-487B-ACDD-7D981FFEDCB5}" type="presParOf" srcId="{139E0642-590B-44F2-B845-8BEC61889789}" destId="{4721961D-3C56-4BE4-A137-BECC77405DE9}" srcOrd="1" destOrd="0" presId="urn:microsoft.com/office/officeart/2005/8/layout/orgChart1"/>
+    <dgm:cxn modelId="{9D2C7D37-1478-4D00-A60C-71B99711F635}" type="presParOf" srcId="{8A9FFF1A-6987-436F-9D5F-83EE0AE0F752}" destId="{D8267EF9-AC2F-4BC1-95A0-D3556A80BFB9}" srcOrd="1" destOrd="0" presId="urn:microsoft.com/office/officeart/2005/8/layout/orgChart1"/>
+    <dgm:cxn modelId="{92FFF214-C70B-493A-9CE4-5474CF885751}" type="presParOf" srcId="{8A9FFF1A-6987-436F-9D5F-83EE0AE0F752}" destId="{AD67F13B-D223-4CD8-AAD6-B585FE85D35A}" srcOrd="2" destOrd="0" presId="urn:microsoft.com/office/officeart/2005/8/layout/orgChart1"/>
+    <dgm:cxn modelId="{FF8022F1-6028-44FF-BDFB-5F6915543AA4}" type="presParOf" srcId="{2F081912-94B4-4BE9-B454-1B7B44C59FE4}" destId="{6B6D0A3D-DE3C-4CD3-B2C8-66BAF3620159}" srcOrd="2" destOrd="0" presId="urn:microsoft.com/office/officeart/2005/8/layout/orgChart1"/>
+    <dgm:cxn modelId="{72EC0297-5E73-4DA3-B39F-C0C2F03F8406}" type="presParOf" srcId="{2F081912-94B4-4BE9-B454-1B7B44C59FE4}" destId="{D318F316-E088-42B9-908B-54710D16C69F}" srcOrd="3" destOrd="0" presId="urn:microsoft.com/office/officeart/2005/8/layout/orgChart1"/>
+    <dgm:cxn modelId="{D9EDF5A7-A3FB-47E5-BF9A-C9FED5F65B22}" type="presParOf" srcId="{D318F316-E088-42B9-908B-54710D16C69F}" destId="{D4173597-3DA7-4C06-8FAD-5F205A79BC52}" srcOrd="0" destOrd="0" presId="urn:microsoft.com/office/officeart/2005/8/layout/orgChart1"/>
+    <dgm:cxn modelId="{92F9EB8E-9291-4F6E-80D3-89F60208CA75}" type="presParOf" srcId="{D4173597-3DA7-4C06-8FAD-5F205A79BC52}" destId="{1EAA8766-EAB9-47AF-9757-B5BE02023AB5}" srcOrd="0" destOrd="0" presId="urn:microsoft.com/office/officeart/2005/8/layout/orgChart1"/>
+    <dgm:cxn modelId="{37DAB9AB-8209-40BC-A152-A9D6FA27FEB5}" type="presParOf" srcId="{D4173597-3DA7-4C06-8FAD-5F205A79BC52}" destId="{2A18CB02-F5C7-4A7D-932C-0183B7167F11}" srcOrd="1" destOrd="0" presId="urn:microsoft.com/office/officeart/2005/8/layout/orgChart1"/>
+    <dgm:cxn modelId="{143B5E3B-8018-43DA-8840-7D90AB6D8787}" type="presParOf" srcId="{D318F316-E088-42B9-908B-54710D16C69F}" destId="{1F9D0FFB-E577-4EFA-81E0-3E0D0C119BBF}" srcOrd="1" destOrd="0" presId="urn:microsoft.com/office/officeart/2005/8/layout/orgChart1"/>
+    <dgm:cxn modelId="{0D7BFFFC-65EA-49AF-A09E-B2B8075D39FE}" type="presParOf" srcId="{D318F316-E088-42B9-908B-54710D16C69F}" destId="{E64A7EB5-2D7F-4C1C-AAFE-05FA3BD06458}" srcOrd="2" destOrd="0" presId="urn:microsoft.com/office/officeart/2005/8/layout/orgChart1"/>
+    <dgm:cxn modelId="{022461CA-95A1-432B-B683-EE3946BB74FC}" type="presParOf" srcId="{10FF46B6-B2CC-4B56-9EF6-D4F18690BD64}" destId="{7D12FF54-5E4E-4F94-B410-FAB922F29F41}" srcOrd="2" destOrd="0" presId="urn:microsoft.com/office/officeart/2005/8/layout/orgChart1"/>
+  </dgm:cxnLst>
+  <dgm:bg/>
+  <dgm:whole/>
+  <dgm:extLst>
+    <a:ext uri="http://schemas.microsoft.com/office/drawing/2008/diagram">
+      <dsp:dataModelExt xmlns:dsp="http://schemas.microsoft.com/office/drawing/2008/diagram" relId="rId18" minVer="http://schemas.openxmlformats.org/drawingml/2006/diagram"/>
+    </a:ext>
+  </dgm:extLst>
+</dgm:dataModel>
+</file>
+
+<file path=word/diagrams/drawing1.xml><?xml version="1.0" encoding="utf-8"?>
+<dsp:drawing xmlns:dgm="http://schemas.openxmlformats.org/drawingml/2006/diagram" xmlns:dsp="http://schemas.microsoft.com/office/drawing/2008/diagram" xmlns:a="http://schemas.openxmlformats.org/drawingml/2006/main">
+  <dsp:spTree>
+    <dsp:nvGrpSpPr>
+      <dsp:cNvPr id="0" name=""/>
+      <dsp:cNvGrpSpPr/>
+    </dsp:nvGrpSpPr>
+    <dsp:grpSpPr/>
+    <dsp:sp modelId="{6B6D0A3D-DE3C-4CD3-B2C8-66BAF3620159}">
+      <dsp:nvSpPr>
+        <dsp:cNvPr id="0" name=""/>
+        <dsp:cNvSpPr/>
+      </dsp:nvSpPr>
+      <dsp:spPr>
+        <a:xfrm>
+          <a:off x="2743200" y="1339659"/>
+          <a:ext cx="1501208" cy="521080"/>
+        </a:xfrm>
+        <a:custGeom>
+          <a:avLst/>
+          <a:gdLst/>
+          <a:ahLst/>
+          <a:cxnLst/>
+          <a:rect l="0" t="0" r="0" b="0"/>
+          <a:pathLst>
+            <a:path>
+              <a:moveTo>
+                <a:pt x="0" y="0"/>
+              </a:moveTo>
+              <a:lnTo>
+                <a:pt x="0" y="260540"/>
+              </a:lnTo>
+              <a:lnTo>
+                <a:pt x="1501208" y="260540"/>
+              </a:lnTo>
+              <a:lnTo>
+                <a:pt x="1501208" y="521080"/>
+              </a:lnTo>
+            </a:path>
+          </a:pathLst>
+        </a:custGeom>
+        <a:noFill/>
+        <a:ln w="12700" cap="flat" cmpd="sng" algn="ctr">
+          <a:solidFill>
+            <a:schemeClr val="accent1">
+              <a:shade val="60000"/>
+              <a:hueOff val="0"/>
+              <a:satOff val="0"/>
+              <a:lumOff val="0"/>
+              <a:alphaOff val="0"/>
+            </a:schemeClr>
+          </a:solidFill>
+          <a:prstDash val="solid"/>
+          <a:miter lim="800000"/>
+        </a:ln>
+        <a:effectLst/>
+      </dsp:spPr>
+      <dsp:style>
+        <a:lnRef idx="2">
+          <a:scrgbClr r="0" g="0" b="0"/>
+        </a:lnRef>
+        <a:fillRef idx="0">
+          <a:scrgbClr r="0" g="0" b="0"/>
+        </a:fillRef>
+        <a:effectRef idx="0">
+          <a:scrgbClr r="0" g="0" b="0"/>
+        </a:effectRef>
+        <a:fontRef idx="minor"/>
+      </dsp:style>
+    </dsp:sp>
+    <dsp:sp modelId="{A8012CFD-8676-42C7-9595-D476B714482D}">
+      <dsp:nvSpPr>
+        <dsp:cNvPr id="0" name=""/>
+        <dsp:cNvSpPr/>
+      </dsp:nvSpPr>
+      <dsp:spPr>
+        <a:xfrm>
+          <a:off x="1241991" y="1339659"/>
+          <a:ext cx="1501208" cy="521080"/>
+        </a:xfrm>
+        <a:custGeom>
+          <a:avLst/>
+          <a:gdLst/>
+          <a:ahLst/>
+          <a:cxnLst/>
+          <a:rect l="0" t="0" r="0" b="0"/>
+          <a:pathLst>
+            <a:path>
+              <a:moveTo>
+                <a:pt x="1501208" y="0"/>
+              </a:moveTo>
+              <a:lnTo>
+                <a:pt x="1501208" y="260540"/>
+              </a:lnTo>
+              <a:lnTo>
+                <a:pt x="0" y="260540"/>
+              </a:lnTo>
+              <a:lnTo>
+                <a:pt x="0" y="521080"/>
+              </a:lnTo>
+            </a:path>
+          </a:pathLst>
+        </a:custGeom>
+        <a:noFill/>
+        <a:ln w="12700" cap="flat" cmpd="sng" algn="ctr">
+          <a:solidFill>
+            <a:schemeClr val="accent1">
+              <a:shade val="60000"/>
+              <a:hueOff val="0"/>
+              <a:satOff val="0"/>
+              <a:lumOff val="0"/>
+              <a:alphaOff val="0"/>
+            </a:schemeClr>
+          </a:solidFill>
+          <a:prstDash val="solid"/>
+          <a:miter lim="800000"/>
+        </a:ln>
+        <a:effectLst/>
+      </dsp:spPr>
+      <dsp:style>
+        <a:lnRef idx="2">
+          <a:scrgbClr r="0" g="0" b="0"/>
+        </a:lnRef>
+        <a:fillRef idx="0">
+          <a:scrgbClr r="0" g="0" b="0"/>
+        </a:fillRef>
+        <a:effectRef idx="0">
+          <a:scrgbClr r="0" g="0" b="0"/>
+        </a:effectRef>
+        <a:fontRef idx="minor"/>
+      </dsp:style>
+    </dsp:sp>
+    <dsp:sp modelId="{F62CBF31-035B-4CA3-B6D3-53C35B1C5F89}">
+      <dsp:nvSpPr>
+        <dsp:cNvPr id="0" name=""/>
+        <dsp:cNvSpPr/>
+      </dsp:nvSpPr>
+      <dsp:spPr>
+        <a:xfrm>
+          <a:off x="1502531" y="98991"/>
+          <a:ext cx="2481336" cy="1240668"/>
+        </a:xfrm>
+        <a:prstGeom prst="rect">
+          <a:avLst/>
+        </a:prstGeom>
+        <a:solidFill>
+          <a:schemeClr val="accent1">
+            <a:hueOff val="0"/>
+            <a:satOff val="0"/>
+            <a:lumOff val="0"/>
+            <a:alphaOff val="0"/>
+          </a:schemeClr>
+        </a:solidFill>
+        <a:ln w="12700" cap="flat" cmpd="sng" algn="ctr">
+          <a:solidFill>
+            <a:schemeClr val="lt1">
+              <a:hueOff val="0"/>
+              <a:satOff val="0"/>
+              <a:lumOff val="0"/>
+              <a:alphaOff val="0"/>
+            </a:schemeClr>
+          </a:solidFill>
+          <a:prstDash val="solid"/>
+          <a:miter lim="800000"/>
+        </a:ln>
+        <a:effectLst/>
+      </dsp:spPr>
+      <dsp:style>
+        <a:lnRef idx="2">
+          <a:scrgbClr r="0" g="0" b="0"/>
+        </a:lnRef>
+        <a:fillRef idx="1">
+          <a:scrgbClr r="0" g="0" b="0"/>
+        </a:fillRef>
+        <a:effectRef idx="0">
+          <a:scrgbClr r="0" g="0" b="0"/>
+        </a:effectRef>
+        <a:fontRef idx="minor">
+          <a:schemeClr val="lt1"/>
+        </a:fontRef>
+      </dsp:style>
+      <dsp:txBody>
+        <a:bodyPr spcFirstLastPara="0" vert="horz" wrap="square" lIns="26670" tIns="26670" rIns="26670" bIns="26670" numCol="1" spcCol="1270" anchor="ctr" anchorCtr="0">
+          <a:noAutofit/>
+        </a:bodyPr>
+        <a:lstStyle/>
+        <a:p>
+          <a:pPr lvl="0" algn="ctr" defTabSz="1866900">
+            <a:lnSpc>
+              <a:spcPct val="90000"/>
+            </a:lnSpc>
+            <a:spcBef>
+              <a:spcPct val="0"/>
+            </a:spcBef>
+            <a:spcAft>
+              <a:spcPct val="35000"/>
+            </a:spcAft>
+          </a:pPr>
+          <a:r>
+            <a:rPr lang="es-ES" sz="4200" kern="1200"/>
+            <a:t>Principal</a:t>
+          </a:r>
+        </a:p>
+      </dsp:txBody>
+      <dsp:txXfrm>
+        <a:off x="1502531" y="98991"/>
+        <a:ext cx="2481336" cy="1240668"/>
+      </dsp:txXfrm>
+    </dsp:sp>
+    <dsp:sp modelId="{512184E7-DB52-4D85-AB7F-F7684B0961A7}">
+      <dsp:nvSpPr>
+        <dsp:cNvPr id="0" name=""/>
+        <dsp:cNvSpPr/>
+      </dsp:nvSpPr>
+      <dsp:spPr>
+        <a:xfrm>
+          <a:off x="1322" y="1860740"/>
+          <a:ext cx="2481336" cy="1240668"/>
+        </a:xfrm>
+        <a:prstGeom prst="rect">
+          <a:avLst/>
+        </a:prstGeom>
+        <a:solidFill>
+          <a:schemeClr val="accent1">
+            <a:hueOff val="0"/>
+            <a:satOff val="0"/>
+            <a:lumOff val="0"/>
+            <a:alphaOff val="0"/>
+          </a:schemeClr>
+        </a:solidFill>
+        <a:ln w="12700" cap="flat" cmpd="sng" algn="ctr">
+          <a:solidFill>
+            <a:schemeClr val="lt1">
+              <a:hueOff val="0"/>
+              <a:satOff val="0"/>
+              <a:lumOff val="0"/>
+              <a:alphaOff val="0"/>
+            </a:schemeClr>
+          </a:solidFill>
+          <a:prstDash val="solid"/>
+          <a:miter lim="800000"/>
+        </a:ln>
+        <a:effectLst/>
+      </dsp:spPr>
+      <dsp:style>
+        <a:lnRef idx="2">
+          <a:scrgbClr r="0" g="0" b="0"/>
+        </a:lnRef>
+        <a:fillRef idx="1">
+          <a:scrgbClr r="0" g="0" b="0"/>
+        </a:fillRef>
+        <a:effectRef idx="0">
+          <a:scrgbClr r="0" g="0" b="0"/>
+        </a:effectRef>
+        <a:fontRef idx="minor">
+          <a:schemeClr val="lt1"/>
+        </a:fontRef>
+      </dsp:style>
+      <dsp:txBody>
+        <a:bodyPr spcFirstLastPara="0" vert="horz" wrap="square" lIns="26670" tIns="26670" rIns="26670" bIns="26670" numCol="1" spcCol="1270" anchor="ctr" anchorCtr="0">
+          <a:noAutofit/>
+        </a:bodyPr>
+        <a:lstStyle/>
+        <a:p>
+          <a:pPr lvl="0" algn="ctr" defTabSz="1866900">
+            <a:lnSpc>
+              <a:spcPct val="90000"/>
+            </a:lnSpc>
+            <a:spcBef>
+              <a:spcPct val="0"/>
+            </a:spcBef>
+            <a:spcAft>
+              <a:spcPct val="35000"/>
+            </a:spcAft>
+          </a:pPr>
+          <a:r>
+            <a:rPr lang="es-ES" sz="4200" kern="1200"/>
+            <a:t>Conocenos</a:t>
+          </a:r>
+        </a:p>
+      </dsp:txBody>
+      <dsp:txXfrm>
+        <a:off x="1322" y="1860740"/>
+        <a:ext cx="2481336" cy="1240668"/>
+      </dsp:txXfrm>
+    </dsp:sp>
+    <dsp:sp modelId="{1EAA8766-EAB9-47AF-9757-B5BE02023AB5}">
+      <dsp:nvSpPr>
+        <dsp:cNvPr id="0" name=""/>
+        <dsp:cNvSpPr/>
+      </dsp:nvSpPr>
+      <dsp:spPr>
+        <a:xfrm>
+          <a:off x="3003740" y="1860740"/>
+          <a:ext cx="2481336" cy="1240668"/>
+        </a:xfrm>
+        <a:prstGeom prst="rect">
+          <a:avLst/>
+        </a:prstGeom>
+        <a:solidFill>
+          <a:schemeClr val="accent1">
+            <a:hueOff val="0"/>
+            <a:satOff val="0"/>
+            <a:lumOff val="0"/>
+            <a:alphaOff val="0"/>
+          </a:schemeClr>
+        </a:solidFill>
+        <a:ln w="12700" cap="flat" cmpd="sng" algn="ctr">
+          <a:solidFill>
+            <a:schemeClr val="lt1">
+              <a:hueOff val="0"/>
+              <a:satOff val="0"/>
+              <a:lumOff val="0"/>
+              <a:alphaOff val="0"/>
+            </a:schemeClr>
+          </a:solidFill>
+          <a:prstDash val="solid"/>
+          <a:miter lim="800000"/>
+        </a:ln>
+        <a:effectLst/>
+      </dsp:spPr>
+      <dsp:style>
+        <a:lnRef idx="2">
+          <a:scrgbClr r="0" g="0" b="0"/>
+        </a:lnRef>
+        <a:fillRef idx="1">
+          <a:scrgbClr r="0" g="0" b="0"/>
+        </a:fillRef>
+        <a:effectRef idx="0">
+          <a:scrgbClr r="0" g="0" b="0"/>
+        </a:effectRef>
+        <a:fontRef idx="minor">
+          <a:schemeClr val="lt1"/>
+        </a:fontRef>
+      </dsp:style>
+      <dsp:txBody>
+        <a:bodyPr spcFirstLastPara="0" vert="horz" wrap="square" lIns="26670" tIns="26670" rIns="26670" bIns="26670" numCol="1" spcCol="1270" anchor="ctr" anchorCtr="0">
+          <a:noAutofit/>
+        </a:bodyPr>
+        <a:lstStyle/>
+        <a:p>
+          <a:pPr lvl="0" algn="ctr" defTabSz="1866900">
+            <a:lnSpc>
+              <a:spcPct val="90000"/>
+            </a:lnSpc>
+            <a:spcBef>
+              <a:spcPct val="0"/>
+            </a:spcBef>
+            <a:spcAft>
+              <a:spcPct val="35000"/>
+            </a:spcAft>
+          </a:pPr>
+          <a:r>
+            <a:rPr lang="es-ES" sz="4200" kern="1200"/>
+            <a:t>Hazte Socio</a:t>
+          </a:r>
+        </a:p>
+      </dsp:txBody>
+      <dsp:txXfrm>
+        <a:off x="3003740" y="1860740"/>
+        <a:ext cx="2481336" cy="1240668"/>
+      </dsp:txXfrm>
+    </dsp:sp>
+  </dsp:spTree>
+</dsp:drawing>
+</file>
+
+<file path=word/diagrams/layout1.xml><?xml version="1.0" encoding="utf-8"?>
+<dgm:layoutDef xmlns:dgm="http://schemas.openxmlformats.org/drawingml/2006/diagram" xmlns:a="http://schemas.openxmlformats.org/drawingml/2006/main" uniqueId="urn:microsoft.com/office/officeart/2005/8/layout/orgChart1">
+  <dgm:title val=""/>
+  <dgm:desc val=""/>
+  <dgm:catLst>
+    <dgm:cat type="hierarchy" pri="1000"/>
+    <dgm:cat type="convert" pri="6000"/>
+  </dgm:catLst>
+  <dgm:sampData>
+    <dgm:dataModel>
+      <dgm:ptLst>
+        <dgm:pt modelId="0" type="doc"/>
+        <dgm:pt modelId="1">
+          <dgm:prSet phldr="1"/>
+        </dgm:pt>
+        <dgm:pt modelId="2" type="asst">
+          <dgm:prSet phldr="1"/>
+        </dgm:pt>
+        <dgm:pt modelId="3">
+          <dgm:prSet phldr="1"/>
+        </dgm:pt>
+        <dgm:pt modelId="4">
+          <dgm:prSet phldr="1"/>
+        </dgm:pt>
+        <dgm:pt modelId="5">
+          <dgm:prSet phldr="1"/>
+        </dgm:pt>
+      </dgm:ptLst>
+      <dgm:cxnLst>
+        <dgm:cxn modelId="5" srcId="0" destId="1" srcOrd="0" destOrd="0"/>
+        <dgm:cxn modelId="6" srcId="1" destId="2" srcOrd="0" destOrd="0"/>
+        <dgm:cxn modelId="7" srcId="1" destId="3" srcOrd="1" destOrd="0"/>
+        <dgm:cxn modelId="8" srcId="1" destId="4" srcOrd="2" destOrd="0"/>
+        <dgm:cxn modelId="9" srcId="1" destId="5" srcOrd="3" destOrd="0"/>
+      </dgm:cxnLst>
+      <dgm:bg/>
+      <dgm:whole/>
+    </dgm:dataModel>
+  </dgm:sampData>
+  <dgm:styleData>
+    <dgm:dataModel>
+      <dgm:ptLst>
+        <dgm:pt modelId="0" type="doc"/>
+        <dgm:pt modelId="1"/>
+        <dgm:pt modelId="12"/>
+        <dgm:pt modelId="13"/>
+      </dgm:ptLst>
+      <dgm:cxnLst>
+        <dgm:cxn modelId="2" srcId="0" destId="1" srcOrd="0" destOrd="0"/>
+        <dgm:cxn modelId="16" srcId="1" destId="12" srcOrd="1" destOrd="0"/>
+        <dgm:cxn modelId="17" srcId="1" destId="13" srcOrd="2" destOrd="0"/>
+      </dgm:cxnLst>
+      <dgm:bg/>
+      <dgm:whole/>
+    </dgm:dataModel>
+  </dgm:styleData>
+  <dgm:clrData>
+    <dgm:dataModel>
+      <dgm:ptLst>
+        <dgm:pt modelId="0" type="doc"/>
+        <dgm:pt modelId="1"/>
+        <dgm:pt modelId="11" type="asst"/>
+        <dgm:pt modelId="12"/>
+        <dgm:pt modelId="13"/>
+        <dgm:pt modelId="14"/>
+      </dgm:ptLst>
+      <dgm:cxnLst>
+        <dgm:cxn modelId="2" srcId="0" destId="1" srcOrd="0" destOrd="0"/>
+        <dgm:cxn modelId="15" srcId="1" destId="11" srcOrd="0" destOrd="0"/>
+        <dgm:cxn modelId="16" srcId="1" destId="12" srcOrd="1" destOrd="0"/>
+        <dgm:cxn modelId="17" srcId="1" destId="13" srcOrd="2" destOrd="0"/>
+        <dgm:cxn modelId="18" srcId="1" destId="14" srcOrd="2" destOrd="0"/>
+      </dgm:cxnLst>
+      <dgm:bg/>
+      <dgm:whole/>
+    </dgm:dataModel>
+  </dgm:clrData>
+  <dgm:layoutNode name="hierChild1">
+    <dgm:varLst>
+      <dgm:orgChart val="1"/>
+      <dgm:chPref val="1"/>
+      <dgm:dir/>
+      <dgm:animOne val="branch"/>
+      <dgm:animLvl val="lvl"/>
+      <dgm:resizeHandles/>
+    </dgm:varLst>
+    <dgm:choose name="Name0">
+      <dgm:if name="Name1" func="var" arg="dir" op="equ" val="norm">
+        <dgm:alg type="hierChild">
+          <dgm:param type="linDir" val="fromL"/>
+        </dgm:alg>
+      </dgm:if>
+      <dgm:else name="Name2">
+        <dgm:alg type="hierChild">
+          <dgm:param type="linDir" val="fromR"/>
+        </dgm:alg>
+      </dgm:else>
+    </dgm:choose>
+    <dgm:shape xmlns:r="http://schemas.openxmlformats.org/officeDocument/2006/relationships" r:blip="">
+      <dgm:adjLst/>
+    </dgm:shape>
+    <dgm:presOf/>
+    <dgm:constrLst>
+      <dgm:constr type="w" for="des" forName="rootComposite1" refType="w" fact="10"/>
+      <dgm:constr type="h" for="des" forName="rootComposite1" refType="w" refFor="des" refForName="rootComposite1" fact="0.5"/>
+      <dgm:constr type="w" for="des" forName="rootComposite" refType="w" fact="10"/>
+      <dgm:constr type="h" for="des" forName="rootComposite" refType="w" refFor="des" refForName="rootComposite1" fact="0.5"/>
+      <dgm:constr type="w" for="des" forName="rootComposite3" refType="w" fact="10"/>
+      <dgm:constr type="h" for="des" forName="rootComposite3" refType="w" refFor="des" refForName="rootComposite1" fact="0.5"/>
+      <dgm:constr type="primFontSz" for="des" ptType="node" op="equ"/>
+      <dgm:constr type="sp" for="des" op="equ"/>
+      <dgm:constr type="sp" for="des" forName="hierRoot1" refType="w" refFor="des" refForName="rootComposite1" fact="0.21"/>
+      <dgm:constr type="sp" for="des" forName="hierRoot2" refType="sp" refFor="des" refForName="hierRoot1"/>
+      <dgm:constr type="sp" for="des" forName="hierRoot3" refType="sp" refFor="des" refForName="hierRoot1"/>
+      <dgm:constr type="sibSp" refType="w" refFor="des" refForName="rootComposite1" fact="0.21"/>
+      <dgm:constr type="sibSp" for="des" forName="hierChild2" refType="sibSp"/>
+      <dgm:constr type="sibSp" for="des" forName="hierChild3" refType="sibSp"/>
+      <dgm:constr type="sibSp" for="des" forName="hierChild4" refType="sibSp"/>
+      <dgm:constr type="sibSp" for="des" forName="hierChild5" refType="sibSp"/>
+      <dgm:constr type="sibSp" for="des" forName="hierChild6" refType="sibSp"/>
+      <dgm:constr type="sibSp" for="des" forName="hierChild7" refType="sibSp"/>
+      <dgm:constr type="secSibSp" refType="w" refFor="des" refForName="rootComposite1" fact="0.21"/>
+      <dgm:constr type="secSibSp" for="des" forName="hierChild2" refType="secSibSp"/>
+      <dgm:constr type="secSibSp" for="des" forName="hierChild3" refType="secSibSp"/>
+      <dgm:constr type="secSibSp" for="des" forName="hierChild4" refType="secSibSp"/>
+      <dgm:constr type="secSibSp" for="des" forName="hierChild5" refType="secSibSp"/>
+      <dgm:constr type="secSibSp" for="des" forName="hierChild6" refType="secSibSp"/>
+      <dgm:constr type="secSibSp" for="des" forName="hierChild7" refType="secSibSp"/>
+    </dgm:constrLst>
+    <dgm:ruleLst/>
+    <dgm:forEach name="Name3" axis="ch">
+      <dgm:forEach name="Name4" axis="self" ptType="node">
+        <dgm:layoutNode name="hierRoot1">
+          <dgm:varLst>
+            <dgm:hierBranch val="init"/>
+          </dgm:varLst>
+          <dgm:choose name="Name5">
+            <dgm:if name="Name6" func="var" arg="hierBranch" op="equ" val="l">
+              <dgm:choose name="Name7">
+                <dgm:if name="Name8" axis="ch" ptType="asst" func="cnt" op="gte" val="1">
+                  <dgm:alg type="hierRoot">
+                    <dgm:param type="hierAlign" val="tR"/>
+                  </dgm:alg>
+                  <dgm:constrLst>
+                    <dgm:constr type="alignOff" val="0.65"/>
+                  </dgm:constrLst>
+                </dgm:if>
+                <dgm:else name="Name9">
+                  <dgm:alg type="hierRoot">
+                    <dgm:param type="hierAlign" val="tR"/>
+                  </dgm:alg>
+                  <dgm:constrLst>
+                    <dgm:constr type="alignOff" val="0.25"/>
+                  </dgm:constrLst>
+                </dgm:else>
+              </dgm:choose>
+            </dgm:if>
+            <dgm:if name="Name10" func="var" arg="hierBranch" op="equ" val="r">
+              <dgm:choose name="Name11">
+                <dgm:if name="Name12" axis="ch" ptType="asst" func="cnt" op="gte" val="1">
+                  <dgm:alg type="hierRoot">
+                    <dgm:param type="hierAlign" val="tL"/>
+                  </dgm:alg>
+                  <dgm:constrLst>
+                    <dgm:constr type="alignOff" val="0.65"/>
+                  </dgm:constrLst>
+                </dgm:if>
+                <dgm:else name="Name13">
+                  <dgm:alg type="hierRoot">
+                    <dgm:param type="hierAlign" val="tL"/>
+                  </dgm:alg>
+                  <dgm:constrLst>
+                    <dgm:constr type="alignOff" val="0.25"/>
+                  </dgm:constrLst>
+                </dgm:else>
+              </dgm:choose>
+            </dgm:if>
+            <dgm:if name="Name14" func="var" arg="hierBranch" op="equ" val="hang">
+              <dgm:alg type="hierRoot"/>
+              <dgm:constrLst>
+                <dgm:constr type="alignOff" val="0.65"/>
+              </dgm:constrLst>
+            </dgm:if>
+            <dgm:else name="Name15">
+              <dgm:alg type="hierRoot"/>
+              <dgm:constrLst>
+                <dgm:constr type="alignOff"/>
+                <dgm:constr type="bendDist" for="des" ptType="parTrans" refType="sp" fact="0.5"/>
+              </dgm:constrLst>
+            </dgm:else>
+          </dgm:choose>
+          <dgm:shape xmlns:r="http://schemas.openxmlformats.org/officeDocument/2006/relationships" r:blip="">
+            <dgm:adjLst/>
+          </dgm:shape>
+          <dgm:presOf/>
+          <dgm:ruleLst/>
+          <dgm:layoutNode name="rootComposite1">
+            <dgm:alg type="composite"/>
+            <dgm:shape xmlns:r="http://schemas.openxmlformats.org/officeDocument/2006/relationships" r:blip="">
+              <dgm:adjLst/>
+            </dgm:shape>
+            <dgm:presOf axis="self" ptType="node" cnt="1"/>
+            <dgm:choose name="Name16">
+              <dgm:if name="Name17" func="var" arg="hierBranch" op="equ" val="init">
+                <dgm:constrLst>
+                  <dgm:constr type="l" for="ch" forName="rootText1"/>
+                  <dgm:constr type="t" for="ch" forName="rootText1"/>
+                  <dgm:constr type="w" for="ch" forName="rootText1" refType="w"/>
+                  <dgm:constr type="h" for="ch" forName="rootText1" refType="h"/>
+                  <dgm:constr type="l" for="ch" forName="rootConnector1"/>
+                  <dgm:constr type="t" for="ch" forName="rootConnector1"/>
+                  <dgm:constr type="w" for="ch" forName="rootConnector1" refType="w" refFor="ch" refForName="rootText1" fact="0.2"/>
+                  <dgm:constr type="h" for="ch" forName="rootConnector1" refType="h" refFor="ch" refForName="rootText1"/>
+                </dgm:constrLst>
+              </dgm:if>
+              <dgm:if name="Name18" func="var" arg="hierBranch" op="equ" val="l">
+                <dgm:constrLst>
+                  <dgm:constr type="l" for="ch" forName="rootText1"/>
+                  <dgm:constr type="t" for="ch" forName="rootText1"/>
+                  <dgm:constr type="w" for="ch" forName="rootText1" refType="w"/>
+                  <dgm:constr type="h" for="ch" forName="rootText1" refType="h"/>
+                  <dgm:constr type="r" for="ch" forName="rootConnector1" refType="w"/>
+                  <dgm:constr type="t" for="ch" forName="rootConnector1"/>
+                  <dgm:constr type="w" for="ch" forName="rootConnector1" refType="w" refFor="ch" refForName="rootText1" fact="0.2"/>
+                  <dgm:constr type="h" for="ch" forName="rootConnector1" refType="h" refFor="ch" refForName="rootText1"/>
+                </dgm:constrLst>
+              </dgm:if>
+              <dgm:if name="Name19" func="var" arg="hierBranch" op="equ" val="r">
+                <dgm:constrLst>
+                  <dgm:constr type="l" for="ch" forName="rootText1"/>
+                  <dgm:constr type="t" for="ch" forName="rootText1"/>
+                  <dgm:constr type="w" for="ch" forName="rootText1" refType="w"/>
+                  <dgm:constr type="h" for="ch" forName="rootText1" refType="h"/>
+                  <dgm:constr type="l" for="ch" forName="rootConnector1"/>
+                  <dgm:constr type="t" for="ch" forName="rootConnector1"/>
+                  <dgm:constr type="w" for="ch" forName="rootConnector1" refType="w" refFor="ch" refForName="rootText1" fact="0.2"/>
+                  <dgm:constr type="h" for="ch" forName="rootConnector1" refType="h" refFor="ch" refForName="rootText1"/>
+                </dgm:constrLst>
+              </dgm:if>
+              <dgm:else name="Name20">
+                <dgm:constrLst>
+                  <dgm:constr type="l" for="ch" forName="rootText1"/>
+                  <dgm:constr type="t" for="ch" forName="rootText1"/>
+                  <dgm:constr type="w" for="ch" forName="rootText1" refType="w"/>
+                  <dgm:constr type="h" for="ch" forName="rootText1" refType="h"/>
+                  <dgm:constr type="r" for="ch" forName="rootConnector1" refType="w"/>
+                  <dgm:constr type="t" for="ch" forName="rootConnector1"/>
+                  <dgm:constr type="w" for="ch" forName="rootConnector1" refType="w" refFor="ch" refForName="rootText1" fact="0.2"/>
+                  <dgm:constr type="h" for="ch" forName="rootConnector1" refType="h" refFor="ch" refForName="rootText1"/>
+                </dgm:constrLst>
+              </dgm:else>
+            </dgm:choose>
+            <dgm:ruleLst/>
+            <dgm:layoutNode name="rootText1" styleLbl="node0">
+              <dgm:varLst>
+                <dgm:chPref val="3"/>
+              </dgm:varLst>
+              <dgm:alg type="tx"/>
+              <dgm:shape xmlns:r="http://schemas.openxmlformats.org/officeDocument/2006/relationships" type="rect" r:blip="">
+                <dgm:adjLst/>
+              </dgm:shape>
+              <dgm:presOf axis="self" ptType="node" cnt="1"/>
+              <dgm:constrLst>
+                <dgm:constr type="primFontSz" val="65"/>
+                <dgm:constr type="lMarg" refType="primFontSz" fact="0.05"/>
+                <dgm:constr type="rMarg" refType="primFontSz" fact="0.05"/>
+                <dgm:constr type="tMarg" refType="primFontSz" fact="0.05"/>
+                <dgm:constr type="bMarg" refType="primFontSz" fact="0.05"/>
+              </dgm:constrLst>
+              <dgm:ruleLst>
+                <dgm:rule type="primFontSz" val="5" fact="NaN" max="NaN"/>
+              </dgm:ruleLst>
+            </dgm:layoutNode>
+            <dgm:layoutNode name="rootConnector1" moveWith="rootText1">
+              <dgm:alg type="sp"/>
+              <dgm:shape xmlns:r="http://schemas.openxmlformats.org/officeDocument/2006/relationships" type="rect" r:blip="" hideGeom="1">
+                <dgm:adjLst/>
+              </dgm:shape>
+              <dgm:presOf axis="self" ptType="node" cnt="1"/>
+              <dgm:constrLst/>
+              <dgm:ruleLst/>
+            </dgm:layoutNode>
+          </dgm:layoutNode>
+          <dgm:layoutNode name="hierChild2">
+            <dgm:choose name="Name21">
+              <dgm:if name="Name22" func="var" arg="hierBranch" op="equ" val="l">
+                <dgm:alg type="hierChild">
+                  <dgm:param type="chAlign" val="r"/>
+                  <dgm:param type="linDir" val="fromT"/>
+                </dgm:alg>
+              </dgm:if>
+              <dgm:if name="Name23" func="var" arg="hierBranch" op="equ" val="r">
+                <dgm:alg type="hierChild">
+                  <dgm:param type="chAlign" val="l"/>
+                  <dgm:param type="linDir" val="fromT"/>
+                </dgm:alg>
+              </dgm:if>
+              <dgm:if name="Name24" func="var" arg="hierBranch" op="equ" val="hang">
+                <dgm:choose name="Name25">
+                  <dgm:if name="Name26" func="var" arg="dir" op="equ" val="norm">
+                    <dgm:alg type="hierChild">
+                      <dgm:param type="chAlign" val="l"/>
+                      <dgm:param type="linDir" val="fromL"/>
+                      <dgm:param type="secChAlign" val="t"/>
+                      <dgm:param type="secLinDir" val="fromT"/>
+                    </dgm:alg>
+                  </dgm:if>
+                  <dgm:else name="Name27">
+                    <dgm:alg type="hierChild">
+                      <dgm:param type="chAlign" val="l"/>
+                      <dgm:param type="linDir" val="fromR"/>
+                      <dgm:param type="secChAlign" val="t"/>
+                      <dgm:param type="secLinDir" val="fromT"/>
+                    </dgm:alg>
+                  </dgm:else>
+                </dgm:choose>
+              </dgm:if>
+              <dgm:else name="Name28">
+                <dgm:choose name="Name29">
+                  <dgm:if name="Name30" func="var" arg="dir" op="equ" val="norm">
+                    <dgm:alg type="hierChild"/>
+                  </dgm:if>
+                  <dgm:else name="Name31">
+                    <dgm:alg type="hierChild">
+                      <dgm:param type="linDir" val="fromR"/>
+                    </dgm:alg>
+                  </dgm:else>
+                </dgm:choose>
+              </dgm:else>
+            </dgm:choose>
+            <dgm:shape xmlns:r="http://schemas.openxmlformats.org/officeDocument/2006/relationships" r:blip="">
+              <dgm:adjLst/>
+            </dgm:shape>
+            <dgm:presOf/>
+            <dgm:constrLst/>
+            <dgm:ruleLst/>
+            <dgm:forEach name="rep2a" axis="ch" ptType="nonAsst">
+              <dgm:forEach name="Name32" axis="precedSib" ptType="parTrans" st="-1" cnt="1">
+                <dgm:choose name="Name33">
+                  <dgm:if name="Name34" func="var" arg="hierBranch" op="equ" val="std">
+                    <dgm:layoutNode name="Name35">
+                      <dgm:alg type="conn">
+                        <dgm:param type="connRout" val="bend"/>
+                        <dgm:param type="dim" val="1D"/>
+                        <dgm:param type="endSty" val="noArr"/>
+                        <dgm:param type="begPts" val="bCtr"/>
+                        <dgm:param type="endPts" val="tCtr"/>
+                        <dgm:param type="bendPt" val="end"/>
+                      </dgm:alg>
+                      <dgm:shape xmlns:r="http://schemas.openxmlformats.org/officeDocument/2006/relationships" type="conn" r:blip="" zOrderOff="-99999">
+                        <dgm:adjLst/>
+                      </dgm:shape>
+                      <dgm:presOf axis="self"/>
+                      <dgm:constrLst>
+                        <dgm:constr type="begPad"/>
+                        <dgm:constr type="endPad"/>
+                      </dgm:constrLst>
+                      <dgm:ruleLst/>
+                    </dgm:layoutNode>
+                  </dgm:if>
+                  <dgm:if name="Name36" func="var" arg="hierBranch" op="equ" val="init">
+                    <dgm:layoutNode name="Name37">
+                      <dgm:choose name="Name38">
+                        <dgm:if name="Name39" axis="self" func="depth" op="lte" val="2">
+                          <dgm:alg type="conn">
+                            <dgm:param type="connRout" val="bend"/>
+                            <dgm:param type="dim" val="1D"/>
+                            <dgm:param type="endSty" val="noArr"/>
+                            <dgm:param type="begPts" val="bCtr"/>
+                            <dgm:param type="endPts" val="tCtr"/>
+                            <dgm:param type="bendPt" val="end"/>
+                          </dgm:alg>
+                        </dgm:if>
+                        <dgm:else name="Name40">
+                          <dgm:choose name="Name41">
+                            <dgm:if name="Name42" axis="par des" func="maxDepth" op="lte" val="1">
+                              <dgm:choose name="Name43">
+                                <dgm:if name="Name44" axis="par ch" ptType="node asst" func="cnt" op="gte" val="1">
+                                  <dgm:alg type="conn">
+                                    <dgm:param type="connRout" val="bend"/>
+                                    <dgm:param type="dim" val="1D"/>
+                                    <dgm:param type="endSty" val="noArr"/>
+                                    <dgm:param type="begPts" val="bCtr"/>
+                                    <dgm:param type="endPts" val="midL midR"/>
+                                  </dgm:alg>
+                                </dgm:if>
+                                <dgm:else name="Name45">
+                                  <dgm:alg type="conn">
+                                    <dgm:param type="connRout" val="bend"/>
+                                    <dgm:param type="dim" val="1D"/>
+                                    <dgm:param type="endSty" val="noArr"/>
+                                    <dgm:param type="begPts" val="bCtr"/>
+                                    <dgm:param type="endPts" val="midL midR"/>
+                                    <dgm:param type="srcNode" val="rootConnector"/>
+                                  </dgm:alg>
+                                </dgm:else>
+                              </dgm:choose>
+                            </dgm:if>
+                            <dgm:else name="Name46">
+                              <dgm:alg type="conn">
+                                <dgm:param type="connRout" val="bend"/>
+                                <dgm:param type="dim" val="1D"/>
+                                <dgm:param type="endSty" val="noArr"/>
+                                <dgm:param type="begPts" val="bCtr"/>
+                                <dgm:param type="endPts" val="tCtr"/>
+                                <dgm:param type="bendPt" val="end"/>
+                              </dgm:alg>
+                            </dgm:else>
+                          </dgm:choose>
+                        </dgm:else>
+                      </dgm:choose>
+                      <dgm:shape xmlns:r="http://schemas.openxmlformats.org/officeDocument/2006/relationships" type="conn" r:blip="" zOrderOff="-99999">
+                        <dgm:adjLst/>
+                      </dgm:shape>
+                      <dgm:presOf axis="self"/>
+                      <dgm:constrLst>
+                        <dgm:constr type="begPad"/>
+                        <dgm:constr type="endPad"/>
+                      </dgm:constrLst>
+                      <dgm:ruleLst/>
+                    </dgm:layoutNode>
+                  </dgm:if>
+                  <dgm:if name="Name47" func="var" arg="hierBranch" op="equ" val="hang">
+                    <dgm:layoutNode name="Name48">
+                      <dgm:alg type="conn">
+                        <dgm:param type="connRout" val="bend"/>
+                        <dgm:param type="dim" val="1D"/>
+                        <dgm:param type="endSty" val="noArr"/>
+                        <dgm:param type="begPts" val="bCtr"/>
+                        <dgm:param type="endPts" val="midL midR"/>
+                      </dgm:alg>
+                      <dgm:shape xmlns:r="http://schemas.openxmlformats.org/officeDocument/2006/relationships" type="conn" r:blip="" zOrderOff="-99999">
+                        <dgm:adjLst/>
+                      </dgm:shape>
+                      <dgm:presOf axis="self"/>
+                      <dgm:constrLst>
+                        <dgm:constr type="begPad"/>
+                        <dgm:constr type="endPad"/>
+                      </dgm:constrLst>
+                      <dgm:ruleLst/>
+                    </dgm:layoutNode>
+                  </dgm:if>
+                  <dgm:else name="Name49">
+                    <dgm:layoutNode name="Name50">
+                      <dgm:choose name="Name51">
+                        <dgm:if name="Name52" axis="self" func="depth" op="lte" val="2">
+                          <dgm:choose name="Name53">
+                            <dgm:if name="Name54" axis="par ch" ptType="node asst" func="cnt" op="gte" val="1">
+                              <dgm:alg type="conn">
+                                <dgm:param type="connRout" val="bend"/>
+                                <dgm:param type="dim" val="1D"/>
+                                <dgm:param type="endSty" val="noArr"/>
+                                <dgm:param type="begPts" val="bCtr"/>
+                                <dgm:param type="endPts" val="midL midR"/>
+                              </dgm:alg>
+                            </dgm:if>
+                            <dgm:else name="Name55">
+                              <dgm:alg type="conn">
+                                <dgm:param type="connRout" val="bend"/>
+                                <dgm:param type="dim" val="1D"/>
+                                <dgm:param type="endSty" val="noArr"/>
+                                <dgm:param type="begPts" val="bCtr"/>
+                                <dgm:param type="endPts" val="midL midR"/>
+                                <dgm:param type="srcNode" val="rootConnector1"/>
+                              </dgm:alg>
+                            </dgm:else>
+                          </dgm:choose>
+                        </dgm:if>
+                        <dgm:else name="Name56">
+                          <dgm:choose name="Name57">
+                            <dgm:if name="Name58" axis="par ch" ptType="node asst" func="cnt" op="gte" val="1">
+                              <dgm:alg type="conn">
+                                <dgm:param type="connRout" val="bend"/>
+                                <dgm:param type="dim" val="1D"/>
+                                <dgm:param type="endSty" val="noArr"/>
+                                <dgm:param type="begPts" val="bCtr"/>
+                                <dgm:param type="endPts" val="midL midR"/>
+                              </dgm:alg>
+                            </dgm:if>
+                            <dgm:else name="Name59">
+                              <dgm:alg type="conn">
+                                <dgm:param type="connRout" val="bend"/>
+                                <dgm:param type="dim" val="1D"/>
+                                <dgm:param type="endSty" val="noArr"/>
+                                <dgm:param type="begPts" val="bCtr"/>
+                                <dgm:param type="endPts" val="midL midR"/>
+                                <dgm:param type="srcNode" val="rootConnector"/>
+                              </dgm:alg>
+                            </dgm:else>
+                          </dgm:choose>
+                        </dgm:else>
+                      </dgm:choose>
+                      <dgm:shape xmlns:r="http://schemas.openxmlformats.org/officeDocument/2006/relationships" type="conn" r:blip="" zOrderOff="-99999">
+                        <dgm:adjLst/>
+                      </dgm:shape>
+                      <dgm:presOf axis="self"/>
+                      <dgm:constrLst>
+                        <dgm:constr type="begPad"/>
+                        <dgm:constr type="endPad"/>
+                      </dgm:constrLst>
+                      <dgm:ruleLst/>
+                    </dgm:layoutNode>
+                  </dgm:else>
+                </dgm:choose>
+              </dgm:forEach>
+              <dgm:layoutNode name="hierRoot2">
+                <dgm:varLst>
+                  <dgm:hierBranch val="init"/>
+                </dgm:varLst>
+                <dgm:choose name="Name60">
+                  <dgm:if name="Name61" func="var" arg="hierBranch" op="equ" val="l">
+                    <dgm:choose name="Name62">
+                      <dgm:if name="Name63" axis="ch" ptType="asst" func="cnt" op="gte" val="1">
+                        <dgm:alg type="hierRoot">
+                          <dgm:param type="hierAlign" val="tR"/>
+                        </dgm:alg>
+                        <dgm:shape xmlns:r="http://schemas.openxmlformats.org/officeDocument/2006/relationships" r:blip="">
+                          <dgm:adjLst/>
+                        </dgm:shape>
+                        <dgm:presOf/>
+                        <dgm:constrLst>
+                          <dgm:constr type="alignOff" val="0.65"/>
+                        </dgm:constrLst>
+                      </dgm:if>
+                      <dgm:else name="Name64">
+                        <dgm:alg type="hierRoot">
+                          <dgm:param type="hierAlign" val="tR"/>
+                        </dgm:alg>
+                        <dgm:shape xmlns:r="http://schemas.openxmlformats.org/officeDocument/2006/relationships" r:blip="">
+                          <dgm:adjLst/>
+                        </dgm:shape>
+                        <dgm:presOf/>
+                        <dgm:constrLst>
+                          <dgm:constr type="alignOff" val="0.25"/>
+                        </dgm:constrLst>
+                      </dgm:else>
+                    </dgm:choose>
+                  </dgm:if>
+                  <dgm:if name="Name65" func="var" arg="hierBranch" op="equ" val="r">
+                    <dgm:choose name="Name66">
+                      <dgm:if name="Name67" axis="ch" ptType="asst" func="cnt" op="gte" val="1">
+                        <dgm:alg type="hierRoot">
+                          <dgm:param type="hierAlign" val="tL"/>
+                        </dgm:alg>
+                        <dgm:shape xmlns:r="http://schemas.openxmlformats.org/officeDocument/2006/relationships" r:blip="">
+                          <dgm:adjLst/>
+                        </dgm:shape>
+                        <dgm:presOf/>
+                        <dgm:constrLst>
+                          <dgm:constr type="alignOff" val="0.65"/>
+                        </dgm:constrLst>
+                      </dgm:if>
+                      <dgm:else name="Name68">
+                        <dgm:alg type="hierRoot">
+                          <dgm:param type="hierAlign" val="tL"/>
+                        </dgm:alg>
+                        <dgm:shape xmlns:r="http://schemas.openxmlformats.org/officeDocument/2006/relationships" r:blip="">
+                          <dgm:adjLst/>
+                        </dgm:shape>
+                        <dgm:presOf/>
+                        <dgm:constrLst>
+                          <dgm:constr type="alignOff" val="0.25"/>
+                        </dgm:constrLst>
+                      </dgm:else>
+                    </dgm:choose>
+                  </dgm:if>
+                  <dgm:if name="Name69" func="var" arg="hierBranch" op="equ" val="std">
+                    <dgm:alg type="hierRoot"/>
+                    <dgm:shape xmlns:r="http://schemas.openxmlformats.org/officeDocument/2006/relationships" r:blip="">
+                      <dgm:adjLst/>
+                    </dgm:shape>
+                    <dgm:presOf/>
+                    <dgm:constrLst>
+                      <dgm:constr type="alignOff"/>
+                      <dgm:constr type="bendDist" for="des" ptType="parTrans" refType="sp" fact="0.5"/>
+                    </dgm:constrLst>
+                  </dgm:if>
+                  <dgm:if name="Name70" func="var" arg="hierBranch" op="equ" val="init">
+                    <dgm:choose name="Name71">
+                      <dgm:if name="Name72" axis="des" func="maxDepth" op="lte" val="1">
+                        <dgm:choose name="Name73">
+                          <dgm:if name="Name74" axis="ch" ptType="asst" func="cnt" op="gte" val="1">
+                            <dgm:alg type="hierRoot">
+                              <dgm:param type="hierAlign" val="tL"/>
+                            </dgm:alg>
+                            <dgm:shape xmlns:r="http://schemas.openxmlformats.org/officeDocument/2006/relationships" r:blip="">
+                              <dgm:adjLst/>
+                            </dgm:shape>
+                            <dgm:presOf/>
+                            <dgm:constrLst>
+                              <dgm:constr type="alignOff" val="0.65"/>
+                            </dgm:constrLst>
+                          </dgm:if>
+                          <dgm:else name="Name75">
+                            <dgm:alg type="hierRoot">
+                              <dgm:param type="hierAlign" val="tL"/>
+                            </dgm:alg>
+                            <dgm:shape xmlns:r="http://schemas.openxmlformats.org/officeDocument/2006/relationships" r:blip="">
+                              <dgm:adjLst/>
+                            </dgm:shape>
+                            <dgm:presOf/>
+                            <dgm:constrLst>
+                              <dgm:constr type="alignOff" val="0.25"/>
+                            </dgm:constrLst>
+                          </dgm:else>
+                        </dgm:choose>
+                      </dgm:if>
+                      <dgm:else name="Name76">
+                        <dgm:alg type="hierRoot"/>
+                        <dgm:shape xmlns:r="http://schemas.openxmlformats.org/officeDocument/2006/relationships" r:blip="">
+                          <dgm:adjLst/>
+                        </dgm:shape>
+                        <dgm:presOf/>
+                        <dgm:constrLst>
+                          <dgm:constr type="alignOff"/>
+                          <dgm:constr type="bendDist" for="des" ptType="parTrans" refType="sp" fact="0.5"/>
+                        </dgm:constrLst>
+                      </dgm:else>
+                    </dgm:choose>
+                  </dgm:if>
+                  <dgm:else name="Name77">
+                    <dgm:alg type="hierRoot"/>
+                    <dgm:shape xmlns:r="http://schemas.openxmlformats.org/officeDocument/2006/relationships" r:blip="">
+                      <dgm:adjLst/>
+                    </dgm:shape>
+                    <dgm:presOf/>
+                    <dgm:constrLst>
+                      <dgm:constr type="alignOff" val="0.65"/>
+                    </dgm:constrLst>
+                  </dgm:else>
+                </dgm:choose>
+                <dgm:ruleLst/>
+                <dgm:layoutNode name="rootComposite">
+                  <dgm:alg type="composite"/>
+                  <dgm:shape xmlns:r="http://schemas.openxmlformats.org/officeDocument/2006/relationships" r:blip="">
+                    <dgm:adjLst/>
+                  </dgm:shape>
+                  <dgm:presOf axis="self" ptType="node" cnt="1"/>
+                  <dgm:choose name="Name78">
+                    <dgm:if name="Name79" func="var" arg="hierBranch" op="equ" val="init">
+                      <dgm:constrLst>
+                        <dgm:constr type="l" for="ch" forName="rootText"/>
+                        <dgm:constr type="t" for="ch" forName="rootText"/>
+                        <dgm:constr type="w" for="ch" forName="rootText" refType="w"/>
+                        <dgm:constr type="h" for="ch" forName="rootText" refType="h"/>
+                        <dgm:constr type="l" for="ch" forName="rootConnector"/>
+                        <dgm:constr type="t" for="ch" forName="rootConnector"/>
+                        <dgm:constr type="w" for="ch" forName="rootConnector" refType="w" refFor="ch" refForName="rootText" fact="0.2"/>
+                        <dgm:constr type="h" for="ch" forName="rootConnector" refType="h" refFor="ch" refForName="rootText"/>
+                      </dgm:constrLst>
+                    </dgm:if>
+                    <dgm:if name="Name80" func="var" arg="hierBranch" op="equ" val="l">
+                      <dgm:constrLst>
+                        <dgm:constr type="l" for="ch" forName="rootText"/>
+                        <dgm:constr type="t" for="ch" forName="rootText"/>
+                        <dgm:constr type="w" for="ch" forName="rootText" refType="w"/>
+                        <dgm:constr type="h" for="ch" forName="rootText" refType="h"/>
+                        <dgm:constr type="r" for="ch" forName="rootConnector" refType="w"/>
+                        <dgm:constr type="t" for="ch" forName="rootConnector"/>
+                        <dgm:constr type="w" for="ch" forName="rootConnector" refType="w" refFor="ch" refForName="rootText" fact="0.2"/>
+                        <dgm:constr type="h" for="ch" forName="rootConnector" refType="h" refFor="ch" refForName="rootText"/>
+                      </dgm:constrLst>
+                    </dgm:if>
+                    <dgm:if name="Name81" func="var" arg="hierBranch" op="equ" val="r">
+                      <dgm:constrLst>
+                        <dgm:constr type="l" for="ch" forName="rootText"/>
+                        <dgm:constr type="t" for="ch" forName="rootText"/>
+                        <dgm:constr type="w" for="ch" forName="rootText" refType="w"/>
+                        <dgm:constr type="h" for="ch" forName="rootText" refType="h"/>
+                        <dgm:constr type="l" for="ch" forName="rootConnector"/>
+                        <dgm:constr type="t" for="ch" forName="rootConnector"/>
+                        <dgm:constr type="w" for="ch" forName="rootConnector" refType="w" refFor="ch" refForName="rootText" fact="0.2"/>
+                        <dgm:constr type="h" for="ch" forName="rootConnector" refType="h" refFor="ch" refForName="rootText"/>
+                      </dgm:constrLst>
+                    </dgm:if>
+                    <dgm:else name="Name82">
+                      <dgm:constrLst>
+                        <dgm:constr type="l" for="ch" forName="rootText"/>
+                        <dgm:constr type="t" for="ch" forName="rootText"/>
+                        <dgm:constr type="w" for="ch" forName="rootText" refType="w"/>
+                        <dgm:constr type="h" for="ch" forName="rootText" refType="h"/>
+                        <dgm:constr type="r" for="ch" forName="rootConnector" refType="w"/>
+                        <dgm:constr type="t" for="ch" forName="rootConnector"/>
+                        <dgm:constr type="w" for="ch" forName="rootConnector" refType="w" refFor="ch" refForName="rootText" fact="0.2"/>
+                        <dgm:constr type="h" for="ch" forName="rootConnector" refType="h" refFor="ch" refForName="rootText"/>
+                      </dgm:constrLst>
+                    </dgm:else>
+                  </dgm:choose>
+                  <dgm:ruleLst/>
+                  <dgm:layoutNode name="rootText">
+                    <dgm:varLst>
+                      <dgm:chPref val="3"/>
+                    </dgm:varLst>
+                    <dgm:alg type="tx"/>
+                    <dgm:shape xmlns:r="http://schemas.openxmlformats.org/officeDocument/2006/relationships" type="rect" r:blip="">
+                      <dgm:adjLst/>
+                    </dgm:shape>
+                    <dgm:presOf axis="self" ptType="node" cnt="1"/>
+                    <dgm:constrLst>
+                      <dgm:constr type="primFontSz" val="65"/>
+                      <dgm:constr type="lMarg" refType="primFontSz" fact="0.05"/>
+                      <dgm:constr type="rMarg" refType="primFontSz" fact="0.05"/>
+                      <dgm:constr type="tMarg" refType="primFontSz" fact="0.05"/>
+                      <dgm:constr type="bMarg" refType="primFontSz" fact="0.05"/>
+                    </dgm:constrLst>
+                    <dgm:ruleLst>
+                      <dgm:rule type="primFontSz" val="5" fact="NaN" max="NaN"/>
+                    </dgm:ruleLst>
+                  </dgm:layoutNode>
+                  <dgm:layoutNode name="rootConnector" moveWith="rootText">
+                    <dgm:alg type="sp"/>
+                    <dgm:shape xmlns:r="http://schemas.openxmlformats.org/officeDocument/2006/relationships" type="rect" r:blip="" hideGeom="1">
+                      <dgm:adjLst/>
+                    </dgm:shape>
+                    <dgm:presOf axis="self" ptType="node" cnt="1"/>
+                    <dgm:constrLst/>
+                    <dgm:ruleLst/>
+                  </dgm:layoutNode>
+                </dgm:layoutNode>
+                <dgm:layoutNode name="hierChild4">
+                  <dgm:choose name="Name83">
+                    <dgm:if name="Name84" func="var" arg="hierBranch" op="equ" val="l">
+                      <dgm:alg type="hierChild">
+                        <dgm:param type="chAlign" val="r"/>
+                        <dgm:param type="linDir" val="fromT"/>
+                      </dgm:alg>
+                    </dgm:if>
+                    <dgm:if name="Name85" func="var" arg="hierBranch" op="equ" val="r">
+                      <dgm:alg type="hierChild">
+                        <dgm:param type="chAlign" val="l"/>
+                        <dgm:param type="linDir" val="fromT"/>
+                      </dgm:alg>
+                    </dgm:if>
+                    <dgm:if name="Name86" func="var" arg="hierBranch" op="equ" val="hang">
+                      <dgm:choose name="Name87">
+                        <dgm:if name="Name88" func="var" arg="dir" op="equ" val="norm">
+                          <dgm:alg type="hierChild">
+                            <dgm:param type="chAlign" val="l"/>
+                            <dgm:param type="linDir" val="fromL"/>
+                            <dgm:param type="secChAlign" val="t"/>
+                            <dgm:param type="secLinDir" val="fromT"/>
+                          </dgm:alg>
+                        </dgm:if>
+                        <dgm:else name="Name89">
+                          <dgm:alg type="hierChild">
+                            <dgm:param type="chAlign" val="l"/>
+                            <dgm:param type="linDir" val="fromR"/>
+                            <dgm:param type="secChAlign" val="t"/>
+                            <dgm:param type="secLinDir" val="fromT"/>
+                          </dgm:alg>
+                        </dgm:else>
+                      </dgm:choose>
+                    </dgm:if>
+                    <dgm:if name="Name90" func="var" arg="hierBranch" op="equ" val="std">
+                      <dgm:choose name="Name91">
+                        <dgm:if name="Name92" func="var" arg="dir" op="equ" val="norm">
+                          <dgm:alg type="hierChild"/>
+                        </dgm:if>
+                        <dgm:else name="Name93">
+                          <dgm:alg type="hierChild">
+                            <dgm:param type="linDir" val="fromR"/>
+                          </dgm:alg>
+                        </dgm:else>
+                      </dgm:choose>
+                    </dgm:if>
+                    <dgm:if name="Name94" func="var" arg="hierBranch" op="equ" val="init">
+                      <dgm:choose name="Name95">
+                        <dgm:if name="Name96" axis="des" func="maxDepth" op="lte" val="1">
+                          <dgm:alg type="hierChild">
+                            <dgm:param type="chAlign" val="l"/>
+                            <dgm:param type="linDir" val="fromT"/>
+                          </dgm:alg>
+                        </dgm:if>
+                        <dgm:else name="Name97">
+                          <dgm:choose name="Name98">
+                            <dgm:if name="Name99" func="var" arg="dir" op="equ" val="norm">
+                              <dgm:alg type="hierChild"/>
+                            </dgm:if>
+                            <dgm:else name="Name100">
+                              <dgm:alg type="hierChild">
+                                <dgm:param type="linDir" val="fromR"/>
+                              </dgm:alg>
+                            </dgm:else>
+                          </dgm:choose>
+                        </dgm:else>
+                      </dgm:choose>
+                    </dgm:if>
+                    <dgm:else name="Name101"/>
+                  </dgm:choose>
+                  <dgm:shape xmlns:r="http://schemas.openxmlformats.org/officeDocument/2006/relationships" r:blip="">
+                    <dgm:adjLst/>
+                  </dgm:shape>
+                  <dgm:presOf/>
+                  <dgm:constrLst/>
+                  <dgm:ruleLst/>
+                  <dgm:forEach name="Name102" ref="rep2a"/>
+                </dgm:layoutNode>
+                <dgm:layoutNode name="hierChild5">
+                  <dgm:choose name="Name103">
+                    <dgm:if name="Name104" func="var" arg="dir" op="equ" val="norm">
+                      <dgm:alg type="hierChild">
+                        <dgm:param type="chAlign" val="l"/>
+                        <dgm:param type="linDir" val="fromL"/>
+                        <dgm:param type="secChAlign" val="t"/>
+                        <dgm:param type="secLinDir" val="fromT"/>
+                      </dgm:alg>
+                    </dgm:if>
+                    <dgm:else name="Name105">
+                      <dgm:alg type="hierChild">
+                        <dgm:param type="chAlign" val="l"/>
+                        <dgm:param type="linDir" val="fromR"/>
+                        <dgm:param type="secChAlign" val="t"/>
+                        <dgm:param type="secLinDir" val="fromT"/>
+                      </dgm:alg>
+                    </dgm:else>
+                  </dgm:choose>
+                  <dgm:shape xmlns:r="http://schemas.openxmlformats.org/officeDocument/2006/relationships" r:blip="">
+                    <dgm:adjLst/>
+                  </dgm:shape>
+                  <dgm:presOf/>
+                  <dgm:constrLst/>
+                  <dgm:ruleLst/>
+                  <dgm:forEach name="Name106" ref="rep2b"/>
+                </dgm:layoutNode>
+              </dgm:layoutNode>
+            </dgm:forEach>
+          </dgm:layoutNode>
+          <dgm:layoutNode name="hierChild3">
+            <dgm:choose name="Name107">
+              <dgm:if name="Name108" func="var" arg="dir" op="equ" val="norm">
+                <dgm:alg type="hierChild">
+                  <dgm:param type="chAlign" val="l"/>
+                  <dgm:param type="linDir" val="fromL"/>
+                  <dgm:param type="secChAlign" val="t"/>
+                  <dgm:param type="secLinDir" val="fromT"/>
+                </dgm:alg>
+              </dgm:if>
+              <dgm:else name="Name109">
+                <dgm:alg type="hierChild">
+                  <dgm:param type="chAlign" val="l"/>
+                  <dgm:param type="linDir" val="fromR"/>
+                  <dgm:param type="secChAlign" val="t"/>
+                  <dgm:param type="secLinDir" val="fromT"/>
+                </dgm:alg>
+              </dgm:else>
+            </dgm:choose>
+            <dgm:shape xmlns:r="http://schemas.openxmlformats.org/officeDocument/2006/relationships" r:blip="">
+              <dgm:adjLst/>
+            </dgm:shape>
+            <dgm:presOf/>
+            <dgm:constrLst/>
+            <dgm:ruleLst/>
+            <dgm:forEach name="rep2b" axis="ch" ptType="asst">
+              <dgm:forEach name="Name110" axis="precedSib" ptType="parTrans" st="-1" cnt="1">
+                <dgm:layoutNode name="Name111">
+                  <dgm:alg type="conn">
+                    <dgm:param type="connRout" val="bend"/>
+                    <dgm:param type="dim" val="1D"/>
+                    <dgm:param type="endSty" val="noArr"/>
+                    <dgm:param type="begPts" val="bCtr"/>
+                    <dgm:param type="endPts" val="midL midR"/>
+                  </dgm:alg>
+                  <dgm:shape xmlns:r="http://schemas.openxmlformats.org/officeDocument/2006/relationships" type="conn" r:blip="" zOrderOff="-99999">
+                    <dgm:adjLst/>
+                  </dgm:shape>
+                  <dgm:presOf axis="self"/>
+                  <dgm:constrLst>
+                    <dgm:constr type="begPad"/>
+                    <dgm:constr type="endPad"/>
+                  </dgm:constrLst>
+                  <dgm:ruleLst/>
+                </dgm:layoutNode>
+              </dgm:forEach>
+              <dgm:layoutNode name="hierRoot3">
+                <dgm:varLst>
+                  <dgm:hierBranch val="init"/>
+                </dgm:varLst>
+                <dgm:choose name="Name112">
+                  <dgm:if name="Name113" func="var" arg="hierBranch" op="equ" val="l">
+                    <dgm:alg type="hierRoot">
+                      <dgm:param type="hierAlign" val="tR"/>
+                    </dgm:alg>
+                    <dgm:shape xmlns:r="http://schemas.openxmlformats.org/officeDocument/2006/relationships" r:blip="">
+                      <dgm:adjLst/>
+                    </dgm:shape>
+                    <dgm:presOf/>
+                    <dgm:constrLst>
+                      <dgm:constr type="alignOff" val="0.65"/>
+                    </dgm:constrLst>
+                  </dgm:if>
+                  <dgm:if name="Name114" func="var" arg="hierBranch" op="equ" val="r">
+                    <dgm:alg type="hierRoot">
+                      <dgm:param type="hierAlign" val="tL"/>
+                    </dgm:alg>
+                    <dgm:shape xmlns:r="http://schemas.openxmlformats.org/officeDocument/2006/relationships" r:blip="">
+                      <dgm:adjLst/>
+                    </dgm:shape>
+                    <dgm:presOf/>
+                    <dgm:constrLst>
+                      <dgm:constr type="alignOff" val="0.65"/>
+                    </dgm:constrLst>
+                  </dgm:if>
+                  <dgm:if name="Name115" func="var" arg="hierBranch" op="equ" val="hang">
+                    <dgm:alg type="hierRoot"/>
+                    <dgm:shape xmlns:r="http://schemas.openxmlformats.org/officeDocument/2006/relationships" r:blip="">
+                      <dgm:adjLst/>
+                    </dgm:shape>
+                    <dgm:presOf/>
+                    <dgm:constrLst>
+                      <dgm:constr type="alignOff" val="0.65"/>
+                    </dgm:constrLst>
+                  </dgm:if>
+                  <dgm:if name="Name116" func="var" arg="hierBranch" op="equ" val="std">
+                    <dgm:alg type="hierRoot"/>
+                    <dgm:shape xmlns:r="http://schemas.openxmlformats.org/officeDocument/2006/relationships" r:blip="">
+                      <dgm:adjLst/>
+                    </dgm:shape>
+                    <dgm:presOf/>
+                    <dgm:constrLst>
+                      <dgm:constr type="alignOff"/>
+                      <dgm:constr type="bendDist" for="des" ptType="parTrans" refType="sp" fact="0.5"/>
+                    </dgm:constrLst>
+                  </dgm:if>
+                  <dgm:if name="Name117" func="var" arg="hierBranch" op="equ" val="init">
+                    <dgm:choose name="Name118">
+                      <dgm:if name="Name119" axis="des" func="maxDepth" op="lte" val="1">
+                        <dgm:alg type="hierRoot">
+                          <dgm:param type="hierAlign" val="tL"/>
+                        </dgm:alg>
+                        <dgm:shape xmlns:r="http://schemas.openxmlformats.org/officeDocument/2006/relationships" r:blip="">
+                          <dgm:adjLst/>
+                        </dgm:shape>
+                        <dgm:presOf/>
+                        <dgm:constrLst>
+                          <dgm:constr type="alignOff" val="0.65"/>
+                        </dgm:constrLst>
+                      </dgm:if>
+                      <dgm:else name="Name120">
+                        <dgm:alg type="hierRoot"/>
+                        <dgm:shape xmlns:r="http://schemas.openxmlformats.org/officeDocument/2006/relationships" r:blip="">
+                          <dgm:adjLst/>
+                        </dgm:shape>
+                        <dgm:presOf/>
+                        <dgm:constrLst>
+                          <dgm:constr type="alignOff"/>
+                          <dgm:constr type="bendDist" for="des" ptType="parTrans" refType="sp" fact="0.5"/>
+                        </dgm:constrLst>
+                      </dgm:else>
+                    </dgm:choose>
+                  </dgm:if>
+                  <dgm:else name="Name121"/>
+                </dgm:choose>
+                <dgm:ruleLst/>
+                <dgm:layoutNode name="rootComposite3">
+                  <dgm:alg type="composite"/>
+                  <dgm:shape xmlns:r="http://schemas.openxmlformats.org/officeDocument/2006/relationships" r:blip="">
+                    <dgm:adjLst/>
+                  </dgm:shape>
+                  <dgm:presOf axis="self" ptType="node" cnt="1"/>
+                  <dgm:choose name="Name122">
+                    <dgm:if name="Name123" func="var" arg="hierBranch" op="equ" val="init">
+                      <dgm:constrLst>
+                        <dgm:constr type="l" for="ch" forName="rootText3"/>
+                        <dgm:constr type="t" for="ch" forName="rootText3"/>
+                        <dgm:constr type="w" for="ch" forName="rootText3" refType="w"/>
+                        <dgm:constr type="h" for="ch" forName="rootText3" refType="h"/>
+                        <dgm:constr type="l" for="ch" forName="rootConnector3"/>
+                        <dgm:constr type="t" for="ch" forName="rootConnector3"/>
+                        <dgm:constr type="w" for="ch" forName="rootConnector3" refType="w" refFor="ch" refForName="rootText3" fact="0.2"/>
+                        <dgm:constr type="h" for="ch" forName="rootConnector3" refType="h" refFor="ch" refForName="rootText3"/>
+                      </dgm:constrLst>
+                    </dgm:if>
+                    <dgm:if name="Name124" func="var" arg="hierBranch" op="equ" val="l">
+                      <dgm:constrLst>
+                        <dgm:constr type="l" for="ch" forName="rootText3"/>
+                        <dgm:constr type="t" for="ch" forName="rootText3"/>
+                        <dgm:constr type="w" for="ch" forName="rootText3" refType="w"/>
+                        <dgm:constr type="h" for="ch" forName="rootText3" refType="h"/>
+                        <dgm:constr type="r" for="ch" forName="rootConnector3" refType="w"/>
+                        <dgm:constr type="t" for="ch" forName="rootConnector3"/>
+                        <dgm:constr type="w" for="ch" forName="rootConnector3" refType="w" refFor="ch" refForName="rootText3" fact="0.2"/>
+                        <dgm:constr type="h" for="ch" forName="rootConnector3" refType="h" refFor="ch" refForName="rootText3"/>
+                      </dgm:constrLst>
+                    </dgm:if>
+                    <dgm:if name="Name125" func="var" arg="hierBranch" op="equ" val="r">
+                      <dgm:constrLst>
+                        <dgm:constr type="l" for="ch" forName="rootText3"/>
+                        <dgm:constr type="t" for="ch" forName="rootText3"/>
+                        <dgm:constr type="w" for="ch" forName="rootText3" refType="w"/>
+                        <dgm:constr type="h" for="ch" forName="rootText3" refType="h"/>
+                        <dgm:constr type="l" for="ch" forName="rootConnector3"/>
+                        <dgm:constr type="t" for="ch" forName="rootConnector3"/>
+                        <dgm:constr type="w" for="ch" forName="rootConnector3" refType="w" refFor="ch" refForName="rootText3" fact="0.2"/>
+                        <dgm:constr type="h" for="ch" forName="rootConnector3" refType="h" refFor="ch" refForName="rootText3"/>
+                      </dgm:constrLst>
+                    </dgm:if>
+                    <dgm:else name="Name126">
+                      <dgm:constrLst>
+                        <dgm:constr type="l" for="ch" forName="rootText3"/>
+                        <dgm:constr type="t" for="ch" forName="rootText3"/>
+                        <dgm:constr type="w" for="ch" forName="rootText3" refType="w"/>
+                        <dgm:constr type="h" for="ch" forName="rootText3" refType="h"/>
+                        <dgm:constr type="r" for="ch" forName="rootConnector3" refType="w"/>
+                        <dgm:constr type="t" for="ch" forName="rootConnector3"/>
+                        <dgm:constr type="w" for="ch" forName="rootConnector3" refType="w" refFor="ch" refForName="rootText3" fact="0.2"/>
+                        <dgm:constr type="h" for="ch" forName="rootConnector3" refType="h" refFor="ch" refForName="rootText3"/>
+                      </dgm:constrLst>
+                    </dgm:else>
+                  </dgm:choose>
+                  <dgm:ruleLst/>
+                  <dgm:layoutNode name="rootText3">
+                    <dgm:varLst>
+                      <dgm:chPref val="3"/>
+                    </dgm:varLst>
+                    <dgm:alg type="tx"/>
+                    <dgm:shape xmlns:r="http://schemas.openxmlformats.org/officeDocument/2006/relationships" type="rect" r:blip="">
+                      <dgm:adjLst/>
+                    </dgm:shape>
+                    <dgm:presOf axis="self" ptType="node" cnt="1"/>
+                    <dgm:constrLst>
+                      <dgm:constr type="primFontSz" val="65"/>
+                      <dgm:constr type="lMarg" refType="primFontSz" fact="0.05"/>
+                      <dgm:constr type="rMarg" refType="primFontSz" fact="0.05"/>
+                      <dgm:constr type="tMarg" refType="primFontSz" fact="0.05"/>
+                      <dgm:constr type="bMarg" refType="primFontSz" fact="0.05"/>
+                    </dgm:constrLst>
+                    <dgm:ruleLst>
+                      <dgm:rule type="primFontSz" val="5" fact="NaN" max="NaN"/>
+                    </dgm:ruleLst>
+                  </dgm:layoutNode>
+                  <dgm:layoutNode name="rootConnector3" moveWith="rootText1">
+                    <dgm:alg type="sp"/>
+                    <dgm:shape xmlns:r="http://schemas.openxmlformats.org/officeDocument/2006/relationships" type="rect" r:blip="" hideGeom="1">
+                      <dgm:adjLst/>
+                    </dgm:shape>
+                    <dgm:presOf axis="self" ptType="node" cnt="1"/>
+                    <dgm:constrLst/>
+                    <dgm:ruleLst/>
+                  </dgm:layoutNode>
+                </dgm:layoutNode>
+                <dgm:layoutNode name="hierChild6">
+                  <dgm:choose name="Name127">
+                    <dgm:if name="Name128" func="var" arg="hierBranch" op="equ" val="l">
+                      <dgm:alg type="hierChild">
+                        <dgm:param type="chAlign" val="r"/>
+                        <dgm:param type="linDir" val="fromT"/>
+                      </dgm:alg>
+                    </dgm:if>
+                    <dgm:if name="Name129" func="var" arg="hierBranch" op="equ" val="r">
+                      <dgm:alg type="hierChild">
+                        <dgm:param type="chAlign" val="l"/>
+                        <dgm:param type="linDir" val="fromT"/>
+                      </dgm:alg>
+                    </dgm:if>
+                    <dgm:if name="Name130" func="var" arg="hierBranch" op="equ" val="hang">
+                      <dgm:choose name="Name131">
+                        <dgm:if name="Name132" func="var" arg="dir" op="equ" val="norm">
+                          <dgm:alg type="hierChild">
+                            <dgm:param type="chAlign" val="l"/>
+                            <dgm:param type="linDir" val="fromL"/>
+                            <dgm:param type="secChAlign" val="t"/>
+                            <dgm:param type="secLinDir" val="fromT"/>
+                          </dgm:alg>
+                        </dgm:if>
+                        <dgm:else name="Name133">
+                          <dgm:alg type="hierChild">
+                            <dgm:param type="chAlign" val="l"/>
+                            <dgm:param type="linDir" val="fromR"/>
+                            <dgm:param type="secChAlign" val="t"/>
+                            <dgm:param type="secLinDir" val="fromT"/>
+                          </dgm:alg>
+                        </dgm:else>
+                      </dgm:choose>
+                    </dgm:if>
+                    <dgm:if name="Name134" func="var" arg="hierBranch" op="equ" val="std">
+                      <dgm:choose name="Name135">
+                        <dgm:if name="Name136" func="var" arg="dir" op="equ" val="norm">
+                          <dgm:alg type="hierChild"/>
+                        </dgm:if>
+                        <dgm:else name="Name137">
+                          <dgm:alg type="hierChild">
+                            <dgm:param type="linDir" val="fromR"/>
+                          </dgm:alg>
+                        </dgm:else>
+                      </dgm:choose>
+                    </dgm:if>
+                    <dgm:if name="Name138" func="var" arg="hierBranch" op="equ" val="init">
+                      <dgm:choose name="Name139">
+                        <dgm:if name="Name140" axis="des" func="maxDepth" op="lte" val="1">
+                          <dgm:alg type="hierChild">
+                            <dgm:param type="chAlign" val="l"/>
+                            <dgm:param type="linDir" val="fromT"/>
+                          </dgm:alg>
+                        </dgm:if>
+                        <dgm:else name="Name141">
+                          <dgm:alg type="hierChild"/>
+                        </dgm:else>
+                      </dgm:choose>
+                    </dgm:if>
+                    <dgm:else name="Name142"/>
+                  </dgm:choose>
+                  <dgm:shape xmlns:r="http://schemas.openxmlformats.org/officeDocument/2006/relationships" r:blip="">
+                    <dgm:adjLst/>
+                  </dgm:shape>
+                  <dgm:presOf/>
+                  <dgm:constrLst/>
+                  <dgm:ruleLst/>
+                  <dgm:forEach name="Name143" ref="rep2a"/>
+                </dgm:layoutNode>
+                <dgm:layoutNode name="hierChild7">
+                  <dgm:choose name="Name144">
+                    <dgm:if name="Name145" func="var" arg="dir" op="equ" val="norm">
+                      <dgm:alg type="hierChild">
+                        <dgm:param type="chAlign" val="l"/>
+                        <dgm:param type="linDir" val="fromL"/>
+                        <dgm:param type="secChAlign" val="t"/>
+                        <dgm:param type="secLinDir" val="fromT"/>
+                      </dgm:alg>
+                    </dgm:if>
+                    <dgm:else name="Name146">
+                      <dgm:alg type="hierChild">
+                        <dgm:param type="chAlign" val="l"/>
+                        <dgm:param type="linDir" val="fromR"/>
+                        <dgm:param type="secChAlign" val="t"/>
+                        <dgm:param type="secLinDir" val="fromT"/>
+                      </dgm:alg>
+                    </dgm:else>
+                  </dgm:choose>
+                  <dgm:shape xmlns:r="http://schemas.openxmlformats.org/officeDocument/2006/relationships" r:blip="">
+                    <dgm:adjLst/>
+                  </dgm:shape>
+                  <dgm:presOf/>
+                  <dgm:constrLst/>
+                  <dgm:ruleLst/>
+                  <dgm:forEach name="Name147" ref="rep2b"/>
+                </dgm:layoutNode>
+              </dgm:layoutNode>
+            </dgm:forEach>
+          </dgm:layoutNode>
+        </dgm:layoutNode>
+      </dgm:forEach>
+    </dgm:forEach>
+  </dgm:layoutNode>
+</dgm:layoutDef>
+</file>
+
+<file path=word/diagrams/quickStyle1.xml><?xml version="1.0" encoding="utf-8"?>
+<dgm:styleDef xmlns:dgm="http://schemas.openxmlformats.org/drawingml/2006/diagram" xmlns:a="http://schemas.openxmlformats.org/drawingml/2006/main" uniqueId="urn:microsoft.com/office/officeart/2005/8/quickstyle/simple1">
+  <dgm:title val=""/>
+  <dgm:desc val=""/>
+  <dgm:catLst>
+    <dgm:cat type="simple" pri="10100"/>
+  </dgm:catLst>
+  <dgm:scene3d>
+    <a:camera prst="orthographicFront"/>
+    <a:lightRig rig="threePt" dir="t"/>
+  </dgm:scene3d>
+  <dgm:styleLbl name="node0">
+    <dgm:scene3d>
+      <a:camera prst="orthographicFront"/>
+      <a:lightRig rig="threePt" dir="t"/>
+    </dgm:scene3d>
+    <dgm:sp3d/>
+    <dgm:txPr/>
+    <dgm:style>
+      <a:lnRef idx="2">
+        <a:scrgbClr r="0" g="0" b="0"/>
+      </a:lnRef>
+      <a:fillRef idx="1">
+        <a:scrgbClr r="0" g="0" b="0"/>
+      </a:fillRef>
+      <a:effectRef idx="0">
+        <a:scrgbClr r="0" g="0" b="0"/>
+      </a:effectRef>
+      <a:fontRef idx="minor">
+        <a:schemeClr val="lt1"/>
+      </a:fontRef>
+    </dgm:style>
+  </dgm:styleLbl>
+  <dgm:styleLbl name="lnNode1">
+    <dgm:scene3d>
+      <a:camera prst="orthographicFront"/>
+      <a:lightRig rig="threePt" dir="t"/>
+    </dgm:scene3d>
+    <dgm:sp3d/>
+    <dgm:txPr/>
+    <dgm:style>
+      <a:lnRef idx="2">
+        <a:scrgbClr r="0" g="0" b="0"/>
+      </a:lnRef>
+      <a:fillRef idx="1">
+        <a:scrgbClr r="0" g="0" b="0"/>
+      </a:fillRef>
+      <a:effectRef idx="0">
+        <a:scrgbClr r="0" g="0" b="0"/>
+      </a:effectRef>
+      <a:fontRef idx="minor">
+        <a:schemeClr val="lt1"/>
+      </a:fontRef>
+    </dgm:style>
+  </dgm:styleLbl>
+  <dgm:styleLbl name="vennNode1">
+    <dgm:scene3d>
+      <a:camera prst="orthographicFront"/>
+      <a:lightRig rig="threePt" dir="t"/>
+    </dgm:scene3d>
+    <dgm:sp3d/>
+    <dgm:txPr/>
+    <dgm:style>
+      <a:lnRef idx="2">
+        <a:scrgbClr r="0" g="0" b="0"/>
+      </a:lnRef>
+      <a:fillRef idx="1">
+        <a:scrgbClr r="0" g="0" b="0"/>
+      </a:fillRef>
+      <a:effectRef idx="0">
+        <a:scrgbClr r="0" g="0" b="0"/>
+      </a:effectRef>
+      <a:fontRef idx="minor">
+        <a:schemeClr val="tx1"/>
+      </a:fontRef>
+    </dgm:style>
+  </dgm:styleLbl>
+  <dgm:styleLbl name="alignNode1">
+    <dgm:scene3d>
+      <a:camera prst="orthographicFront"/>
+      <a:lightRig rig="threePt" dir="t"/>
+    </dgm:scene3d>
+    <dgm:sp3d/>
+    <dgm:txPr/>
+    <dgm:style>
+      <a:lnRef idx="2">
+        <a:scrgbClr r="0" g="0" b="0"/>
+      </a:lnRef>
+      <a:fillRef idx="1">
+        <a:scrgbClr r="0" g="0" b="0"/>
+      </a:fillRef>
+      <a:effectRef idx="0">
+        <a:scrgbClr r="0" g="0" b="0"/>
+      </a:effectRef>
+      <a:fontRef idx="minor">
+        <a:schemeClr val="lt1"/>
+      </a:fontRef>
+    </dgm:style>
+  </dgm:styleLbl>
+  <dgm:styleLbl name="node1">
+    <dgm:scene3d>
+      <a:camera prst="orthographicFront"/>
+      <a:lightRig rig="threePt" dir="t"/>
+    </dgm:scene3d>
+    <dgm:sp3d/>
+    <dgm:txPr/>
+    <dgm:style>
+      <a:lnRef idx="2">
+        <a:scrgbClr r="0" g="0" b="0"/>
+      </a:lnRef>
+      <a:fillRef idx="1">
+        <a:scrgbClr r="0" g="0" b="0"/>
+      </a:fillRef>
+      <a:effectRef idx="0">
+        <a:scrgbClr r="0" g="0" b="0"/>
+      </a:effectRef>
+      <a:fontRef idx="minor">
+        <a:schemeClr val="lt1"/>
+      </a:fontRef>
+    </dgm:style>
+  </dgm:styleLbl>
+  <dgm:styleLbl name="node2">
+    <dgm:scene3d>
+      <a:camera prst="orthographicFront"/>
+      <a:lightRig rig="threePt" dir="t"/>
+    </dgm:scene3d>
+    <dgm:sp3d/>
+    <dgm:txPr/>
+    <dgm:style>
+      <a:lnRef idx="2">
+        <a:scrgbClr r="0" g="0" b="0"/>
+      </a:lnRef>
+      <a:fillRef idx="1">
+        <a:scrgbClr r="0" g="0" b="0"/>
+      </a:fillRef>
+      <a:effectRef idx="0">
+        <a:scrgbClr r="0" g="0" b="0"/>
+      </a:effectRef>
+      <a:fontRef idx="minor">
+        <a:schemeClr val="lt1"/>
+      </a:fontRef>
+    </dgm:style>
+  </dgm:styleLbl>
+  <dgm:styleLbl name="node3">
+    <dgm:scene3d>
+      <a:camera prst="orthographicFront"/>
+      <a:lightRig rig="threePt" dir="t"/>
+    </dgm:scene3d>
+    <dgm:sp3d/>
+    <dgm:txPr/>
+    <dgm:style>
+      <a:lnRef idx="2">
+        <a:scrgbClr r="0" g="0" b="0"/>
+      </a:lnRef>
+      <a:fillRef idx="1">
+        <a:scrgbClr r="0" g="0" b="0"/>
+      </a:fillRef>
+      <a:effectRef idx="0">
+        <a:scrgbClr r="0" g="0" b="0"/>
+      </a:effectRef>
+      <a:fontRef idx="minor">
+        <a:schemeClr val="lt1"/>
+      </a:fontRef>
+    </dgm:style>
+  </dgm:styleLbl>
+  <dgm:styleLbl name="node4">
+    <dgm:scene3d>
+      <a:camera prst="orthographicFront"/>
+      <a:lightRig rig="threePt" dir="t"/>
+    </dgm:scene3d>
+    <dgm:sp3d/>
+    <dgm:txPr/>
+    <dgm:style>
+      <a:lnRef idx="2">
+        <a:scrgbClr r="0" g="0" b="0"/>
+      </a:lnRef>
+      <a:fillRef idx="1">
+        <a:scrgbClr r="0" g="0" b="0"/>
+      </a:fillRef>
+      <a:effectRef idx="0">
+        <a:scrgbClr r="0" g="0" b="0"/>
+      </a:effectRef>
+      <a:fontRef idx="minor">
+        <a:schemeClr val="lt1"/>
+      </a:fontRef>
+    </dgm:style>
+  </dgm:styleLbl>
+  <dgm:styleLbl name="fgImgPlace1">
+    <dgm:scene3d>
+      <a:camera prst="orthographicFront"/>
+      <a:lightRig rig="threePt" dir="t"/>
+    </dgm:scene3d>
+    <dgm:sp3d/>
+    <dgm:txPr/>
+    <dgm:style>
+      <a:lnRef idx="2">
+        <a:scrgbClr r="0" g="0" b="0"/>
+      </a:lnRef>
+      <a:fillRef idx="1">
+        <a:scrgbClr r="0" g="0" b="0"/>
+      </a:fillRef>
+      <a:effectRef idx="0">
+        <a:scrgbClr r="0" g="0" b="0"/>
+      </a:effectRef>
+      <a:fontRef idx="minor"/>
+    </dgm:style>
+  </dgm:styleLbl>
+  <dgm:styleLbl name="alignImgPlace1">
+    <dgm:scene3d>
+      <a:camera prst="orthographicFront"/>
+      <a:lightRig rig="threePt" dir="t"/>
+    </dgm:scene3d>
+    <dgm:sp3d/>
+    <dgm:txPr/>
+    <dgm:style>
+      <a:lnRef idx="2">
+        <a:scrgbClr r="0" g="0" b="0"/>
+      </a:lnRef>
+      <a:fillRef idx="1">
+        <a:scrgbClr r="0" g="0" b="0"/>
+      </a:fillRef>
+      <a:effectRef idx="0">
+        <a:scrgbClr r="0" g="0" b="0"/>
+      </a:effectRef>
+      <a:fontRef idx="minor"/>
+    </dgm:style>
+  </dgm:styleLbl>
+  <dgm:styleLbl name="bgImgPlace1">
+    <dgm:scene3d>
+      <a:camera prst="orthographicFront"/>
+      <a:lightRig rig="threePt" dir="t"/>
+    </dgm:scene3d>
+    <dgm:sp3d/>
+    <dgm:txPr/>
+    <dgm:style>
+      <a:lnRef idx="2">
+        <a:scrgbClr r="0" g="0" b="0"/>
+      </a:lnRef>
+      <a:fillRef idx="1">
+        <a:scrgbClr r="0" g="0" b="0"/>
+      </a:fillRef>
+      <a:effectRef idx="0">
+        <a:scrgbClr r="0" g="0" b="0"/>
+      </a:effectRef>
+      <a:fontRef idx="minor"/>
+    </dgm:style>
+  </dgm:styleLbl>
+  <dgm:styleLbl name="sibTrans2D1">
+    <dgm:scene3d>
+      <a:camera prst="orthographicFront"/>
+      <a:lightRig rig="threePt" dir="t"/>
+    </dgm:scene3d>
+    <dgm:sp3d/>
+    <dgm:txPr/>
+    <dgm:style>
+      <a:lnRef idx="0">
+        <a:scrgbClr r="0" g="0" b="0"/>
+      </a:lnRef>
+      <a:fillRef idx="1">
+        <a:scrgbClr r="0" g="0" b="0"/>
+      </a:fillRef>
+      <a:effectRef idx="0">
+        <a:scrgbClr r="0" g="0" b="0"/>
+      </a:effectRef>
+      <a:fontRef idx="minor">
+        <a:schemeClr val="lt1"/>
+      </a:fontRef>
+    </dgm:style>
+  </dgm:styleLbl>
+  <dgm:styleLbl name="fgSibTrans2D1">
+    <dgm:scene3d>
+      <a:camera prst="orthographicFront"/>
+      <a:lightRig rig="threePt" dir="t"/>
+    </dgm:scene3d>
+    <dgm:sp3d/>
+    <dgm:txPr/>
+    <dgm:style>
+      <a:lnRef idx="0">
+        <a:scrgbClr r="0" g="0" b="0"/>
+      </a:lnRef>
+      <a:fillRef idx="1">
+        <a:scrgbClr r="0" g="0" b="0"/>
+      </a:fillRef>
+      <a:effectRef idx="0">
+        <a:scrgbClr r="0" g="0" b="0"/>
+      </a:effectRef>
+      <a:fontRef idx="minor">
+        <a:schemeClr val="lt1"/>
+      </a:fontRef>
+    </dgm:style>
+  </dgm:styleLbl>
+  <dgm:styleLbl name="bgSibTrans2D1">
+    <dgm:scene3d>
+      <a:camera prst="orthographicFront"/>
+      <a:lightRig rig="threePt" dir="t"/>
+    </dgm:scene3d>
+    <dgm:sp3d/>
+    <dgm:txPr/>
+    <dgm:style>
+      <a:lnRef idx="0">
+        <a:scrgbClr r="0" g="0" b="0"/>
+      </a:lnRef>
+      <a:fillRef idx="1">
+        <a:scrgbClr r="0" g="0" b="0"/>
+      </a:fillRef>
+      <a:effectRef idx="0">
+        <a:scrgbClr r="0" g="0" b="0"/>
+      </a:effectRef>
+      <a:fontRef idx="minor">
+        <a:schemeClr val="lt1"/>
+      </a:fontRef>
+    </dgm:style>
+  </dgm:styleLbl>
+  <dgm:styleLbl name="sibTrans1D1">
+    <dgm:scene3d>
+      <a:camera prst="orthographicFront"/>
+      <a:lightRig rig="threePt" dir="t"/>
+    </dgm:scene3d>
+    <dgm:sp3d/>
+    <dgm:txPr/>
+    <dgm:style>
+      <a:lnRef idx="1">
+        <a:scrgbClr r="0" g="0" b="0"/>
+      </a:lnRef>
+      <a:fillRef idx="0">
+        <a:scrgbClr r="0" g="0" b="0"/>
+      </a:fillRef>
+      <a:effectRef idx="0">
+        <a:scrgbClr r="0" g="0" b="0"/>
+      </a:effectRef>
+      <a:fontRef idx="minor"/>
+    </dgm:style>
+  </dgm:styleLbl>
+  <dgm:styleLbl name="callout">
+    <dgm:scene3d>
+      <a:camera prst="orthographicFront"/>
+      <a:lightRig rig="threePt" dir="t"/>
+    </dgm:scene3d>
+    <dgm:sp3d/>
+    <dgm:txPr/>
+    <dgm:style>
+      <a:lnRef idx="2">
+        <a:scrgbClr r="0" g="0" b="0"/>
+      </a:lnRef>
+      <a:fillRef idx="1">
+        <a:scrgbClr r="0" g="0" b="0"/>
+      </a:fillRef>
+      <a:effectRef idx="0">
+        <a:scrgbClr r="0" g="0" b="0"/>
+      </a:effectRef>
+      <a:fontRef idx="minor"/>
+    </dgm:style>
+  </dgm:styleLbl>
+  <dgm:styleLbl name="asst0">
+    <dgm:scene3d>
+      <a:camera prst="orthographicFront"/>
+      <a:lightRig rig="threePt" dir="t"/>
+    </dgm:scene3d>
+    <dgm:sp3d/>
+    <dgm:txPr/>
+    <dgm:style>
+      <a:lnRef idx="2">
+        <a:scrgbClr r="0" g="0" b="0"/>
+      </a:lnRef>
+      <a:fillRef idx="1">
+        <a:scrgbClr r="0" g="0" b="0"/>
+      </a:fillRef>
+      <a:effectRef idx="0">
+        <a:scrgbClr r="0" g="0" b="0"/>
+      </a:effectRef>
+      <a:fontRef idx="minor">
+        <a:schemeClr val="lt1"/>
+      </a:fontRef>
+    </dgm:style>
+  </dgm:styleLbl>
+  <dgm:styleLbl name="asst1">
+    <dgm:scene3d>
+      <a:camera prst="orthographicFront"/>
+      <a:lightRig rig="threePt" dir="t"/>
+    </dgm:scene3d>
+    <dgm:sp3d/>
+    <dgm:txPr/>
+    <dgm:style>
+      <a:lnRef idx="2">
+        <a:scrgbClr r="0" g="0" b="0"/>
+      </a:lnRef>
+      <a:fillRef idx="1">
+        <a:scrgbClr r="0" g="0" b="0"/>
+      </a:fillRef>
+      <a:effectRef idx="0">
+        <a:scrgbClr r="0" g="0" b="0"/>
+      </a:effectRef>
+      <a:fontRef idx="minor">
+        <a:schemeClr val="lt1"/>
+      </a:fontRef>
+    </dgm:style>
+  </dgm:styleLbl>
+  <dgm:styleLbl name="asst2">
+    <dgm:scene3d>
+      <a:camera prst="orthographicFront"/>
+      <a:lightRig rig="threePt" dir="t"/>
+    </dgm:scene3d>
+    <dgm:sp3d/>
+    <dgm:txPr/>
+    <dgm:style>
+      <a:lnRef idx="2">
+        <a:scrgbClr r="0" g="0" b="0"/>
+      </a:lnRef>
+      <a:fillRef idx="1">
+        <a:scrgbClr r="0" g="0" b="0"/>
+      </a:fillRef>
+      <a:effectRef idx="0">
+        <a:scrgbClr r="0" g="0" b="0"/>
+      </a:effectRef>
+      <a:fontRef idx="minor">
+        <a:schemeClr val="lt1"/>
+      </a:fontRef>
+    </dgm:style>
+  </dgm:styleLbl>
+  <dgm:styleLbl name="asst3">
+    <dgm:scene3d>
+      <a:camera prst="orthographicFront"/>
+      <a:lightRig rig="threePt" dir="t"/>
+    </dgm:scene3d>
+    <dgm:sp3d/>
+    <dgm:txPr/>
+    <dgm:style>
+      <a:lnRef idx="2">
+        <a:scrgbClr r="0" g="0" b="0"/>
+      </a:lnRef>
+      <a:fillRef idx="1">
+        <a:scrgbClr r="0" g="0" b="0"/>
+      </a:fillRef>
+      <a:effectRef idx="0">
+        <a:scrgbClr r="0" g="0" b="0"/>
+      </a:effectRef>
+      <a:fontRef idx="minor">
+        <a:schemeClr val="lt1"/>
+      </a:fontRef>
+    </dgm:style>
+  </dgm:styleLbl>
+  <dgm:styleLbl name="asst4">
+    <dgm:scene3d>
+      <a:camera prst="orthographicFront"/>
+      <a:lightRig rig="threePt" dir="t"/>
+    </dgm:scene3d>
+    <dgm:sp3d/>
+    <dgm:txPr/>
+    <dgm:style>
+      <a:lnRef idx="2">
+        <a:scrgbClr r="0" g="0" b="0"/>
+      </a:lnRef>
+      <a:fillRef idx="1">
+        <a:scrgbClr r="0" g="0" b="0"/>
+      </a:fillRef>
+      <a:effectRef idx="0">
+        <a:scrgbClr r="0" g="0" b="0"/>
+      </a:effectRef>
+      <a:fontRef idx="minor">
+        <a:schemeClr val="lt1"/>
+      </a:fontRef>
+    </dgm:style>
+  </dgm:styleLbl>
+  <dgm:styleLbl name="parChTrans2D1">
+    <dgm:scene3d>
+      <a:camera prst="orthographicFront"/>
+      <a:lightRig rig="threePt" dir="t"/>
+    </dgm:scene3d>
+    <dgm:sp3d/>
+    <dgm:txPr/>
+    <dgm:style>
+      <a:lnRef idx="2">
+        <a:scrgbClr r="0" g="0" b="0"/>
+      </a:lnRef>
+      <a:fillRef idx="1">
+        <a:scrgbClr r="0" g="0" b="0"/>
+      </a:fillRef>
+      <a:effectRef idx="0">
+        <a:scrgbClr r="0" g="0" b="0"/>
+      </a:effectRef>
+      <a:fontRef idx="minor">
+        <a:schemeClr val="lt1"/>
+      </a:fontRef>
+    </dgm:style>
+  </dgm:styleLbl>
+  <dgm:styleLbl name="parChTrans2D2">
+    <dgm:scene3d>
+      <a:camera prst="orthographicFront"/>
+      <a:lightRig rig="threePt" dir="t"/>
+    </dgm:scene3d>
+    <dgm:sp3d/>
+    <dgm:txPr/>
+    <dgm:style>
+      <a:lnRef idx="2">
+        <a:scrgbClr r="0" g="0" b="0"/>
+      </a:lnRef>
+      <a:fillRef idx="1">
+        <a:scrgbClr r="0" g="0" b="0"/>
+      </a:fillRef>
+      <a:effectRef idx="0">
+        <a:scrgbClr r="0" g="0" b="0"/>
+      </a:effectRef>
+      <a:fontRef idx="minor">
+        <a:schemeClr val="lt1"/>
+      </a:fontRef>
+    </dgm:style>
+  </dgm:styleLbl>
+  <dgm:styleLbl name="parChTrans2D3">
+    <dgm:scene3d>
+      <a:camera prst="orthographicFront"/>
+      <a:lightRig rig="threePt" dir="t"/>
+    </dgm:scene3d>
+    <dgm:sp3d/>
+    <dgm:txPr/>
+    <dgm:style>
+      <a:lnRef idx="2">
+        <a:scrgbClr r="0" g="0" b="0"/>
+      </a:lnRef>
+      <a:fillRef idx="1">
+        <a:scrgbClr r="0" g="0" b="0"/>
+      </a:fillRef>
+      <a:effectRef idx="0">
+        <a:scrgbClr r="0" g="0" b="0"/>
+      </a:effectRef>
+      <a:fontRef idx="minor">
+        <a:schemeClr val="lt1"/>
+      </a:fontRef>
+    </dgm:style>
+  </dgm:styleLbl>
+  <dgm:styleLbl name="parChTrans2D4">
+    <dgm:scene3d>
+      <a:camera prst="orthographicFront"/>
+      <a:lightRig rig="threePt" dir="t"/>
+    </dgm:scene3d>
+    <dgm:sp3d/>
+    <dgm:txPr/>
+    <dgm:style>
+      <a:lnRef idx="2">
+        <a:scrgbClr r="0" g="0" b="0"/>
+      </a:lnRef>
+      <a:fillRef idx="1">
+        <a:scrgbClr r="0" g="0" b="0"/>
+      </a:fillRef>
+      <a:effectRef idx="0">
+        <a:scrgbClr r="0" g="0" b="0"/>
+      </a:effectRef>
+      <a:fontRef idx="minor">
+        <a:schemeClr val="lt1"/>
+      </a:fontRef>
+    </dgm:style>
+  </dgm:styleLbl>
+  <dgm:styleLbl name="parChTrans1D1">
+    <dgm:scene3d>
+      <a:camera prst="orthographicFront"/>
+      <a:lightRig rig="threePt" dir="t"/>
+    </dgm:scene3d>
+    <dgm:sp3d/>
+    <dgm:txPr/>
+    <dgm:style>
+      <a:lnRef idx="2">
+        <a:scrgbClr r="0" g="0" b="0"/>
+      </a:lnRef>
+      <a:fillRef idx="0">
+        <a:scrgbClr r="0" g="0" b="0"/>
+      </a:fillRef>
+      <a:effectRef idx="0">
+        <a:scrgbClr r="0" g="0" b="0"/>
+      </a:effectRef>
+      <a:fontRef idx="minor"/>
+    </dgm:style>
+  </dgm:styleLbl>
+  <dgm:styleLbl name="parChTrans1D2">
+    <dgm:scene3d>
+      <a:camera prst="orthographicFront"/>
+      <a:lightRig rig="threePt" dir="t"/>
+    </dgm:scene3d>
+    <dgm:sp3d/>
+    <dgm:txPr/>
+    <dgm:style>
+      <a:lnRef idx="2">
+        <a:scrgbClr r="0" g="0" b="0"/>
+      </a:lnRef>
+      <a:fillRef idx="0">
+        <a:scrgbClr r="0" g="0" b="0"/>
+      </a:fillRef>
+      <a:effectRef idx="0">
+        <a:scrgbClr r="0" g="0" b="0"/>
+      </a:effectRef>
+      <a:fontRef idx="minor"/>
+    </dgm:style>
+  </dgm:styleLbl>
+  <dgm:styleLbl name="parChTrans1D3">
+    <dgm:scene3d>
+      <a:camera prst="orthographicFront"/>
+      <a:lightRig rig="threePt" dir="t"/>
+    </dgm:scene3d>
+    <dgm:sp3d/>
+    <dgm:txPr/>
+    <dgm:style>
+      <a:lnRef idx="2">
+        <a:scrgbClr r="0" g="0" b="0"/>
+      </a:lnRef>
+      <a:fillRef idx="0">
+        <a:scrgbClr r="0" g="0" b="0"/>
+      </a:fillRef>
+      <a:effectRef idx="0">
+        <a:scrgbClr r="0" g="0" b="0"/>
+      </a:effectRef>
+      <a:fontRef idx="minor"/>
+    </dgm:style>
+  </dgm:styleLbl>
+  <dgm:styleLbl name="parChTrans1D4">
+    <dgm:scene3d>
+      <a:camera prst="orthographicFront"/>
+      <a:lightRig rig="threePt" dir="t"/>
+    </dgm:scene3d>
+    <dgm:sp3d/>
+    <dgm:txPr/>
+    <dgm:style>
+      <a:lnRef idx="2">
+        <a:scrgbClr r="0" g="0" b="0"/>
+      </a:lnRef>
+      <a:fillRef idx="0">
+        <a:scrgbClr r="0" g="0" b="0"/>
+      </a:fillRef>
+      <a:effectRef idx="0">
+        <a:scrgbClr r="0" g="0" b="0"/>
+      </a:effectRef>
+      <a:fontRef idx="minor"/>
+    </dgm:style>
+  </dgm:styleLbl>
+  <dgm:styleLbl name="fgAcc1">
+    <dgm:scene3d>
+      <a:camera prst="orthographicFront"/>
+      <a:lightRig rig="threePt" dir="t"/>
+    </dgm:scene3d>
+    <dgm:sp3d/>
+    <dgm:txPr/>
+    <dgm:style>
+      <a:lnRef idx="2">
+        <a:scrgbClr r="0" g="0" b="0"/>
+      </a:lnRef>
+      <a:fillRef idx="1">
+        <a:scrgbClr r="0" g="0" b="0"/>
+      </a:fillRef>
+      <a:effectRef idx="0">
+        <a:scrgbClr r="0" g="0" b="0"/>
+      </a:effectRef>
+      <a:fontRef idx="minor"/>
+    </dgm:style>
+  </dgm:styleLbl>
+  <dgm:styleLbl name="conFgAcc1">
+    <dgm:scene3d>
+      <a:camera prst="orthographicFront"/>
+      <a:lightRig rig="threePt" dir="t"/>
+    </dgm:scene3d>
+    <dgm:sp3d/>
+    <dgm:txPr/>
+    <dgm:style>
+      <a:lnRef idx="2">
+        <a:scrgbClr r="0" g="0" b="0"/>
+      </a:lnRef>
+      <a:fillRef idx="1">
+        <a:scrgbClr r="0" g="0" b="0"/>
+      </a:fillRef>
+      <a:effectRef idx="0">
+        <a:scrgbClr r="0" g="0" b="0"/>
+      </a:effectRef>
+      <a:fontRef idx="minor"/>
+    </dgm:style>
+  </dgm:styleLbl>
+  <dgm:styleLbl name="alignAcc1">
+    <dgm:scene3d>
+      <a:camera prst="orthographicFront"/>
+      <a:lightRig rig="threePt" dir="t"/>
+    </dgm:scene3d>
+    <dgm:sp3d/>
+    <dgm:txPr/>
+    <dgm:style>
+      <a:lnRef idx="2">
+        <a:scrgbClr r="0" g="0" b="0"/>
+      </a:lnRef>
+      <a:fillRef idx="1">
+        <a:scrgbClr r="0" g="0" b="0"/>
+      </a:fillRef>
+      <a:effectRef idx="0">
+        <a:scrgbClr r="0" g="0" b="0"/>
+      </a:effectRef>
+      <a:fontRef idx="minor"/>
+    </dgm:style>
+  </dgm:styleLbl>
+  <dgm:styleLbl name="trAlignAcc1">
+    <dgm:scene3d>
+      <a:camera prst="orthographicFront"/>
+      <a:lightRig rig="threePt" dir="t"/>
+    </dgm:scene3d>
+    <dgm:sp3d/>
+    <dgm:txPr/>
+    <dgm:style>
+      <a:lnRef idx="1">
+        <a:scrgbClr r="0" g="0" b="0"/>
+      </a:lnRef>
+      <a:fillRef idx="1">
+        <a:scrgbClr r="0" g="0" b="0"/>
+      </a:fillRef>
+      <a:effectRef idx="0">
+        <a:scrgbClr r="0" g="0" b="0"/>
+      </a:effectRef>
+      <a:fontRef idx="minor"/>
+    </dgm:style>
+  </dgm:styleLbl>
+  <dgm:styleLbl name="bgAcc1">
+    <dgm:scene3d>
+      <a:camera prst="orthographicFront"/>
+      <a:lightRig rig="threePt" dir="t"/>
+    </dgm:scene3d>
+    <dgm:sp3d/>
+    <dgm:txPr/>
+    <dgm:style>
+      <a:lnRef idx="2">
+        <a:scrgbClr r="0" g="0" b="0"/>
+      </a:lnRef>
+      <a:fillRef idx="1">
+        <a:scrgbClr r="0" g="0" b="0"/>
+      </a:fillRef>
+      <a:effectRef idx="0">
+        <a:scrgbClr r="0" g="0" b="0"/>
+      </a:effectRef>
+      <a:fontRef idx="minor"/>
+    </dgm:style>
+  </dgm:styleLbl>
+  <dgm:styleLbl name="solidFgAcc1">
+    <dgm:scene3d>
+      <a:camera prst="orthographicFront"/>
+      <a:lightRig rig="threePt" dir="t"/>
+    </dgm:scene3d>
+    <dgm:sp3d/>
+    <dgm:txPr/>
+    <dgm:style>
+      <a:lnRef idx="2">
+        <a:scrgbClr r="0" g="0" b="0"/>
+      </a:lnRef>
+      <a:fillRef idx="1">
+        <a:scrgbClr r="0" g="0" b="0"/>
+      </a:fillRef>
+      <a:effectRef idx="0">
+        <a:scrgbClr r="0" g="0" b="0"/>
+      </a:effectRef>
+      <a:fontRef idx="minor"/>
+    </dgm:style>
+  </dgm:styleLbl>
+  <dgm:styleLbl name="solidAlignAcc1">
+    <dgm:scene3d>
+      <a:camera prst="orthographicFront"/>
+      <a:lightRig rig="threePt" dir="t"/>
+    </dgm:scene3d>
+    <dgm:sp3d/>
+    <dgm:txPr/>
+    <dgm:style>
+      <a:lnRef idx="2">
+        <a:scrgbClr r="0" g="0" b="0"/>
+      </a:lnRef>
+      <a:fillRef idx="1">
+        <a:scrgbClr r="0" g="0" b="0"/>
+      </a:fillRef>
+      <a:effectRef idx="0">
+        <a:scrgbClr r="0" g="0" b="0"/>
+      </a:effectRef>
+      <a:fontRef idx="minor"/>
+    </dgm:style>
+  </dgm:styleLbl>
+  <dgm:styleLbl name="solidBgAcc1">
+    <dgm:scene3d>
+      <a:camera prst="orthographicFront"/>
+      <a:lightRig rig="threePt" dir="t"/>
+    </dgm:scene3d>
+    <dgm:sp3d/>
+    <dgm:txPr/>
+    <dgm:style>
+      <a:lnRef idx="2">
+        <a:scrgbClr r="0" g="0" b="0"/>
+      </a:lnRef>
+      <a:fillRef idx="1">
+        <a:scrgbClr r="0" g="0" b="0"/>
+      </a:fillRef>
+      <a:effectRef idx="0">
+        <a:scrgbClr r="0" g="0" b="0"/>
+      </a:effectRef>
+      <a:fontRef idx="minor"/>
+    </dgm:style>
+  </dgm:styleLbl>
+  <dgm:styleLbl name="fgAccFollowNode1">
+    <dgm:scene3d>
+      <a:camera prst="orthographicFront"/>
+      <a:lightRig rig="threePt" dir="t"/>
+    </dgm:scene3d>
+    <dgm:sp3d/>
+    <dgm:txPr/>
+    <dgm:style>
+      <a:lnRef idx="2">
+        <a:scrgbClr r="0" g="0" b="0"/>
+      </a:lnRef>
+      <a:fillRef idx="1">
+        <a:scrgbClr r="0" g="0" b="0"/>
+      </a:fillRef>
+      <a:effectRef idx="0">
+        <a:scrgbClr r="0" g="0" b="0"/>
+      </a:effectRef>
+      <a:fontRef idx="minor"/>
+    </dgm:style>
+  </dgm:styleLbl>
+  <dgm:styleLbl name="alignAccFollowNode1">
+    <dgm:scene3d>
+      <a:camera prst="orthographicFront"/>
+      <a:lightRig rig="threePt" dir="t"/>
+    </dgm:scene3d>
+    <dgm:sp3d/>
+    <dgm:txPr/>
+    <dgm:style>
+      <a:lnRef idx="2">
+        <a:scrgbClr r="0" g="0" b="0"/>
+      </a:lnRef>
+      <a:fillRef idx="1">
+        <a:scrgbClr r="0" g="0" b="0"/>
+      </a:fillRef>
+      <a:effectRef idx="0">
+        <a:scrgbClr r="0" g="0" b="0"/>
+      </a:effectRef>
+      <a:fontRef idx="minor"/>
+    </dgm:style>
+  </dgm:styleLbl>
+  <dgm:styleLbl name="bgAccFollowNode1">
+    <dgm:scene3d>
+      <a:camera prst="orthographicFront"/>
+      <a:lightRig rig="threePt" dir="t"/>
+    </dgm:scene3d>
+    <dgm:sp3d/>
+    <dgm:txPr/>
+    <dgm:style>
+      <a:lnRef idx="2">
+        <a:scrgbClr r="0" g="0" b="0"/>
+      </a:lnRef>
+      <a:fillRef idx="1">
+        <a:scrgbClr r="0" g="0" b="0"/>
+      </a:fillRef>
+      <a:effectRef idx="0">
+        <a:scrgbClr r="0" g="0" b="0"/>
+      </a:effectRef>
+      <a:fontRef idx="minor"/>
+    </dgm:style>
+  </dgm:styleLbl>
+  <dgm:styleLbl name="fgAcc0">
+    <dgm:scene3d>
+      <a:camera prst="orthographicFront"/>
+      <a:lightRig rig="threePt" dir="t"/>
+    </dgm:scene3d>
+    <dgm:sp3d/>
+    <dgm:txPr/>
+    <dgm:style>
+      <a:lnRef idx="2">
+        <a:scrgbClr r="0" g="0" b="0"/>
+      </a:lnRef>
+      <a:fillRef idx="1">
+        <a:scrgbClr r="0" g="0" b="0"/>
+      </a:fillRef>
+      <a:effectRef idx="0">
+        <a:scrgbClr r="0" g="0" b="0"/>
+      </a:effectRef>
+      <a:fontRef idx="minor"/>
+    </dgm:style>
+  </dgm:styleLbl>
+  <dgm:styleLbl name="fgAcc2">
+    <dgm:scene3d>
+      <a:camera prst="orthographicFront"/>
+      <a:lightRig rig="threePt" dir="t"/>
+    </dgm:scene3d>
+    <dgm:sp3d/>
+    <dgm:txPr/>
+    <dgm:style>
+      <a:lnRef idx="2">
+        <a:scrgbClr r="0" g="0" b="0"/>
+      </a:lnRef>
+      <a:fillRef idx="1">
+        <a:scrgbClr r="0" g="0" b="0"/>
+      </a:fillRef>
+      <a:effectRef idx="0">
+        <a:scrgbClr r="0" g="0" b="0"/>
+      </a:effectRef>
+      <a:fontRef idx="minor"/>
+    </dgm:style>
+  </dgm:styleLbl>
+  <dgm:styleLbl name="fgAcc3">
+    <dgm:scene3d>
+      <a:camera prst="orthographicFront"/>
+      <a:lightRig rig="threePt" dir="t"/>
+    </dgm:scene3d>
+    <dgm:sp3d/>
+    <dgm:txPr/>
+    <dgm:style>
+      <a:lnRef idx="2">
+        <a:scrgbClr r="0" g="0" b="0"/>
+      </a:lnRef>
+      <a:fillRef idx="1">
+        <a:scrgbClr r="0" g="0" b="0"/>
+      </a:fillRef>
+      <a:effectRef idx="0">
+        <a:scrgbClr r="0" g="0" b="0"/>
+      </a:effectRef>
+      <a:fontRef idx="minor"/>
+    </dgm:style>
+  </dgm:styleLbl>
+  <dgm:styleLbl name="fgAcc4">
+    <dgm:scene3d>
+      <a:camera prst="orthographicFront"/>
+      <a:lightRig rig="threePt" dir="t"/>
+    </dgm:scene3d>
+    <dgm:sp3d/>
+    <dgm:txPr/>
+    <dgm:style>
+      <a:lnRef idx="2">
+        <a:scrgbClr r="0" g="0" b="0"/>
+      </a:lnRef>
+      <a:fillRef idx="1">
+        <a:scrgbClr r="0" g="0" b="0"/>
+      </a:fillRef>
+      <a:effectRef idx="0">
+        <a:scrgbClr r="0" g="0" b="0"/>
+      </a:effectRef>
+      <a:fontRef idx="minor"/>
+    </dgm:style>
+  </dgm:styleLbl>
+  <dgm:styleLbl name="bgShp">
+    <dgm:scene3d>
+      <a:camera prst="orthographicFront"/>
+      <a:lightRig rig="threePt" dir="t"/>
+    </dgm:scene3d>
+    <dgm:sp3d/>
+    <dgm:txPr/>
+    <dgm:style>
+      <a:lnRef idx="0">
+        <a:scrgbClr r="0" g="0" b="0"/>
+      </a:lnRef>
+      <a:fillRef idx="1">
+        <a:scrgbClr r="0" g="0" b="0"/>
+      </a:fillRef>
+      <a:effectRef idx="0">
+        <a:scrgbClr r="0" g="0" b="0"/>
+      </a:effectRef>
+      <a:fontRef idx="minor"/>
+    </dgm:style>
+  </dgm:styleLbl>
+  <dgm:styleLbl name="dkBgShp">
+    <dgm:scene3d>
+      <a:camera prst="orthographicFront"/>
+      <a:lightRig rig="threePt" dir="t"/>
+    </dgm:scene3d>
+    <dgm:sp3d/>
+    <dgm:txPr/>
+    <dgm:style>
+      <a:lnRef idx="0">
+        <a:scrgbClr r="0" g="0" b="0"/>
+      </a:lnRef>
+      <a:fillRef idx="1">
+        <a:scrgbClr r="0" g="0" b="0"/>
+      </a:fillRef>
+      <a:effectRef idx="0">
+        <a:scrgbClr r="0" g="0" b="0"/>
+      </a:effectRef>
+      <a:fontRef idx="minor"/>
+    </dgm:style>
+  </dgm:styleLbl>
+  <dgm:styleLbl name="trBgShp">
+    <dgm:scene3d>
+      <a:camera prst="orthographicFront"/>
+      <a:lightRig rig="threePt" dir="t"/>
+    </dgm:scene3d>
+    <dgm:sp3d/>
+    <dgm:txPr/>
+    <dgm:style>
+      <a:lnRef idx="0">
+        <a:scrgbClr r="0" g="0" b="0"/>
+      </a:lnRef>
+      <a:fillRef idx="1">
+        <a:scrgbClr r="0" g="0" b="0"/>
+      </a:fillRef>
+      <a:effectRef idx="0">
+        <a:scrgbClr r="0" g="0" b="0"/>
+      </a:effectRef>
+      <a:fontRef idx="minor"/>
+    </dgm:style>
+  </dgm:styleLbl>
+  <dgm:styleLbl name="fgShp">
+    <dgm:scene3d>
+      <a:camera prst="orthographicFront"/>
+      <a:lightRig rig="threePt" dir="t"/>
+    </dgm:scene3d>
+    <dgm:sp3d/>
+    <dgm:txPr/>
+    <dgm:style>
+      <a:lnRef idx="2">
+        <a:scrgbClr r="0" g="0" b="0"/>
+      </a:lnRef>
+      <a:fillRef idx="1">
+        <a:scrgbClr r="0" g="0" b="0"/>
+      </a:fillRef>
+      <a:effectRef idx="0">
+        <a:scrgbClr r="0" g="0" b="0"/>
+      </a:effectRef>
+      <a:fontRef idx="minor"/>
+    </dgm:style>
+  </dgm:styleLbl>
+  <dgm:styleLbl name="revTx">
+    <dgm:scene3d>
+      <a:camera prst="orthographicFront"/>
+      <a:lightRig rig="threePt" dir="t"/>
+    </dgm:scene3d>
+    <dgm:sp3d/>
+    <dgm:txPr/>
+    <dgm:style>
+      <a:lnRef idx="0">
+        <a:scrgbClr r="0" g="0" b="0"/>
+      </a:lnRef>
+      <a:fillRef idx="0">
+        <a:scrgbClr r="0" g="0" b="0"/>
+      </a:fillRef>
+      <a:effectRef idx="0">
+        <a:scrgbClr r="0" g="0" b="0"/>
+      </a:effectRef>
+      <a:fontRef idx="minor"/>
+    </dgm:style>
+  </dgm:styleLbl>
+</dgm:styleDef>
+</file>
+
 <file path=word/theme/theme1.xml><?xml version="1.0" encoding="utf-8"?>
 <a:theme xmlns:a="http://schemas.openxmlformats.org/drawingml/2006/main" name="Tema de Office">
   <a:themeElements>
